--- a/capstone/Required_Capstone_Checkpoint_3_1_Worksheet.docx
+++ b/capstone/Required_Capstone_Checkpoint_3_1_Worksheet.docx
@@ -43,20 +43,15 @@
           <w:right w:val="nil"/>
           <w:between w:val="nil"/>
         </w:pBdr>
-        <w:spacing w:after="0"/>
         <w:rPr>
           <w:rFonts w:eastAsia="Aptos"/>
           <w:color w:val="000000"/>
-          <w:sz w:val="24"/>
-          <w:szCs w:val="24"/>
         </w:rPr>
       </w:pPr>
       <w:r>
         <w:rPr>
           <w:rFonts w:ascii="Aptos" w:eastAsia="Aptos" w:hAnsi="Aptos" w:cs="Aptos"/>
           <w:color w:val="000000"/>
-          <w:sz w:val="24"/>
-          <w:szCs w:val="24"/>
         </w:rPr>
         <w:t xml:space="preserve">☐ </w:t>
       </w:r>
@@ -64,8 +59,6 @@
         <w:rPr>
           <w:rFonts w:eastAsia="Aptos"/>
           <w:color w:val="000000"/>
-          <w:sz w:val="24"/>
-          <w:szCs w:val="24"/>
         </w:rPr>
         <w:t>A clear description of the retrieval system and intended user tasks</w:t>
       </w:r>
@@ -79,20 +72,15 @@
           <w:right w:val="nil"/>
           <w:between w:val="nil"/>
         </w:pBdr>
-        <w:spacing w:after="0"/>
         <w:rPr>
           <w:rFonts w:eastAsia="Aptos"/>
           <w:color w:val="000000"/>
-          <w:sz w:val="24"/>
-          <w:szCs w:val="24"/>
         </w:rPr>
       </w:pPr>
       <w:r>
         <w:rPr>
           <w:rFonts w:ascii="Segoe UI Symbol" w:eastAsia="Aptos" w:hAnsi="Segoe UI Symbol" w:cs="Segoe UI Symbol"/>
           <w:color w:val="000000"/>
-          <w:sz w:val="24"/>
-          <w:szCs w:val="24"/>
         </w:rPr>
         <w:t>☐</w:t>
       </w:r>
@@ -100,8 +88,6 @@
         <w:rPr>
           <w:rFonts w:eastAsia="Aptos"/>
           <w:color w:val="000000"/>
-          <w:sz w:val="24"/>
-          <w:szCs w:val="24"/>
         </w:rPr>
         <w:t xml:space="preserve"> Defined and justified evaluation criteria, metrics, and testing approach</w:t>
       </w:r>
@@ -115,20 +101,15 @@
           <w:right w:val="nil"/>
           <w:between w:val="nil"/>
         </w:pBdr>
-        <w:spacing w:after="0"/>
         <w:rPr>
           <w:rFonts w:eastAsia="Aptos"/>
           <w:color w:val="000000"/>
-          <w:sz w:val="24"/>
-          <w:szCs w:val="24"/>
         </w:rPr>
       </w:pPr>
       <w:r>
         <w:rPr>
           <w:rFonts w:ascii="Segoe UI Symbol" w:eastAsia="Aptos" w:hAnsi="Segoe UI Symbol" w:cs="Segoe UI Symbol"/>
           <w:color w:val="000000"/>
-          <w:sz w:val="24"/>
-          <w:szCs w:val="24"/>
         </w:rPr>
         <w:t>☐</w:t>
       </w:r>
@@ -136,8 +117,6 @@
         <w:rPr>
           <w:rFonts w:eastAsia="Aptos"/>
           <w:color w:val="000000"/>
-          <w:sz w:val="24"/>
-          <w:szCs w:val="24"/>
         </w:rPr>
         <w:t xml:space="preserve"> Baseline evaluation results supported by relevant examples or evidence</w:t>
       </w:r>
@@ -151,20 +130,15 @@
           <w:right w:val="nil"/>
           <w:between w:val="nil"/>
         </w:pBdr>
-        <w:spacing w:after="0"/>
         <w:rPr>
           <w:rFonts w:eastAsia="Aptos"/>
           <w:color w:val="000000"/>
-          <w:sz w:val="24"/>
-          <w:szCs w:val="24"/>
         </w:rPr>
       </w:pPr>
       <w:r>
         <w:rPr>
           <w:rFonts w:ascii="Segoe UI Symbol" w:eastAsia="Aptos" w:hAnsi="Segoe UI Symbol" w:cs="Segoe UI Symbol"/>
           <w:color w:val="000000"/>
-          <w:sz w:val="24"/>
-          <w:szCs w:val="24"/>
         </w:rPr>
         <w:t>☐</w:t>
       </w:r>
@@ -172,8 +146,6 @@
         <w:rPr>
           <w:rFonts w:eastAsia="Aptos"/>
           <w:color w:val="000000"/>
-          <w:sz w:val="24"/>
-          <w:szCs w:val="24"/>
         </w:rPr>
         <w:t xml:space="preserve"> Identification of meaningful system strengths, weaknesses, and likely failure modes</w:t>
       </w:r>
@@ -187,20 +159,15 @@
           <w:right w:val="nil"/>
           <w:between w:val="nil"/>
         </w:pBdr>
-        <w:spacing w:after="0"/>
         <w:rPr>
           <w:rFonts w:eastAsia="Aptos"/>
           <w:color w:val="000000"/>
-          <w:sz w:val="24"/>
-          <w:szCs w:val="24"/>
         </w:rPr>
       </w:pPr>
       <w:r>
         <w:rPr>
           <w:rFonts w:ascii="Segoe UI Symbol" w:eastAsia="Aptos" w:hAnsi="Segoe UI Symbol" w:cs="Segoe UI Symbol"/>
           <w:color w:val="000000"/>
-          <w:sz w:val="24"/>
-          <w:szCs w:val="24"/>
         </w:rPr>
         <w:t>☐</w:t>
       </w:r>
@@ -208,8 +175,6 @@
         <w:rPr>
           <w:rFonts w:eastAsia="Aptos"/>
           <w:color w:val="000000"/>
-          <w:sz w:val="24"/>
-          <w:szCs w:val="24"/>
         </w:rPr>
         <w:t xml:space="preserve"> Evidence that the evaluation framework can detect degraded, manipulated, or otherwise problematic outputs</w:t>
       </w:r>
@@ -223,20 +188,15 @@
           <w:right w:val="nil"/>
           <w:between w:val="nil"/>
         </w:pBdr>
-        <w:spacing w:after="0"/>
         <w:rPr>
           <w:rFonts w:eastAsia="Aptos"/>
           <w:color w:val="000000"/>
-          <w:sz w:val="24"/>
-          <w:szCs w:val="24"/>
         </w:rPr>
       </w:pPr>
       <w:r>
         <w:rPr>
           <w:rFonts w:ascii="Segoe UI Symbol" w:eastAsia="Aptos" w:hAnsi="Segoe UI Symbol" w:cs="Segoe UI Symbol"/>
           <w:color w:val="000000"/>
-          <w:sz w:val="24"/>
-          <w:szCs w:val="24"/>
         </w:rPr>
         <w:t>☐</w:t>
       </w:r>
@@ -244,8 +204,6 @@
         <w:rPr>
           <w:rFonts w:eastAsia="Aptos"/>
           <w:color w:val="000000"/>
-          <w:sz w:val="24"/>
-          <w:szCs w:val="24"/>
         </w:rPr>
         <w:t xml:space="preserve"> Reflection on potential blind spots or limitations in the evaluation framework</w:t>
       </w:r>
@@ -259,12 +217,9 @@
           <w:right w:val="nil"/>
           <w:between w:val="nil"/>
         </w:pBdr>
-        <w:spacing w:after="0"/>
         <w:rPr>
           <w:rFonts w:eastAsia="Aptos"/>
           <w:color w:val="000000"/>
-          <w:sz w:val="24"/>
-          <w:szCs w:val="24"/>
         </w:rPr>
       </w:pPr>
     </w:p>
@@ -277,7 +232,6 @@
           <w:right w:val="nil"/>
           <w:between w:val="nil"/>
         </w:pBdr>
-        <w:spacing w:after="0"/>
         <w:rPr>
           <w:rFonts w:ascii="Calibri" w:hAnsi="Calibri" w:cs="Calibri"/>
           <w:b/>
@@ -317,18 +271,11 @@
           <w:right w:val="nil"/>
           <w:between w:val="nil"/>
         </w:pBdr>
-        <w:spacing w:after="0"/>
-        <w:rPr>
-          <w:sz w:val="24"/>
-          <w:szCs w:val="24"/>
-        </w:rPr>
       </w:pPr>
       <w:r>
         <w:rPr>
           <w:rFonts w:eastAsia="Aptos"/>
           <w:color w:val="000000"/>
-          <w:sz w:val="24"/>
-          <w:szCs w:val="24"/>
         </w:rPr>
         <w:t>Briefly explain what the system retrieves or answers.</w:t>
       </w:r>
@@ -347,17 +294,11 @@
           <w:between w:val="nil"/>
         </w:pBdr>
         <w:spacing w:after="200"/>
-        <w:rPr>
-          <w:sz w:val="24"/>
-          <w:szCs w:val="24"/>
-        </w:rPr>
       </w:pPr>
       <w:r>
         <w:rPr>
           <w:rFonts w:eastAsia="Aptos"/>
           <w:color w:val="000000"/>
-          <w:sz w:val="24"/>
-          <w:szCs w:val="24"/>
         </w:rPr>
         <w:t>Identify the user tasks, questions, or decisions the system is intended to support.</w:t>
       </w:r>
@@ -388,18 +329,10 @@
             <w:shd w:val="clear" w:color="auto" w:fill="F2F2F2"/>
           </w:tcPr>
           <w:p>
-            <w:pPr>
-              <w:rPr>
-                <w:sz w:val="24"/>
-                <w:szCs w:val="24"/>
-              </w:rPr>
-            </w:pPr>
             <w:r>
               <w:rPr>
                 <w:b/>
                 <w:bCs/>
-                <w:sz w:val="24"/>
-                <w:szCs w:val="24"/>
               </w:rPr>
               <w:t>Brief description of your retrieval system</w:t>
             </w:r>
@@ -422,40 +355,16 @@
             </w:tcBorders>
           </w:tcPr>
           <w:p>
-            <w:pPr>
-              <w:rPr>
-                <w:sz w:val="24"/>
-                <w:szCs w:val="24"/>
-              </w:rPr>
-            </w:pPr>
-            <w:r>
-              <w:rPr>
-                <w:sz w:val="24"/>
-                <w:szCs w:val="24"/>
-              </w:rPr>
-              <w:t>Response:</w:t>
-            </w:r>
-          </w:p>
-          <w:p>
-            <w:pPr>
-              <w:spacing w:after="120"/>
-              <w:rPr>
-                <w:sz w:val="24"/>
-                <w:szCs w:val="24"/>
-              </w:rPr>
-            </w:pPr>
-          </w:p>
+            <w:r>
+              <w:t>My system retrieves relevant Wikipedia articles and uses an LLM to answer factual questions based on their content. It combines keyword search (BM25) with semantic vector search to find relevant documents. The model is instructed to use only the retrieved sources and acknowledge when they do not contain the answer.</w:t>
+            </w:r>
+          </w:p>
+          <w:p/>
         </w:tc>
       </w:tr>
     </w:tbl>
-    <w:p>
-      <w:pPr>
-        <w:rPr>
-          <w:sz w:val="24"/>
-          <w:szCs w:val="24"/>
-        </w:rPr>
-      </w:pPr>
-    </w:p>
+    <w:p/>
+    <w:p/>
     <w:tbl>
       <w:tblPr>
         <w:tblW w:w="10080" w:type="dxa"/>
@@ -482,18 +391,10 @@
             <w:shd w:val="clear" w:color="auto" w:fill="F2F2F2"/>
           </w:tcPr>
           <w:p>
-            <w:pPr>
-              <w:rPr>
-                <w:sz w:val="24"/>
-                <w:szCs w:val="24"/>
-              </w:rPr>
-            </w:pPr>
             <w:r>
               <w:rPr>
                 <w:b/>
                 <w:bCs/>
-                <w:sz w:val="24"/>
-                <w:szCs w:val="24"/>
               </w:rPr>
               <w:t>Intended user tasks or questions</w:t>
             </w:r>
@@ -515,28 +416,11 @@
             </w:tcBorders>
           </w:tcPr>
           <w:p>
-            <w:pPr>
-              <w:rPr>
-                <w:sz w:val="24"/>
-                <w:szCs w:val="24"/>
-              </w:rPr>
-            </w:pPr>
-            <w:r>
-              <w:rPr>
-                <w:sz w:val="24"/>
-                <w:szCs w:val="24"/>
-              </w:rPr>
-              <w:t>Response:</w:t>
-            </w:r>
-          </w:p>
-          <w:p>
-            <w:pPr>
-              <w:rPr>
-                <w:sz w:val="24"/>
-                <w:szCs w:val="24"/>
-              </w:rPr>
-            </w:pPr>
-          </w:p>
+            <w:r>
+              <w:t>Users can ask natural-language questions to find specific facts in Wikipedia articles, such as names, dates, and prices. Example tasks include identifying NFL draft picks, looking up information about an actor, and finding the sale date and price of the Brady Bunch house.</w:t>
+            </w:r>
+          </w:p>
+          <w:p/>
         </w:tc>
       </w:tr>
     </w:tbl>
@@ -571,18 +455,11 @@
           <w:right w:val="nil"/>
           <w:between w:val="nil"/>
         </w:pBdr>
-        <w:spacing w:after="0"/>
-        <w:rPr>
-          <w:sz w:val="24"/>
-          <w:szCs w:val="24"/>
-        </w:rPr>
       </w:pPr>
       <w:r>
         <w:rPr>
           <w:rFonts w:eastAsia="Aptos"/>
           <w:color w:val="000000"/>
-          <w:sz w:val="24"/>
-          <w:szCs w:val="24"/>
         </w:rPr>
         <w:t>Identify the criteria you will use to judge system performance.</w:t>
       </w:r>
@@ -600,18 +477,11 @@
           <w:right w:val="nil"/>
           <w:between w:val="nil"/>
         </w:pBdr>
-        <w:spacing w:after="0"/>
-        <w:rPr>
-          <w:sz w:val="24"/>
-          <w:szCs w:val="24"/>
-        </w:rPr>
       </w:pPr>
       <w:r>
         <w:rPr>
           <w:rFonts w:eastAsia="Aptos"/>
           <w:color w:val="000000"/>
-          <w:sz w:val="24"/>
-          <w:szCs w:val="24"/>
         </w:rPr>
         <w:t>Select metrics that reflect your scenario, such as relevance, accuracy, coverage, robustness, or another appropriate measure.</w:t>
       </w:r>
@@ -629,20 +499,15 @@
           <w:right w:val="nil"/>
           <w:between w:val="nil"/>
         </w:pBdr>
-        <w:spacing w:after="0"/>
         <w:rPr>
           <w:rFonts w:eastAsia="Aptos"/>
           <w:color w:val="000000"/>
-          <w:sz w:val="24"/>
-          <w:szCs w:val="24"/>
         </w:rPr>
       </w:pPr>
       <w:r>
         <w:rPr>
           <w:rFonts w:eastAsia="Aptos"/>
           <w:color w:val="000000"/>
-          <w:sz w:val="24"/>
-          <w:szCs w:val="24"/>
         </w:rPr>
         <w:t xml:space="preserve">Consider whether your selected metrics capture all aspects of performance that matter for your scenario. What important behaviors might not be fully measured? </w:t>
       </w:r>
@@ -661,17 +526,11 @@
           <w:between w:val="nil"/>
         </w:pBdr>
         <w:spacing w:after="200"/>
-        <w:rPr>
-          <w:sz w:val="24"/>
-          <w:szCs w:val="24"/>
-        </w:rPr>
       </w:pPr>
       <w:r>
         <w:rPr>
           <w:rFonts w:eastAsia="Aptos"/>
           <w:color w:val="000000"/>
-          <w:sz w:val="24"/>
-          <w:szCs w:val="24"/>
         </w:rPr>
         <w:t>Briefly justify why these criteria and metrics fit the real-world performance needs of your system.</w:t>
       </w:r>
@@ -702,19 +561,12 @@
             <w:shd w:val="clear" w:color="auto" w:fill="F2F2F2"/>
           </w:tcPr>
           <w:p>
-            <w:pPr>
-              <w:rPr>
-                <w:sz w:val="24"/>
-                <w:szCs w:val="24"/>
-              </w:rPr>
-            </w:pPr>
             <w:r>
               <w:rPr>
                 <w:b/>
                 <w:bCs/>
-                <w:sz w:val="24"/>
-                <w:szCs w:val="24"/>
-              </w:rPr>
+              </w:rPr>
+              <w:lastRenderedPageBreak/>
               <w:t>Evaluation criteria</w:t>
             </w:r>
           </w:p>
@@ -735,212 +587,28 @@
             </w:tcBorders>
           </w:tcPr>
           <w:p>
-            <w:pPr>
-              <w:rPr>
-                <w:sz w:val="24"/>
-                <w:szCs w:val="24"/>
-              </w:rPr>
-            </w:pPr>
-            <w:r>
-              <w:rPr>
-                <w:sz w:val="24"/>
-                <w:szCs w:val="24"/>
-              </w:rPr>
-              <w:t>Response:</w:t>
+            <w:r>
+              <w:t>Accuracy: Does the answer match the facts in the source articles?</w:t>
+            </w:r>
+          </w:p>
+          <w:p>
+            <w:r>
+              <w:t>Completeness: Does it address every part of the question, such as both the sale date and price?</w:t>
+            </w:r>
+          </w:p>
+          <w:p>
+            <w:r>
+              <w:t>Retrieval relevance: Do the retrieved articles contain the information needed to answer?</w:t>
+            </w:r>
+          </w:p>
+          <w:p>
+            <w:r>
+              <w:t>Grounding: Is the answer supported by the retrieved sources, and does it acknowledge when information is missing?</w:t>
             </w:r>
           </w:p>
           <w:p>
             <w:pPr>
               <w:spacing w:after="120"/>
-              <w:rPr>
-                <w:sz w:val="24"/>
-                <w:szCs w:val="24"/>
-              </w:rPr>
-            </w:pPr>
-          </w:p>
-        </w:tc>
-      </w:tr>
-    </w:tbl>
-    <w:p>
-      <w:pPr>
-        <w:rPr>
-          <w:sz w:val="24"/>
-          <w:szCs w:val="24"/>
-        </w:rPr>
-      </w:pPr>
-    </w:p>
-    <w:tbl>
-      <w:tblPr>
-        <w:tblW w:w="10080" w:type="dxa"/>
-        <w:jc w:val="center"/>
-        <w:tblLayout w:type="fixed"/>
-        <w:tblLook w:val="0400" w:firstRow="0" w:lastRow="0" w:firstColumn="0" w:lastColumn="0" w:noHBand="0" w:noVBand="1"/>
-      </w:tblPr>
-      <w:tblGrid>
-        <w:gridCol w:w="10080"/>
-      </w:tblGrid>
-      <w:tr>
-        <w:trPr>
-          <w:jc w:val="center"/>
-        </w:trPr>
-        <w:tc>
-          <w:tcPr>
-            <w:tcW w:w="10080" w:type="dxa"/>
-            <w:tcBorders>
-              <w:top w:val="single" w:sz="6" w:space="0" w:color="BFBFBF"/>
-              <w:left w:val="single" w:sz="6" w:space="0" w:color="BFBFBF"/>
-              <w:bottom w:val="single" w:sz="6" w:space="0" w:color="BFBFBF"/>
-              <w:right w:val="single" w:sz="6" w:space="0" w:color="BFBFBF"/>
-            </w:tcBorders>
-            <w:shd w:val="clear" w:color="auto" w:fill="F2F2F2"/>
-          </w:tcPr>
-          <w:p>
-            <w:pPr>
-              <w:rPr>
-                <w:sz w:val="24"/>
-                <w:szCs w:val="24"/>
-              </w:rPr>
-            </w:pPr>
-            <w:r>
-              <w:rPr>
-                <w:b/>
-                <w:bCs/>
-                <w:sz w:val="24"/>
-                <w:szCs w:val="24"/>
-              </w:rPr>
-              <w:t>Selected metrics</w:t>
-            </w:r>
-          </w:p>
-        </w:tc>
-      </w:tr>
-      <w:tr>
-        <w:trPr>
-          <w:jc w:val="center"/>
-        </w:trPr>
-        <w:tc>
-          <w:tcPr>
-            <w:tcW w:w="10080" w:type="dxa"/>
-            <w:tcBorders>
-              <w:top w:val="single" w:sz="6" w:space="0" w:color="BFBFBF"/>
-              <w:left w:val="single" w:sz="6" w:space="0" w:color="BFBFBF"/>
-              <w:bottom w:val="single" w:sz="6" w:space="0" w:color="BFBFBF"/>
-              <w:right w:val="single" w:sz="6" w:space="0" w:color="BFBFBF"/>
-            </w:tcBorders>
-          </w:tcPr>
-          <w:p>
-            <w:pPr>
-              <w:rPr>
-                <w:sz w:val="24"/>
-                <w:szCs w:val="24"/>
-              </w:rPr>
-            </w:pPr>
-            <w:r>
-              <w:rPr>
-                <w:sz w:val="24"/>
-                <w:szCs w:val="24"/>
-              </w:rPr>
-              <w:t>Response:</w:t>
-            </w:r>
-          </w:p>
-          <w:p>
-            <w:pPr>
-              <w:rPr>
-                <w:sz w:val="24"/>
-                <w:szCs w:val="24"/>
-              </w:rPr>
-            </w:pPr>
-          </w:p>
-        </w:tc>
-      </w:tr>
-    </w:tbl>
-    <w:p>
-      <w:pPr>
-        <w:rPr>
-          <w:sz w:val="24"/>
-          <w:szCs w:val="24"/>
-        </w:rPr>
-      </w:pPr>
-    </w:p>
-    <w:tbl>
-      <w:tblPr>
-        <w:tblW w:w="10080" w:type="dxa"/>
-        <w:jc w:val="center"/>
-        <w:tblLayout w:type="fixed"/>
-        <w:tblLook w:val="0400" w:firstRow="0" w:lastRow="0" w:firstColumn="0" w:lastColumn="0" w:noHBand="0" w:noVBand="1"/>
-      </w:tblPr>
-      <w:tblGrid>
-        <w:gridCol w:w="10080"/>
-      </w:tblGrid>
-      <w:tr>
-        <w:trPr>
-          <w:jc w:val="center"/>
-        </w:trPr>
-        <w:tc>
-          <w:tcPr>
-            <w:tcW w:w="10080" w:type="dxa"/>
-            <w:tcBorders>
-              <w:top w:val="single" w:sz="6" w:space="0" w:color="BFBFBF"/>
-              <w:left w:val="single" w:sz="6" w:space="0" w:color="BFBFBF"/>
-              <w:bottom w:val="single" w:sz="6" w:space="0" w:color="BFBFBF"/>
-              <w:right w:val="single" w:sz="6" w:space="0" w:color="BFBFBF"/>
-            </w:tcBorders>
-            <w:shd w:val="clear" w:color="auto" w:fill="F2F2F2"/>
-          </w:tcPr>
-          <w:p>
-            <w:pPr>
-              <w:rPr>
-                <w:sz w:val="24"/>
-                <w:szCs w:val="24"/>
-              </w:rPr>
-            </w:pPr>
-            <w:r>
-              <w:rPr>
-                <w:b/>
-                <w:bCs/>
-                <w:sz w:val="24"/>
-                <w:szCs w:val="24"/>
-              </w:rPr>
-              <w:t>Potential metric limitations</w:t>
-            </w:r>
-          </w:p>
-        </w:tc>
-      </w:tr>
-      <w:tr>
-        <w:trPr>
-          <w:jc w:val="center"/>
-        </w:trPr>
-        <w:tc>
-          <w:tcPr>
-            <w:tcW w:w="10080" w:type="dxa"/>
-            <w:tcBorders>
-              <w:top w:val="single" w:sz="6" w:space="0" w:color="BFBFBF"/>
-              <w:left w:val="single" w:sz="6" w:space="0" w:color="BFBFBF"/>
-              <w:bottom w:val="single" w:sz="6" w:space="0" w:color="BFBFBF"/>
-              <w:right w:val="single" w:sz="6" w:space="0" w:color="BFBFBF"/>
-            </w:tcBorders>
-          </w:tcPr>
-          <w:p>
-            <w:pPr>
-              <w:rPr>
-                <w:sz w:val="24"/>
-                <w:szCs w:val="24"/>
-              </w:rPr>
-            </w:pPr>
-            <w:r>
-              <w:rPr>
-                <w:sz w:val="24"/>
-                <w:szCs w:val="24"/>
-              </w:rPr>
-              <w:t>Response:</w:t>
-            </w:r>
-          </w:p>
-          <w:p>
-            <w:pPr>
-              <w:spacing w:after="120"/>
-              <w:rPr>
-                <w:sz w:val="24"/>
-                <w:szCs w:val="24"/>
-              </w:rPr>
             </w:pPr>
           </w:p>
         </w:tc>
@@ -973,20 +641,12 @@
             <w:shd w:val="clear" w:color="auto" w:fill="F2F2F2"/>
           </w:tcPr>
           <w:p>
-            <w:pPr>
-              <w:rPr>
-                <w:sz w:val="24"/>
-                <w:szCs w:val="24"/>
-              </w:rPr>
-            </w:pPr>
             <w:r>
               <w:rPr>
                 <w:b/>
                 <w:bCs/>
-                <w:sz w:val="24"/>
-                <w:szCs w:val="24"/>
-              </w:rPr>
-              <w:t>Brief justification for your criteria and metrics</w:t>
+              </w:rPr>
+              <w:t>Selected metrics</w:t>
             </w:r>
           </w:p>
         </w:tc>
@@ -1006,28 +666,145 @@
             </w:tcBorders>
           </w:tcPr>
           <w:p>
-            <w:pPr>
-              <w:rPr>
-                <w:sz w:val="24"/>
-                <w:szCs w:val="24"/>
-              </w:rPr>
-            </w:pPr>
-            <w:r>
-              <w:rPr>
-                <w:sz w:val="24"/>
-                <w:szCs w:val="24"/>
-              </w:rPr>
-              <w:t>Response:</w:t>
+            <w:r>
+              <w:t>Per-question pass/fail: An LLM judge checks whether each answer satisfies its grading notes.</w:t>
+            </w:r>
+          </w:p>
+          <w:p>
+            <w:r>
+              <w:t>Overall pass rate: The percentage of evaluation questions that receive a passing score.</w:t>
+            </w:r>
+          </w:p>
+          <w:p>
+            <w:r>
+              <w:t>Manual relevance and grounding check: Review whether retrieved articles contain the needed information and support the answer. This is a qualitative check rather than an automated score.</w:t>
+            </w:r>
+            <w:r>
+              <w:t xml:space="preserve"> </w:t>
+            </w:r>
+          </w:p>
+        </w:tc>
+      </w:tr>
+    </w:tbl>
+    <w:p/>
+    <w:tbl>
+      <w:tblPr>
+        <w:tblW w:w="10080" w:type="dxa"/>
+        <w:jc w:val="center"/>
+        <w:tblLayout w:type="fixed"/>
+        <w:tblLook w:val="0400" w:firstRow="0" w:lastRow="0" w:firstColumn="0" w:lastColumn="0" w:noHBand="0" w:noVBand="1"/>
+      </w:tblPr>
+      <w:tblGrid>
+        <w:gridCol w:w="10080"/>
+      </w:tblGrid>
+      <w:tr>
+        <w:trPr>
+          <w:jc w:val="center"/>
+        </w:trPr>
+        <w:tc>
+          <w:tcPr>
+            <w:tcW w:w="10080" w:type="dxa"/>
+            <w:tcBorders>
+              <w:top w:val="single" w:sz="6" w:space="0" w:color="BFBFBF"/>
+              <w:left w:val="single" w:sz="6" w:space="0" w:color="BFBFBF"/>
+              <w:bottom w:val="single" w:sz="6" w:space="0" w:color="BFBFBF"/>
+              <w:right w:val="single" w:sz="6" w:space="0" w:color="BFBFBF"/>
+            </w:tcBorders>
+            <w:shd w:val="clear" w:color="auto" w:fill="F2F2F2"/>
+          </w:tcPr>
+          <w:p>
+            <w:r>
+              <w:rPr>
+                <w:b/>
+                <w:bCs/>
+              </w:rPr>
+              <w:t>Potential metric limitations</w:t>
+            </w:r>
+          </w:p>
+        </w:tc>
+      </w:tr>
+      <w:tr>
+        <w:trPr>
+          <w:jc w:val="center"/>
+        </w:trPr>
+        <w:tc>
+          <w:tcPr>
+            <w:tcW w:w="10080" w:type="dxa"/>
+            <w:tcBorders>
+              <w:top w:val="single" w:sz="6" w:space="0" w:color="BFBFBF"/>
+              <w:left w:val="single" w:sz="6" w:space="0" w:color="BFBFBF"/>
+              <w:bottom w:val="single" w:sz="6" w:space="0" w:color="BFBFBF"/>
+              <w:right w:val="single" w:sz="6" w:space="0" w:color="BFBFBF"/>
+            </w:tcBorders>
+          </w:tcPr>
+          <w:p>
+            <w:r>
+              <w:t>Pass/fail scoring does not capture partial correctness or explain whether a failure came from retrieval or answer generation. The LLM judge may also make mistakes, especially when grading notes are vague or incomplete. With only three test questions, the pass rate may not represent performance across the broader Wikipedia collection. These metrics also do not fully measure unsupported claims, handling of missing information, or consistency when questions are reworded.</w:t>
             </w:r>
           </w:p>
           <w:p>
             <w:pPr>
               <w:spacing w:after="120"/>
-              <w:rPr>
-                <w:sz w:val="24"/>
-                <w:szCs w:val="24"/>
-              </w:rPr>
             </w:pPr>
+          </w:p>
+        </w:tc>
+      </w:tr>
+    </w:tbl>
+    <w:p/>
+    <w:tbl>
+      <w:tblPr>
+        <w:tblW w:w="10080" w:type="dxa"/>
+        <w:jc w:val="center"/>
+        <w:tblLayout w:type="fixed"/>
+        <w:tblLook w:val="0400" w:firstRow="0" w:lastRow="0" w:firstColumn="0" w:lastColumn="0" w:noHBand="0" w:noVBand="1"/>
+      </w:tblPr>
+      <w:tblGrid>
+        <w:gridCol w:w="10080"/>
+      </w:tblGrid>
+      <w:tr>
+        <w:trPr>
+          <w:jc w:val="center"/>
+        </w:trPr>
+        <w:tc>
+          <w:tcPr>
+            <w:tcW w:w="10080" w:type="dxa"/>
+            <w:tcBorders>
+              <w:top w:val="single" w:sz="6" w:space="0" w:color="BFBFBF"/>
+              <w:left w:val="single" w:sz="6" w:space="0" w:color="BFBFBF"/>
+              <w:bottom w:val="single" w:sz="6" w:space="0" w:color="BFBFBF"/>
+              <w:right w:val="single" w:sz="6" w:space="0" w:color="BFBFBF"/>
+            </w:tcBorders>
+            <w:shd w:val="clear" w:color="auto" w:fill="F2F2F2"/>
+          </w:tcPr>
+          <w:p>
+            <w:r>
+              <w:rPr>
+                <w:b/>
+                <w:bCs/>
+              </w:rPr>
+              <w:t>Brief justification for your criteria and metrics</w:t>
+            </w:r>
+          </w:p>
+        </w:tc>
+      </w:tr>
+      <w:tr>
+        <w:trPr>
+          <w:jc w:val="center"/>
+        </w:trPr>
+        <w:tc>
+          <w:tcPr>
+            <w:tcW w:w="10080" w:type="dxa"/>
+            <w:tcBorders>
+              <w:top w:val="single" w:sz="6" w:space="0" w:color="BFBFBF"/>
+              <w:left w:val="single" w:sz="6" w:space="0" w:color="BFBFBF"/>
+              <w:bottom w:val="single" w:sz="6" w:space="0" w:color="BFBFBF"/>
+              <w:right w:val="single" w:sz="6" w:space="0" w:color="BFBFBF"/>
+            </w:tcBorders>
+          </w:tcPr>
+          <w:p>
+            <w:r>
+              <w:t>Users need accurate, complete answers supported by relevant Wikipedia articles. Pass/fail judgments and the overall pass rate provide a simple baseline for comparing future improvements. Manual review of retrieval relevance and source support helps identify problems that the automated score may miss.</w:t>
+            </w:r>
           </w:p>
         </w:tc>
       </w:tr>
@@ -1069,18 +846,11 @@
           <w:right w:val="nil"/>
           <w:between w:val="nil"/>
         </w:pBdr>
-        <w:spacing w:after="0"/>
-        <w:rPr>
-          <w:sz w:val="24"/>
-          <w:szCs w:val="24"/>
-        </w:rPr>
       </w:pPr>
       <w:r>
         <w:rPr>
           <w:rFonts w:eastAsia="Aptos"/>
           <w:color w:val="000000"/>
-          <w:sz w:val="24"/>
-          <w:szCs w:val="24"/>
         </w:rPr>
         <w:t>Include the number and types of queries or cases used.</w:t>
       </w:r>
@@ -1092,16 +862,8 @@
           <w:ilvl w:val="0"/>
           <w:numId w:val="4"/>
         </w:numPr>
-        <w:rPr>
-          <w:sz w:val="24"/>
-          <w:szCs w:val="24"/>
-        </w:rPr>
       </w:pPr>
       <w:r>
-        <w:rPr>
-          <w:sz w:val="24"/>
-          <w:szCs w:val="24"/>
-        </w:rPr>
         <w:t>Describe how your test set represents the types of questions, tasks, scenarios, or failure cases your system is expected to handle.</w:t>
       </w:r>
     </w:p>
@@ -1112,17 +874,11 @@
           <w:ilvl w:val="0"/>
           <w:numId w:val="4"/>
         </w:numPr>
-        <w:rPr>
-          <w:sz w:val="24"/>
-          <w:szCs w:val="24"/>
-        </w:rPr>
       </w:pPr>
       <w:r>
         <w:rPr>
           <w:rFonts w:eastAsia="Aptos"/>
           <w:color w:val="000000"/>
-          <w:sz w:val="24"/>
-          <w:szCs w:val="24"/>
         </w:rPr>
         <w:t>Indicate whether the queries were realistic, synthetic, edge cases, adversarial, or a mix.</w:t>
       </w:r>
@@ -1137,16 +893,12 @@
         <w:rPr>
           <w:rFonts w:eastAsia="Aptos"/>
           <w:color w:val="000000"/>
-          <w:sz w:val="24"/>
-          <w:szCs w:val="24"/>
         </w:rPr>
       </w:pPr>
       <w:r>
         <w:rPr>
           <w:rFonts w:eastAsia="Aptos"/>
           <w:color w:val="000000"/>
-          <w:sz w:val="24"/>
-          <w:szCs w:val="24"/>
         </w:rPr>
         <w:t>Describe any tools, evaluation frameworks, metrics, datasets, prompts, or processes used to conduct the evaluation.</w:t>
       </w:r>
@@ -1177,18 +929,10 @@
             <w:shd w:val="clear" w:color="auto" w:fill="F2F2F2"/>
           </w:tcPr>
           <w:p>
-            <w:pPr>
-              <w:rPr>
-                <w:sz w:val="24"/>
-                <w:szCs w:val="24"/>
-              </w:rPr>
-            </w:pPr>
             <w:r>
               <w:rPr>
                 <w:b/>
                 <w:bCs/>
-                <w:sz w:val="24"/>
-                <w:szCs w:val="24"/>
               </w:rPr>
               <w:t>Description of your test set</w:t>
             </w:r>
@@ -1210,40 +954,31 @@
             </w:tcBorders>
           </w:tcPr>
           <w:p>
-            <w:pPr>
-              <w:rPr>
-                <w:sz w:val="24"/>
-                <w:szCs w:val="24"/>
-              </w:rPr>
-            </w:pPr>
-            <w:r>
-              <w:rPr>
-                <w:sz w:val="24"/>
-                <w:szCs w:val="24"/>
-              </w:rPr>
-              <w:t>Response:</w:t>
+            <w:r>
+              <w:t xml:space="preserve">My test set contained three manually written, realistic questions about Wikipedia content: the first three picks in the 2026 NFL draft, the death date of actor Ben Jones, and the sale date and price of the Brady Bunch house. </w:t>
+            </w:r>
+            <w:proofErr w:type="gramStart"/>
+            <w:r>
+              <w:t>These test</w:t>
+            </w:r>
+            <w:proofErr w:type="gramEnd"/>
+            <w:r>
+              <w:t xml:space="preserve"> finding an ordered list, identifying a person through a character they played, and retrieving multiple facts. Each question included grading notes defining a correct answer. </w:t>
+            </w:r>
+            <w:r>
+              <w:lastRenderedPageBreak/>
+              <w:t>A separate deliberately incorrect NFL draft answer tested whether the evaluator could detect false information.</w:t>
             </w:r>
           </w:p>
           <w:p>
             <w:pPr>
               <w:spacing w:after="120"/>
-              <w:rPr>
-                <w:sz w:val="24"/>
-                <w:szCs w:val="24"/>
-              </w:rPr>
             </w:pPr>
           </w:p>
         </w:tc>
       </w:tr>
     </w:tbl>
-    <w:p>
-      <w:pPr>
-        <w:rPr>
-          <w:sz w:val="24"/>
-          <w:szCs w:val="24"/>
-        </w:rPr>
-      </w:pPr>
-    </w:p>
+    <w:p/>
     <w:tbl>
       <w:tblPr>
         <w:tblW w:w="10080" w:type="dxa"/>
@@ -1270,18 +1005,10 @@
             <w:shd w:val="clear" w:color="auto" w:fill="F2F2F2"/>
           </w:tcPr>
           <w:p>
-            <w:pPr>
-              <w:rPr>
-                <w:sz w:val="24"/>
-                <w:szCs w:val="24"/>
-              </w:rPr>
-            </w:pPr>
             <w:r>
               <w:rPr>
                 <w:b/>
                 <w:bCs/>
-                <w:sz w:val="24"/>
-                <w:szCs w:val="24"/>
               </w:rPr>
               <w:t>How the evaluation was conducted</w:t>
             </w:r>
@@ -1303,27 +1030,13 @@
             </w:tcBorders>
           </w:tcPr>
           <w:p>
-            <w:pPr>
-              <w:rPr>
-                <w:sz w:val="24"/>
-                <w:szCs w:val="24"/>
-              </w:rPr>
-            </w:pPr>
-            <w:r>
-              <w:rPr>
-                <w:sz w:val="24"/>
-                <w:szCs w:val="24"/>
-              </w:rPr>
-              <w:t>Response:</w:t>
+            <w:r>
+              <w:t>I ran a Python script that retrieved the top three Wikipedia documents for each test question using hybrid keyword and vector search. An LLM generated an answer using only those documents, and an LLM judge compared it against predefined grading notes to assign pass or fail. The script reported the overall pass rate and logged the retrieved sources, answers, and verdicts. I also submitted a deliberately incorrect answer to check whether the judge would reject it.</w:t>
             </w:r>
           </w:p>
           <w:p>
             <w:pPr>
               <w:spacing w:after="120"/>
-              <w:rPr>
-                <w:sz w:val="24"/>
-                <w:szCs w:val="24"/>
-              </w:rPr>
             </w:pPr>
           </w:p>
         </w:tc>
@@ -1357,18 +1070,11 @@
           <w:right w:val="nil"/>
           <w:between w:val="nil"/>
         </w:pBdr>
-        <w:spacing w:after="0"/>
-        <w:rPr>
-          <w:sz w:val="24"/>
-          <w:szCs w:val="24"/>
-        </w:rPr>
       </w:pPr>
       <w:r>
         <w:rPr>
           <w:rFonts w:eastAsia="Aptos"/>
           <w:color w:val="000000"/>
-          <w:sz w:val="24"/>
-          <w:szCs w:val="24"/>
         </w:rPr>
         <w:t>Include scores or findings across your selected metrics.</w:t>
       </w:r>
@@ -1376,8 +1082,6 @@
         <w:rPr>
           <w:rFonts w:eastAsia="Aptos"/>
           <w:color w:val="000000"/>
-          <w:sz w:val="24"/>
-          <w:szCs w:val="24"/>
         </w:rPr>
         <w:t xml:space="preserve"> </w:t>
       </w:r>
@@ -1385,8 +1089,6 @@
         <w:rPr>
           <w:rFonts w:eastAsia="Aptos"/>
           <w:color w:val="000000"/>
-          <w:sz w:val="24"/>
-          <w:szCs w:val="24"/>
         </w:rPr>
         <w:t>Note any surprising, inconsistent, or difficult-to-interpret results.</w:t>
       </w:r>
@@ -1404,18 +1106,11 @@
           <w:right w:val="nil"/>
           <w:between w:val="nil"/>
         </w:pBdr>
-        <w:spacing w:after="0"/>
-        <w:rPr>
-          <w:sz w:val="24"/>
-          <w:szCs w:val="24"/>
-        </w:rPr>
       </w:pPr>
       <w:r>
         <w:rPr>
           <w:rFonts w:eastAsia="Aptos"/>
           <w:color w:val="000000"/>
-          <w:sz w:val="24"/>
-          <w:szCs w:val="24"/>
         </w:rPr>
         <w:t>Provide at least two concrete examples of system outputs.</w:t>
       </w:r>
@@ -1434,17 +1129,11 @@
           <w:between w:val="nil"/>
         </w:pBdr>
         <w:spacing w:after="200"/>
-        <w:rPr>
-          <w:sz w:val="24"/>
-          <w:szCs w:val="24"/>
-        </w:rPr>
       </w:pPr>
       <w:r>
         <w:rPr>
           <w:rFonts w:eastAsia="Aptos"/>
           <w:color w:val="000000"/>
-          <w:sz w:val="24"/>
-          <w:szCs w:val="24"/>
         </w:rPr>
         <w:t>Use output logs, screenshots, metric reports, or summaries as supporting evidence.</w:t>
       </w:r>
@@ -1475,18 +1164,10 @@
             <w:shd w:val="clear" w:color="auto" w:fill="F2F2F2"/>
           </w:tcPr>
           <w:p>
-            <w:pPr>
-              <w:rPr>
-                <w:sz w:val="24"/>
-                <w:szCs w:val="24"/>
-              </w:rPr>
-            </w:pPr>
             <w:r>
               <w:rPr>
                 <w:b/>
                 <w:bCs/>
-                <w:sz w:val="24"/>
-                <w:szCs w:val="24"/>
               </w:rPr>
               <w:t>Summary of baseline evaluation results</w:t>
             </w:r>
@@ -1509,47 +1190,26 @@
           </w:tcPr>
           <w:p>
             <w:pPr>
-              <w:rPr>
-                <w:sz w:val="24"/>
-                <w:szCs w:val="24"/>
-              </w:rPr>
+              <w:pStyle w:val="NormalWeb"/>
             </w:pPr>
             <w:r>
-              <w:rPr>
-                <w:sz w:val="24"/>
-                <w:szCs w:val="24"/>
-              </w:rPr>
-              <w:t>Response:</w:t>
-            </w:r>
-          </w:p>
-          <w:p>
-            <w:pPr>
-              <w:spacing w:after="120"/>
-              <w:rPr>
-                <w:sz w:val="24"/>
-                <w:szCs w:val="24"/>
-              </w:rPr>
-            </w:pPr>
+              <w:t xml:space="preserve">The latest evaluation achieved a </w:t>
+            </w:r>
+            <w:r>
+              <w:rPr>
+                <w:rStyle w:val="Strong"/>
+              </w:rPr>
+              <w:t>66.7% pass rate (2 of 3 questions)</w:t>
+            </w:r>
+            <w:r>
+              <w:t>. The NFL draft and Ben Jones answers passed, while the Brady Bunch house answer failed. Relevant articles were retrieved for all three questions. However, the house answer matched the retrieved source but conflicted with the grading notes. Verdicts also varied across runs, indicating that evaluator reliability and grading-note quality affected the results.</w:t>
+            </w:r>
           </w:p>
         </w:tc>
       </w:tr>
     </w:tbl>
-    <w:p>
-      <w:pPr>
-        <w:rPr>
-          <w:sz w:val="24"/>
-          <w:szCs w:val="24"/>
-        </w:rPr>
-      </w:pPr>
-    </w:p>
-    <w:p>
-      <w:pPr>
-        <w:rPr>
-          <w:sz w:val="24"/>
-          <w:szCs w:val="24"/>
-        </w:rPr>
-      </w:pPr>
-    </w:p>
+    <w:p/>
+    <w:p/>
     <w:tbl>
       <w:tblPr>
         <w:tblW w:w="10080" w:type="dxa"/>
@@ -1576,18 +1236,10 @@
             <w:shd w:val="clear" w:color="auto" w:fill="F2F2F2"/>
           </w:tcPr>
           <w:p>
-            <w:pPr>
-              <w:rPr>
-                <w:sz w:val="24"/>
-                <w:szCs w:val="24"/>
-              </w:rPr>
-            </w:pPr>
             <w:r>
               <w:rPr>
                 <w:b/>
                 <w:bCs/>
-                <w:sz w:val="24"/>
-                <w:szCs w:val="24"/>
               </w:rPr>
               <w:t xml:space="preserve">Example 1: </w:t>
             </w:r>
@@ -1595,8 +1247,6 @@
               <w:rPr>
                 <w:b/>
                 <w:bCs/>
-                <w:sz w:val="24"/>
-                <w:szCs w:val="24"/>
               </w:rPr>
               <w:t>Q</w:t>
             </w:r>
@@ -1604,8 +1254,6 @@
               <w:rPr>
                 <w:b/>
                 <w:bCs/>
-                <w:sz w:val="24"/>
-                <w:szCs w:val="24"/>
               </w:rPr>
               <w:t>uery, system output, and result</w:t>
             </w:r>
@@ -1627,40 +1275,25 @@
             </w:tcBorders>
           </w:tcPr>
           <w:p>
-            <w:pPr>
-              <w:rPr>
-                <w:sz w:val="24"/>
-                <w:szCs w:val="24"/>
-              </w:rPr>
-            </w:pPr>
-            <w:r>
-              <w:rPr>
-                <w:sz w:val="24"/>
-                <w:szCs w:val="24"/>
-              </w:rPr>
-              <w:t>Response:</w:t>
-            </w:r>
-          </w:p>
-          <w:p>
-            <w:pPr>
-              <w:spacing w:after="120"/>
-              <w:rPr>
-                <w:sz w:val="24"/>
-                <w:szCs w:val="24"/>
-              </w:rPr>
-            </w:pPr>
-          </w:p>
+            <w:r>
+              <w:t>Query: Who were the first three players drafted in the 2026 NFL draft?</w:t>
+            </w:r>
+          </w:p>
+          <w:p>
+            <w:r>
+              <w:t>System output: Fernando Mendoza, David Bailey, and Jeremiyah Love.</w:t>
+            </w:r>
+          </w:p>
+          <w:p>
+            <w:r>
+              <w:t>Result: Pass. The answer matched the three names required by the grading notes, and the relevant NFL draft article was among the top three retrieved documents.</w:t>
+            </w:r>
+          </w:p>
+          <w:p/>
         </w:tc>
       </w:tr>
     </w:tbl>
-    <w:p>
-      <w:pPr>
-        <w:rPr>
-          <w:sz w:val="24"/>
-          <w:szCs w:val="24"/>
-        </w:rPr>
-      </w:pPr>
-    </w:p>
+    <w:p/>
     <w:tbl>
       <w:tblPr>
         <w:tblW w:w="10080" w:type="dxa"/>
@@ -1687,18 +1320,10 @@
             <w:shd w:val="clear" w:color="auto" w:fill="F2F2F2"/>
           </w:tcPr>
           <w:p>
-            <w:pPr>
-              <w:rPr>
-                <w:sz w:val="24"/>
-                <w:szCs w:val="24"/>
-              </w:rPr>
-            </w:pPr>
             <w:r>
               <w:rPr>
                 <w:b/>
                 <w:bCs/>
-                <w:sz w:val="24"/>
-                <w:szCs w:val="24"/>
               </w:rPr>
               <w:t xml:space="preserve">Example 2: </w:t>
             </w:r>
@@ -1706,8 +1331,6 @@
               <w:rPr>
                 <w:b/>
                 <w:bCs/>
-                <w:sz w:val="24"/>
-                <w:szCs w:val="24"/>
               </w:rPr>
               <w:t>Q</w:t>
             </w:r>
@@ -1715,8 +1338,6 @@
               <w:rPr>
                 <w:b/>
                 <w:bCs/>
-                <w:sz w:val="24"/>
-                <w:szCs w:val="24"/>
               </w:rPr>
               <w:t>uery, system output, and result</w:t>
             </w:r>
@@ -1738,40 +1359,29 @@
             </w:tcBorders>
           </w:tcPr>
           <w:p>
-            <w:pPr>
-              <w:rPr>
-                <w:sz w:val="24"/>
-                <w:szCs w:val="24"/>
-              </w:rPr>
-            </w:pPr>
-            <w:r>
-              <w:rPr>
-                <w:sz w:val="24"/>
-                <w:szCs w:val="24"/>
-              </w:rPr>
-              <w:t>Response:</w:t>
+            <w:r>
+              <w:t>Query: When and for how much did the Brady Bunch house sell?</w:t>
+            </w:r>
+          </w:p>
+          <w:p>
+            <w:r>
+              <w:t>System output: “September 11, 2023” for “$3.2 million.”</w:t>
+            </w:r>
+          </w:p>
+          <w:p>
+            <w:r>
+              <w:t>Result: Fail. The answer matched the retrieved article, but the grading notes expected September 10, 2023. This highlights a mismatch between the source and grading notes rather than a clear system error.</w:t>
             </w:r>
           </w:p>
           <w:p>
             <w:pPr>
               <w:spacing w:after="120"/>
-              <w:rPr>
-                <w:sz w:val="24"/>
-                <w:szCs w:val="24"/>
-              </w:rPr>
             </w:pPr>
           </w:p>
         </w:tc>
       </w:tr>
     </w:tbl>
-    <w:p>
-      <w:pPr>
-        <w:rPr>
-          <w:sz w:val="24"/>
-          <w:szCs w:val="24"/>
-        </w:rPr>
-      </w:pPr>
-    </w:p>
+    <w:p/>
     <w:tbl>
       <w:tblPr>
         <w:tblW w:w="10080" w:type="dxa"/>
@@ -1798,18 +1408,10 @@
             <w:shd w:val="clear" w:color="auto" w:fill="F2F2F2"/>
           </w:tcPr>
           <w:p>
-            <w:pPr>
-              <w:rPr>
-                <w:sz w:val="24"/>
-                <w:szCs w:val="24"/>
-              </w:rPr>
-            </w:pPr>
             <w:r>
               <w:rPr>
                 <w:b/>
                 <w:bCs/>
-                <w:sz w:val="24"/>
-                <w:szCs w:val="24"/>
               </w:rPr>
               <w:t xml:space="preserve">Example 3: </w:t>
             </w:r>
@@ -1817,8 +1419,6 @@
               <w:rPr>
                 <w:b/>
                 <w:bCs/>
-                <w:sz w:val="24"/>
-                <w:szCs w:val="24"/>
               </w:rPr>
               <w:t>Q</w:t>
             </w:r>
@@ -1826,8 +1426,6 @@
               <w:rPr>
                 <w:b/>
                 <w:bCs/>
-                <w:sz w:val="24"/>
-                <w:szCs w:val="24"/>
               </w:rPr>
               <w:t>uery, system output, and result, if applicable</w:t>
             </w:r>
@@ -1849,27 +1447,24 @@
             </w:tcBorders>
           </w:tcPr>
           <w:p>
-            <w:pPr>
-              <w:rPr>
-                <w:sz w:val="24"/>
-                <w:szCs w:val="24"/>
-              </w:rPr>
-            </w:pPr>
-            <w:r>
-              <w:rPr>
-                <w:sz w:val="24"/>
-                <w:szCs w:val="24"/>
-              </w:rPr>
-              <w:t>Response:</w:t>
+            <w:r>
+              <w:lastRenderedPageBreak/>
+              <w:t>Query: When did Ben Jones, who played Cooter Davenport, die?</w:t>
+            </w:r>
+          </w:p>
+          <w:p>
+            <w:r>
+              <w:t>System output: “Ben Jones died on August 9, 2026.”</w:t>
+            </w:r>
+          </w:p>
+          <w:p>
+            <w:r>
+              <w:t>Result: Pass in the latest run. The answer quoted the retrieved Ben Jones article. However, an earlier run marked the same date as a failure, indicating inconsistency in the evaluator’s judgments.</w:t>
             </w:r>
           </w:p>
           <w:p>
             <w:pPr>
               <w:spacing w:after="120"/>
-              <w:rPr>
-                <w:sz w:val="24"/>
-                <w:szCs w:val="24"/>
-              </w:rPr>
             </w:pPr>
           </w:p>
         </w:tc>
@@ -1903,18 +1498,11 @@
           <w:right w:val="nil"/>
           <w:between w:val="nil"/>
         </w:pBdr>
-        <w:spacing w:after="0"/>
-        <w:rPr>
-          <w:sz w:val="24"/>
-          <w:szCs w:val="24"/>
-        </w:rPr>
       </w:pPr>
       <w:r>
         <w:rPr>
           <w:rFonts w:eastAsia="Aptos"/>
           <w:color w:val="000000"/>
-          <w:sz w:val="24"/>
-          <w:szCs w:val="24"/>
         </w:rPr>
         <w:t>Identify meaningful strengths and weaknesses.</w:t>
       </w:r>
@@ -1929,16 +1517,12 @@
         <w:rPr>
           <w:rFonts w:eastAsia="Aptos"/>
           <w:color w:val="000000"/>
-          <w:sz w:val="24"/>
-          <w:szCs w:val="24"/>
         </w:rPr>
       </w:pPr>
       <w:r>
         <w:rPr>
           <w:rFonts w:eastAsia="Aptos"/>
           <w:color w:val="000000"/>
-          <w:sz w:val="24"/>
-          <w:szCs w:val="24"/>
         </w:rPr>
         <w:t>Explain likely causes of failure, such as retrieval gaps, poor ranking, insufficient context, weak query handling, generation limitations, or other factors relevant to your scenario.</w:t>
       </w:r>
@@ -1953,16 +1537,12 @@
         <w:rPr>
           <w:rFonts w:eastAsia="Aptos"/>
           <w:color w:val="000000"/>
-          <w:sz w:val="24"/>
-          <w:szCs w:val="24"/>
         </w:rPr>
       </w:pPr>
       <w:r>
         <w:rPr>
           <w:rFonts w:eastAsia="Aptos"/>
           <w:color w:val="000000"/>
-          <w:sz w:val="24"/>
-          <w:szCs w:val="24"/>
         </w:rPr>
         <w:t>Connect your analysis to the evidence presented in Step 4.</w:t>
       </w:r>
@@ -1993,18 +1573,10 @@
             <w:shd w:val="clear" w:color="auto" w:fill="F2F2F2"/>
           </w:tcPr>
           <w:p>
-            <w:pPr>
-              <w:rPr>
-                <w:sz w:val="24"/>
-                <w:szCs w:val="24"/>
-              </w:rPr>
-            </w:pPr>
             <w:r>
               <w:rPr>
                 <w:b/>
                 <w:bCs/>
-                <w:sz w:val="24"/>
-                <w:szCs w:val="24"/>
               </w:rPr>
               <w:t>Key system strengths</w:t>
             </w:r>
@@ -2027,450 +1599,15 @@
           </w:tcPr>
           <w:p>
             <w:pPr>
-              <w:rPr>
-                <w:sz w:val="24"/>
-                <w:szCs w:val="24"/>
-              </w:rPr>
+              <w:pStyle w:val="NormalWeb"/>
             </w:pPr>
             <w:r>
-              <w:rPr>
-                <w:sz w:val="24"/>
-                <w:szCs w:val="24"/>
-              </w:rPr>
-              <w:t>Response:</w:t>
+              <w:t>The baseline’s main strength was retrieving useful source material: the relevant Wikipedia article appeared in the top three results for all three questions. The NFL draft and Ben Jones answers passed in the latest run, and the house-sale answer quoted the retrieved article’s date and price. These examples show that the system could locate and extract the requested facts.</w:t>
             </w:r>
           </w:p>
           <w:p>
             <w:pPr>
               <w:spacing w:after="120"/>
-              <w:rPr>
-                <w:sz w:val="24"/>
-                <w:szCs w:val="24"/>
-              </w:rPr>
-            </w:pPr>
-          </w:p>
-        </w:tc>
-      </w:tr>
-    </w:tbl>
-    <w:p>
-      <w:pPr>
-        <w:rPr>
-          <w:sz w:val="24"/>
-          <w:szCs w:val="24"/>
-        </w:rPr>
-      </w:pPr>
-    </w:p>
-    <w:tbl>
-      <w:tblPr>
-        <w:tblW w:w="10080" w:type="dxa"/>
-        <w:jc w:val="center"/>
-        <w:tblLayout w:type="fixed"/>
-        <w:tblLook w:val="0400" w:firstRow="0" w:lastRow="0" w:firstColumn="0" w:lastColumn="0" w:noHBand="0" w:noVBand="1"/>
-      </w:tblPr>
-      <w:tblGrid>
-        <w:gridCol w:w="10080"/>
-      </w:tblGrid>
-      <w:tr>
-        <w:trPr>
-          <w:jc w:val="center"/>
-        </w:trPr>
-        <w:tc>
-          <w:tcPr>
-            <w:tcW w:w="10080" w:type="dxa"/>
-            <w:tcBorders>
-              <w:top w:val="single" w:sz="6" w:space="0" w:color="BFBFBF"/>
-              <w:left w:val="single" w:sz="6" w:space="0" w:color="BFBFBF"/>
-              <w:bottom w:val="single" w:sz="6" w:space="0" w:color="BFBFBF"/>
-              <w:right w:val="single" w:sz="6" w:space="0" w:color="BFBFBF"/>
-            </w:tcBorders>
-            <w:shd w:val="clear" w:color="auto" w:fill="F2F2F2"/>
-          </w:tcPr>
-          <w:p>
-            <w:pPr>
-              <w:rPr>
-                <w:sz w:val="24"/>
-                <w:szCs w:val="24"/>
-              </w:rPr>
-            </w:pPr>
-            <w:r>
-              <w:rPr>
-                <w:b/>
-                <w:bCs/>
-                <w:sz w:val="24"/>
-                <w:szCs w:val="24"/>
-              </w:rPr>
-              <w:t>Key system weaknesses</w:t>
-            </w:r>
-          </w:p>
-        </w:tc>
-      </w:tr>
-      <w:tr>
-        <w:trPr>
-          <w:jc w:val="center"/>
-        </w:trPr>
-        <w:tc>
-          <w:tcPr>
-            <w:tcW w:w="10080" w:type="dxa"/>
-            <w:tcBorders>
-              <w:top w:val="single" w:sz="6" w:space="0" w:color="BFBFBF"/>
-              <w:left w:val="single" w:sz="6" w:space="0" w:color="BFBFBF"/>
-              <w:bottom w:val="single" w:sz="6" w:space="0" w:color="BFBFBF"/>
-              <w:right w:val="single" w:sz="6" w:space="0" w:color="BFBFBF"/>
-            </w:tcBorders>
-          </w:tcPr>
-          <w:p>
-            <w:pPr>
-              <w:rPr>
-                <w:sz w:val="24"/>
-                <w:szCs w:val="24"/>
-              </w:rPr>
-            </w:pPr>
-            <w:r>
-              <w:rPr>
-                <w:sz w:val="24"/>
-                <w:szCs w:val="24"/>
-              </w:rPr>
-              <w:t>Response:</w:t>
-            </w:r>
-          </w:p>
-          <w:p>
-            <w:pPr>
-              <w:spacing w:after="120"/>
-              <w:rPr>
-                <w:sz w:val="24"/>
-                <w:szCs w:val="24"/>
-              </w:rPr>
-            </w:pPr>
-          </w:p>
-        </w:tc>
-      </w:tr>
-    </w:tbl>
-    <w:p>
-      <w:pPr>
-        <w:rPr>
-          <w:sz w:val="24"/>
-          <w:szCs w:val="24"/>
-        </w:rPr>
-      </w:pPr>
-    </w:p>
-    <w:tbl>
-      <w:tblPr>
-        <w:tblW w:w="10080" w:type="dxa"/>
-        <w:jc w:val="center"/>
-        <w:tblLayout w:type="fixed"/>
-        <w:tblLook w:val="0400" w:firstRow="0" w:lastRow="0" w:firstColumn="0" w:lastColumn="0" w:noHBand="0" w:noVBand="1"/>
-      </w:tblPr>
-      <w:tblGrid>
-        <w:gridCol w:w="10080"/>
-      </w:tblGrid>
-      <w:tr>
-        <w:trPr>
-          <w:jc w:val="center"/>
-        </w:trPr>
-        <w:tc>
-          <w:tcPr>
-            <w:tcW w:w="10080" w:type="dxa"/>
-            <w:tcBorders>
-              <w:top w:val="single" w:sz="6" w:space="0" w:color="BFBFBF"/>
-              <w:left w:val="single" w:sz="6" w:space="0" w:color="BFBFBF"/>
-              <w:bottom w:val="single" w:sz="6" w:space="0" w:color="BFBFBF"/>
-              <w:right w:val="single" w:sz="6" w:space="0" w:color="BFBFBF"/>
-            </w:tcBorders>
-            <w:shd w:val="clear" w:color="auto" w:fill="F2F2F2"/>
-          </w:tcPr>
-          <w:p>
-            <w:pPr>
-              <w:rPr>
-                <w:sz w:val="24"/>
-                <w:szCs w:val="24"/>
-              </w:rPr>
-            </w:pPr>
-            <w:r>
-              <w:rPr>
-                <w:b/>
-                <w:bCs/>
-                <w:sz w:val="24"/>
-                <w:szCs w:val="24"/>
-              </w:rPr>
-              <w:t>Likely failure modes and causes</w:t>
-            </w:r>
-          </w:p>
-        </w:tc>
-      </w:tr>
-      <w:tr>
-        <w:trPr>
-          <w:jc w:val="center"/>
-        </w:trPr>
-        <w:tc>
-          <w:tcPr>
-            <w:tcW w:w="10080" w:type="dxa"/>
-            <w:tcBorders>
-              <w:top w:val="single" w:sz="6" w:space="0" w:color="BFBFBF"/>
-              <w:left w:val="single" w:sz="6" w:space="0" w:color="BFBFBF"/>
-              <w:bottom w:val="single" w:sz="6" w:space="0" w:color="BFBFBF"/>
-              <w:right w:val="single" w:sz="6" w:space="0" w:color="BFBFBF"/>
-            </w:tcBorders>
-          </w:tcPr>
-          <w:p>
-            <w:pPr>
-              <w:rPr>
-                <w:sz w:val="24"/>
-                <w:szCs w:val="24"/>
-              </w:rPr>
-            </w:pPr>
-            <w:r>
-              <w:rPr>
-                <w:sz w:val="24"/>
-                <w:szCs w:val="24"/>
-              </w:rPr>
-              <w:t>Response:</w:t>
-            </w:r>
-          </w:p>
-          <w:p>
-            <w:pPr>
-              <w:spacing w:after="120"/>
-              <w:rPr>
-                <w:sz w:val="24"/>
-                <w:szCs w:val="24"/>
-              </w:rPr>
-            </w:pPr>
-          </w:p>
-        </w:tc>
-      </w:tr>
-    </w:tbl>
-    <w:p/>
-    <w:p>
-      <w:pPr>
-        <w:pStyle w:val="Heading1"/>
-        <w:spacing w:before="240"/>
-      </w:pPr>
-      <w:r>
-        <w:t xml:space="preserve">Step 6. </w:t>
-      </w:r>
-      <w:r>
-        <w:t>Evaluation Framework Validation and Reliability</w:t>
-      </w:r>
-    </w:p>
-    <w:p>
-      <w:pPr>
-        <w:pBdr>
-          <w:top w:val="nil"/>
-          <w:left w:val="nil"/>
-          <w:bottom w:val="nil"/>
-          <w:right w:val="nil"/>
-          <w:between w:val="nil"/>
-        </w:pBdr>
-        <w:spacing w:after="0"/>
-      </w:pPr>
-      <w:r>
-        <w:t>Demonstrate whether your evaluation framework can reliably detect degraded, manipulated, or otherwise problematic outputs.</w:t>
-      </w:r>
-    </w:p>
-    <w:p>
-      <w:pPr>
-        <w:pBdr>
-          <w:top w:val="nil"/>
-          <w:left w:val="nil"/>
-          <w:bottom w:val="nil"/>
-          <w:right w:val="nil"/>
-          <w:between w:val="nil"/>
-        </w:pBdr>
-        <w:spacing w:after="0"/>
-      </w:pPr>
-    </w:p>
-    <w:p>
-      <w:pPr>
-        <w:numPr>
-          <w:ilvl w:val="0"/>
-          <w:numId w:val="4"/>
-        </w:numPr>
-        <w:pBdr>
-          <w:top w:val="nil"/>
-          <w:left w:val="nil"/>
-          <w:bottom w:val="nil"/>
-          <w:right w:val="nil"/>
-          <w:between w:val="nil"/>
-        </w:pBdr>
-        <w:spacing w:after="0"/>
-        <w:rPr>
-          <w:sz w:val="24"/>
-          <w:szCs w:val="24"/>
-        </w:rPr>
-      </w:pPr>
-      <w:r>
-        <w:rPr>
-          <w:rFonts w:eastAsia="Aptos"/>
-          <w:color w:val="000000"/>
-          <w:sz w:val="24"/>
-          <w:szCs w:val="24"/>
-        </w:rPr>
-        <w:t>Explain how you tested whether the framework could detect poor, degraded, or manipulated outputs.</w:t>
-      </w:r>
-    </w:p>
-    <w:p>
-      <w:pPr>
-        <w:numPr>
-          <w:ilvl w:val="0"/>
-          <w:numId w:val="4"/>
-        </w:numPr>
-        <w:pBdr>
-          <w:top w:val="nil"/>
-          <w:left w:val="nil"/>
-          <w:bottom w:val="nil"/>
-          <w:right w:val="nil"/>
-          <w:between w:val="nil"/>
-        </w:pBdr>
-        <w:spacing w:after="0"/>
-        <w:rPr>
-          <w:sz w:val="24"/>
-          <w:szCs w:val="24"/>
-        </w:rPr>
-      </w:pPr>
-      <w:r>
-        <w:rPr>
-          <w:rFonts w:eastAsia="Aptos"/>
-          <w:color w:val="000000"/>
-          <w:sz w:val="24"/>
-          <w:szCs w:val="24"/>
-        </w:rPr>
-        <w:t>Provide evidence from the validation test.</w:t>
-      </w:r>
-    </w:p>
-    <w:p>
-      <w:pPr>
-        <w:numPr>
-          <w:ilvl w:val="0"/>
-          <w:numId w:val="4"/>
-        </w:numPr>
-        <w:pBdr>
-          <w:top w:val="nil"/>
-          <w:left w:val="nil"/>
-          <w:bottom w:val="nil"/>
-          <w:right w:val="nil"/>
-          <w:between w:val="nil"/>
-        </w:pBdr>
-        <w:spacing w:after="0"/>
-        <w:rPr>
-          <w:sz w:val="24"/>
-          <w:szCs w:val="24"/>
-        </w:rPr>
-      </w:pPr>
-      <w:r>
-        <w:rPr>
-          <w:rFonts w:eastAsia="Aptos"/>
-          <w:color w:val="000000"/>
-          <w:sz w:val="24"/>
-          <w:szCs w:val="24"/>
-        </w:rPr>
-        <w:t>Briefly explain what this reveals about the reliability of your evaluation approach.</w:t>
-      </w:r>
-    </w:p>
-    <w:p>
-      <w:pPr>
-        <w:numPr>
-          <w:ilvl w:val="0"/>
-          <w:numId w:val="4"/>
-        </w:numPr>
-        <w:pBdr>
-          <w:top w:val="nil"/>
-          <w:left w:val="nil"/>
-          <w:bottom w:val="nil"/>
-          <w:right w:val="nil"/>
-          <w:between w:val="nil"/>
-        </w:pBdr>
-        <w:rPr>
-          <w:sz w:val="24"/>
-          <w:szCs w:val="24"/>
-        </w:rPr>
-      </w:pPr>
-      <w:r>
-        <w:rPr>
-          <w:sz w:val="24"/>
-          <w:szCs w:val="24"/>
-        </w:rPr>
-        <w:t xml:space="preserve">Were there any failures, edge cases, or misleading outputs that the evaluation framework did not reliably detect? </w:t>
-      </w:r>
-    </w:p>
-    <w:tbl>
-      <w:tblPr>
-        <w:tblW w:w="10080" w:type="dxa"/>
-        <w:jc w:val="center"/>
-        <w:tblLayout w:type="fixed"/>
-        <w:tblLook w:val="0400" w:firstRow="0" w:lastRow="0" w:firstColumn="0" w:lastColumn="0" w:noHBand="0" w:noVBand="1"/>
-      </w:tblPr>
-      <w:tblGrid>
-        <w:gridCol w:w="10080"/>
-      </w:tblGrid>
-      <w:tr>
-        <w:trPr>
-          <w:jc w:val="center"/>
-        </w:trPr>
-        <w:tc>
-          <w:tcPr>
-            <w:tcW w:w="10080" w:type="dxa"/>
-            <w:tcBorders>
-              <w:top w:val="single" w:sz="6" w:space="0" w:color="BFBFBF"/>
-              <w:left w:val="single" w:sz="6" w:space="0" w:color="BFBFBF"/>
-              <w:bottom w:val="single" w:sz="6" w:space="0" w:color="BFBFBF"/>
-              <w:right w:val="single" w:sz="6" w:space="0" w:color="BFBFBF"/>
-            </w:tcBorders>
-            <w:shd w:val="clear" w:color="auto" w:fill="F2F2F2"/>
-          </w:tcPr>
-          <w:p>
-            <w:pPr>
-              <w:rPr>
-                <w:sz w:val="24"/>
-                <w:szCs w:val="24"/>
-              </w:rPr>
-            </w:pPr>
-            <w:r>
-              <w:rPr>
-                <w:b/>
-                <w:bCs/>
-                <w:sz w:val="24"/>
-                <w:szCs w:val="24"/>
-              </w:rPr>
-              <w:t>How you tested the evaluation framework</w:t>
-            </w:r>
-          </w:p>
-        </w:tc>
-      </w:tr>
-      <w:tr>
-        <w:trPr>
-          <w:jc w:val="center"/>
-        </w:trPr>
-        <w:tc>
-          <w:tcPr>
-            <w:tcW w:w="10080" w:type="dxa"/>
-            <w:tcBorders>
-              <w:top w:val="single" w:sz="6" w:space="0" w:color="BFBFBF"/>
-              <w:left w:val="single" w:sz="6" w:space="0" w:color="BFBFBF"/>
-              <w:bottom w:val="single" w:sz="6" w:space="0" w:color="BFBFBF"/>
-              <w:right w:val="single" w:sz="6" w:space="0" w:color="BFBFBF"/>
-            </w:tcBorders>
-          </w:tcPr>
-          <w:p>
-            <w:pPr>
-              <w:rPr>
-                <w:sz w:val="24"/>
-                <w:szCs w:val="24"/>
-              </w:rPr>
-            </w:pPr>
-            <w:r>
-              <w:rPr>
-                <w:sz w:val="24"/>
-                <w:szCs w:val="24"/>
-              </w:rPr>
-              <w:t>Response:</w:t>
-            </w:r>
-          </w:p>
-          <w:p>
-            <w:pPr>
-              <w:spacing w:after="120"/>
-              <w:rPr>
-                <w:sz w:val="24"/>
-                <w:szCs w:val="24"/>
-              </w:rPr>
             </w:pPr>
           </w:p>
         </w:tc>
@@ -2503,56 +1640,12 @@
             <w:shd w:val="clear" w:color="auto" w:fill="F2F2F2"/>
           </w:tcPr>
           <w:p>
-            <w:pPr>
-              <w:rPr>
-                <w:sz w:val="24"/>
-                <w:szCs w:val="24"/>
-              </w:rPr>
-            </w:pPr>
             <w:r>
               <w:rPr>
                 <w:b/>
                 <w:bCs/>
-                <w:sz w:val="24"/>
-                <w:szCs w:val="24"/>
-              </w:rPr>
-              <w:t>Evidence that the framework detected</w:t>
-            </w:r>
-            <w:r>
-              <w:rPr>
-                <w:b/>
-                <w:bCs/>
-                <w:sz w:val="24"/>
-                <w:szCs w:val="24"/>
-              </w:rPr>
-              <w:t xml:space="preserve"> poor,</w:t>
-            </w:r>
-            <w:r>
-              <w:rPr>
-                <w:b/>
-                <w:bCs/>
-                <w:sz w:val="24"/>
-                <w:szCs w:val="24"/>
-              </w:rPr>
-              <w:t xml:space="preserve"> degraded</w:t>
-            </w:r>
-            <w:r>
-              <w:rPr>
-                <w:b/>
-                <w:bCs/>
-                <w:sz w:val="24"/>
-                <w:szCs w:val="24"/>
-              </w:rPr>
-              <w:t>,</w:t>
-            </w:r>
-            <w:r>
-              <w:rPr>
-                <w:b/>
-                <w:bCs/>
-                <w:sz w:val="24"/>
-                <w:szCs w:val="24"/>
-              </w:rPr>
-              <w:t xml:space="preserve"> or manipulated outputs</w:t>
+              </w:rPr>
+              <w:t>Key system weaknesses</w:t>
             </w:r>
           </w:p>
         </w:tc>
@@ -2573,131 +1666,11 @@
           </w:tcPr>
           <w:p>
             <w:pPr>
-              <w:rPr>
-                <w:sz w:val="24"/>
-                <w:szCs w:val="24"/>
-              </w:rPr>
+              <w:spacing w:after="120"/>
             </w:pPr>
             <w:r>
-              <w:rPr>
-                <w:sz w:val="24"/>
-                <w:szCs w:val="24"/>
-              </w:rPr>
-              <w:t>Response:</w:t>
-            </w:r>
-          </w:p>
-          <w:p>
-            <w:pPr>
-              <w:spacing w:after="120"/>
-              <w:rPr>
-                <w:sz w:val="24"/>
-                <w:szCs w:val="24"/>
-              </w:rPr>
-            </w:pPr>
-          </w:p>
-          <w:p>
-            <w:pPr>
-              <w:spacing w:after="120"/>
-              <w:rPr>
-                <w:sz w:val="24"/>
-                <w:szCs w:val="24"/>
-              </w:rPr>
-            </w:pPr>
-          </w:p>
-        </w:tc>
-      </w:tr>
-    </w:tbl>
-    <w:p>
-      <w:pPr>
-        <w:rPr>
-          <w:b/>
-          <w:bCs/>
-          <w:sz w:val="24"/>
-          <w:szCs w:val="24"/>
-        </w:rPr>
-      </w:pPr>
-    </w:p>
-    <w:tbl>
-      <w:tblPr>
-        <w:tblW w:w="10080" w:type="dxa"/>
-        <w:jc w:val="center"/>
-        <w:tblLayout w:type="fixed"/>
-        <w:tblLook w:val="0400" w:firstRow="0" w:lastRow="0" w:firstColumn="0" w:lastColumn="0" w:noHBand="0" w:noVBand="1"/>
-      </w:tblPr>
-      <w:tblGrid>
-        <w:gridCol w:w="10080"/>
-      </w:tblGrid>
-      <w:tr>
-        <w:trPr>
-          <w:jc w:val="center"/>
-        </w:trPr>
-        <w:tc>
-          <w:tcPr>
-            <w:tcW w:w="10080" w:type="dxa"/>
-            <w:tcBorders>
-              <w:top w:val="single" w:sz="6" w:space="0" w:color="BFBFBF"/>
-              <w:left w:val="single" w:sz="6" w:space="0" w:color="BFBFBF"/>
-              <w:bottom w:val="single" w:sz="6" w:space="0" w:color="BFBFBF"/>
-              <w:right w:val="single" w:sz="6" w:space="0" w:color="BFBFBF"/>
-            </w:tcBorders>
-            <w:shd w:val="clear" w:color="auto" w:fill="F2F2F2"/>
-          </w:tcPr>
-          <w:p>
-            <w:pPr>
-              <w:rPr>
-                <w:sz w:val="24"/>
-                <w:szCs w:val="24"/>
-              </w:rPr>
-            </w:pPr>
-            <w:r>
-              <w:rPr>
-                <w:b/>
-                <w:bCs/>
-                <w:sz w:val="24"/>
-                <w:szCs w:val="24"/>
-              </w:rPr>
-              <w:t>Brief interpretation of the validation results</w:t>
-            </w:r>
-          </w:p>
-        </w:tc>
-      </w:tr>
-      <w:tr>
-        <w:trPr>
-          <w:jc w:val="center"/>
-        </w:trPr>
-        <w:tc>
-          <w:tcPr>
-            <w:tcW w:w="10080" w:type="dxa"/>
-            <w:tcBorders>
-              <w:top w:val="single" w:sz="6" w:space="0" w:color="BFBFBF"/>
-              <w:left w:val="single" w:sz="6" w:space="0" w:color="BFBFBF"/>
-              <w:bottom w:val="single" w:sz="6" w:space="0" w:color="BFBFBF"/>
-              <w:right w:val="single" w:sz="6" w:space="0" w:color="BFBFBF"/>
-            </w:tcBorders>
-          </w:tcPr>
-          <w:p>
-            <w:pPr>
-              <w:rPr>
-                <w:sz w:val="24"/>
-                <w:szCs w:val="24"/>
-              </w:rPr>
-            </w:pPr>
-            <w:r>
-              <w:rPr>
-                <w:sz w:val="24"/>
-                <w:szCs w:val="24"/>
-              </w:rPr>
-              <w:t>Response:</w:t>
-            </w:r>
-          </w:p>
-          <w:p>
-            <w:pPr>
-              <w:spacing w:after="120"/>
-              <w:rPr>
-                <w:sz w:val="24"/>
-                <w:szCs w:val="24"/>
-              </w:rPr>
-            </w:pPr>
+              <w:t>A weakness was retrieval ranking and precision. For the NFL draft question, the Baltimore Ravens article ranked above the relevant draft article, and an unrelated NBA draft article also appeared. Although the needed source was included, irrelevant results could crowd out useful context on harder questions.</w:t>
+            </w:r>
           </w:p>
         </w:tc>
       </w:tr>
@@ -2729,20 +1702,12 @@
             <w:shd w:val="clear" w:color="auto" w:fill="F2F2F2"/>
           </w:tcPr>
           <w:p>
-            <w:pPr>
-              <w:rPr>
-                <w:sz w:val="24"/>
-                <w:szCs w:val="24"/>
-              </w:rPr>
-            </w:pPr>
             <w:r>
               <w:rPr>
                 <w:b/>
                 <w:bCs/>
-                <w:sz w:val="24"/>
-                <w:szCs w:val="24"/>
-              </w:rPr>
-              <w:t>Potential blind spots in the evaluation framework</w:t>
+              </w:rPr>
+              <w:t>Likely failure modes and causes</w:t>
             </w:r>
           </w:p>
         </w:tc>
@@ -2762,38 +1727,17 @@
             </w:tcBorders>
           </w:tcPr>
           <w:p>
-            <w:pPr>
-              <w:rPr>
-                <w:sz w:val="24"/>
-                <w:szCs w:val="24"/>
-              </w:rPr>
-            </w:pPr>
-            <w:r>
-              <w:rPr>
-                <w:sz w:val="24"/>
-                <w:szCs w:val="24"/>
-              </w:rPr>
-              <w:t>Response:</w:t>
-            </w:r>
-          </w:p>
-          <w:p>
-            <w:pPr>
-              <w:spacing w:after="120"/>
-              <w:rPr>
-                <w:sz w:val="24"/>
-                <w:szCs w:val="24"/>
-              </w:rPr>
-            </w:pPr>
-          </w:p>
-          <w:p>
-            <w:pPr>
-              <w:spacing w:after="120"/>
-              <w:rPr>
-                <w:sz w:val="24"/>
-                <w:szCs w:val="24"/>
-              </w:rPr>
-            </w:pPr>
-          </w:p>
+            <w:r>
+              <w:t>The clearest evaluation problems involved grading-note quality and inconsistent judgments. The house-sale answer failed because its source-supported date differed from the grading notes. The Ben Jones answer received different verdicts across runs despite giving the same date. The judge also accepted the deliberately incorrect draft answer in one run.</w:t>
+            </w:r>
+          </w:p>
+          <w:p/>
+          <w:p>
+            <w:r>
+              <w:t>These findings mean the 66.7% pass rate reflects both system performance and evaluator limitations. The observed failures do not clearly demonstrate insufficient context or generation errors. More varied questions and clearer, source-verified grading notes are needed before drawing broader conclusions or choosing retrieval improvements.</w:t>
+            </w:r>
+          </w:p>
+          <w:p/>
         </w:tc>
       </w:tr>
     </w:tbl>
@@ -2804,13 +1748,36 @@
         <w:spacing w:before="240"/>
       </w:pPr>
       <w:r>
-        <w:t>Step 7. Reflection and Next Steps</w:t>
+        <w:t xml:space="preserve">Step 6. </w:t>
+      </w:r>
+      <w:r>
+        <w:t>Evaluation Framework Validation and Reliability</w:t>
       </w:r>
     </w:p>
     <w:p>
+      <w:pPr>
+        <w:pBdr>
+          <w:top w:val="nil"/>
+          <w:left w:val="nil"/>
+          <w:bottom w:val="nil"/>
+          <w:right w:val="nil"/>
+          <w:between w:val="nil"/>
+        </w:pBdr>
+      </w:pPr>
       <w:r>
-        <w:t>Reflect on the limitations of your current evaluation approach and how you would refine it before using it to guide system optimization.</w:t>
+        <w:t>Demonstrate whether your evaluation framework can reliably detect degraded, manipulated, or otherwise problematic outputs.</w:t>
       </w:r>
+    </w:p>
+    <w:p>
+      <w:pPr>
+        <w:pBdr>
+          <w:top w:val="nil"/>
+          <w:left w:val="nil"/>
+          <w:bottom w:val="nil"/>
+          <w:right w:val="nil"/>
+          <w:between w:val="nil"/>
+        </w:pBdr>
+      </w:pPr>
     </w:p>
     <w:p>
       <w:pPr>
@@ -2825,20 +1792,14 @@
           <w:right w:val="nil"/>
           <w:between w:val="nil"/>
         </w:pBdr>
-        <w:spacing w:after="0"/>
-        <w:rPr>
-          <w:sz w:val="24"/>
-          <w:szCs w:val="24"/>
-        </w:rPr>
       </w:pPr>
       <w:r>
         <w:rPr>
           <w:rFonts w:eastAsia="Aptos"/>
           <w:color w:val="000000"/>
-          <w:sz w:val="24"/>
-          <w:szCs w:val="24"/>
         </w:rPr>
-        <w:t>Identify limitations in the test set, metrics, framework, or validation process.</w:t>
+        <w:lastRenderedPageBreak/>
+        <w:t>Explain how you tested whether the framework could detect poor, degraded, or manipulated outputs.</w:t>
       </w:r>
     </w:p>
     <w:p>
@@ -2854,40 +1815,382 @@
           <w:right w:val="nil"/>
           <w:between w:val="nil"/>
         </w:pBdr>
-        <w:spacing w:after="0"/>
-        <w:rPr>
-          <w:sz w:val="24"/>
-          <w:szCs w:val="24"/>
-        </w:rPr>
       </w:pPr>
       <w:r>
         <w:rPr>
           <w:rFonts w:eastAsia="Aptos"/>
           <w:color w:val="000000"/>
-          <w:sz w:val="24"/>
-          <w:szCs w:val="24"/>
         </w:rPr>
-        <w:t xml:space="preserve">Propose specific improvements you </w:t>
+        <w:t>Provide evidence from the validation test.</w:t>
       </w:r>
-      <w:proofErr w:type="gramStart"/>
+    </w:p>
+    <w:p>
+      <w:pPr>
+        <w:numPr>
+          <w:ilvl w:val="0"/>
+          <w:numId w:val="4"/>
+        </w:numPr>
+        <w:pBdr>
+          <w:top w:val="nil"/>
+          <w:left w:val="nil"/>
+          <w:bottom w:val="nil"/>
+          <w:right w:val="nil"/>
+          <w:between w:val="nil"/>
+        </w:pBdr>
+      </w:pPr>
       <w:r>
         <w:rPr>
           <w:rFonts w:eastAsia="Aptos"/>
           <w:color w:val="000000"/>
-          <w:sz w:val="24"/>
-          <w:szCs w:val="24"/>
         </w:rPr>
-        <w:t>would</w:t>
+        <w:t>Briefly explain what this reveals about the reliability of your evaluation approach.</w:t>
       </w:r>
-      <w:proofErr w:type="gramEnd"/>
+    </w:p>
+    <w:p>
+      <w:pPr>
+        <w:numPr>
+          <w:ilvl w:val="0"/>
+          <w:numId w:val="4"/>
+        </w:numPr>
+        <w:pBdr>
+          <w:top w:val="nil"/>
+          <w:left w:val="nil"/>
+          <w:bottom w:val="nil"/>
+          <w:right w:val="nil"/>
+          <w:between w:val="nil"/>
+        </w:pBdr>
+      </w:pPr>
+      <w:r>
+        <w:t xml:space="preserve">Were there any failures, edge cases, or misleading outputs that the evaluation framework did not reliably detect? </w:t>
+      </w:r>
+    </w:p>
+    <w:tbl>
+      <w:tblPr>
+        <w:tblW w:w="10080" w:type="dxa"/>
+        <w:jc w:val="center"/>
+        <w:tblLayout w:type="fixed"/>
+        <w:tblLook w:val="0400" w:firstRow="0" w:lastRow="0" w:firstColumn="0" w:lastColumn="0" w:noHBand="0" w:noVBand="1"/>
+      </w:tblPr>
+      <w:tblGrid>
+        <w:gridCol w:w="10080"/>
+      </w:tblGrid>
+      <w:tr>
+        <w:trPr>
+          <w:jc w:val="center"/>
+        </w:trPr>
+        <w:tc>
+          <w:tcPr>
+            <w:tcW w:w="10080" w:type="dxa"/>
+            <w:tcBorders>
+              <w:top w:val="single" w:sz="6" w:space="0" w:color="BFBFBF"/>
+              <w:left w:val="single" w:sz="6" w:space="0" w:color="BFBFBF"/>
+              <w:bottom w:val="single" w:sz="6" w:space="0" w:color="BFBFBF"/>
+              <w:right w:val="single" w:sz="6" w:space="0" w:color="BFBFBF"/>
+            </w:tcBorders>
+            <w:shd w:val="clear" w:color="auto" w:fill="F2F2F2"/>
+          </w:tcPr>
+          <w:p>
+            <w:r>
+              <w:rPr>
+                <w:b/>
+                <w:bCs/>
+              </w:rPr>
+              <w:t>How you tested the evaluation framework</w:t>
+            </w:r>
+          </w:p>
+        </w:tc>
+      </w:tr>
+      <w:tr>
+        <w:trPr>
+          <w:jc w:val="center"/>
+        </w:trPr>
+        <w:tc>
+          <w:tcPr>
+            <w:tcW w:w="10080" w:type="dxa"/>
+            <w:tcBorders>
+              <w:top w:val="single" w:sz="6" w:space="0" w:color="BFBFBF"/>
+              <w:left w:val="single" w:sz="6" w:space="0" w:color="BFBFBF"/>
+              <w:bottom w:val="single" w:sz="6" w:space="0" w:color="BFBFBF"/>
+              <w:right w:val="single" w:sz="6" w:space="0" w:color="BFBFBF"/>
+            </w:tcBorders>
+          </w:tcPr>
+          <w:p>
+            <w:r>
+              <w:t>I tested the framework by submitting both a system-generated NFL draft answer and a deliberately incorrect answer naming Tom Brady, Patrick Mahomes, and Joe Burrow as the first three picks. The LLM judge evaluated both against the same grading notes. I checked whether it passed the expected answer and failed the manipulated answer, then compared the logged results across three runs for consistency.</w:t>
+            </w:r>
+          </w:p>
+        </w:tc>
+      </w:tr>
+    </w:tbl>
+    <w:p/>
+    <w:tbl>
+      <w:tblPr>
+        <w:tblW w:w="10080" w:type="dxa"/>
+        <w:jc w:val="center"/>
+        <w:tblLayout w:type="fixed"/>
+        <w:tblLook w:val="0400" w:firstRow="0" w:lastRow="0" w:firstColumn="0" w:lastColumn="0" w:noHBand="0" w:noVBand="1"/>
+      </w:tblPr>
+      <w:tblGrid>
+        <w:gridCol w:w="10080"/>
+      </w:tblGrid>
+      <w:tr>
+        <w:trPr>
+          <w:jc w:val="center"/>
+        </w:trPr>
+        <w:tc>
+          <w:tcPr>
+            <w:tcW w:w="10080" w:type="dxa"/>
+            <w:tcBorders>
+              <w:top w:val="single" w:sz="6" w:space="0" w:color="BFBFBF"/>
+              <w:left w:val="single" w:sz="6" w:space="0" w:color="BFBFBF"/>
+              <w:bottom w:val="single" w:sz="6" w:space="0" w:color="BFBFBF"/>
+              <w:right w:val="single" w:sz="6" w:space="0" w:color="BFBFBF"/>
+            </w:tcBorders>
+            <w:shd w:val="clear" w:color="auto" w:fill="F2F2F2"/>
+          </w:tcPr>
+          <w:p>
+            <w:r>
+              <w:rPr>
+                <w:b/>
+                <w:bCs/>
+              </w:rPr>
+              <w:t>Evidence that the framework detected</w:t>
+            </w:r>
+            <w:r>
+              <w:rPr>
+                <w:b/>
+                <w:bCs/>
+              </w:rPr>
+              <w:t xml:space="preserve"> poor,</w:t>
+            </w:r>
+            <w:r>
+              <w:rPr>
+                <w:b/>
+                <w:bCs/>
+              </w:rPr>
+              <w:t xml:space="preserve"> degraded</w:t>
+            </w:r>
+            <w:r>
+              <w:rPr>
+                <w:b/>
+                <w:bCs/>
+              </w:rPr>
+              <w:t>,</w:t>
+            </w:r>
+            <w:r>
+              <w:rPr>
+                <w:b/>
+                <w:bCs/>
+              </w:rPr>
+              <w:t xml:space="preserve"> or manipulated outputs</w:t>
+            </w:r>
+          </w:p>
+        </w:tc>
+      </w:tr>
+      <w:tr>
+        <w:trPr>
+          <w:jc w:val="center"/>
+        </w:trPr>
+        <w:tc>
+          <w:tcPr>
+            <w:tcW w:w="10080" w:type="dxa"/>
+            <w:tcBorders>
+              <w:top w:val="single" w:sz="6" w:space="0" w:color="BFBFBF"/>
+              <w:left w:val="single" w:sz="6" w:space="0" w:color="BFBFBF"/>
+              <w:bottom w:val="single" w:sz="6" w:space="0" w:color="BFBFBF"/>
+              <w:right w:val="single" w:sz="6" w:space="0" w:color="BFBFBF"/>
+            </w:tcBorders>
+          </w:tcPr>
+          <w:p>
+            <w:r>
+              <w:t>The validation log recorded good=pass manipulated=fail in the first and third runs. This shows that the framework accepted the expected answer and rejected the deliberately incorrect NFL draft answer in those runs. However, the second run recorded good=pass manipulated=pass, so detection was successful in two of three runs and was not consistently reliable.</w:t>
+            </w:r>
+          </w:p>
+        </w:tc>
+      </w:tr>
+    </w:tbl>
+    <w:p>
+      <w:pPr>
+        <w:rPr>
+          <w:b/>
+          <w:bCs/>
+        </w:rPr>
+      </w:pPr>
+    </w:p>
+    <w:tbl>
+      <w:tblPr>
+        <w:tblW w:w="10080" w:type="dxa"/>
+        <w:jc w:val="center"/>
+        <w:tblLayout w:type="fixed"/>
+        <w:tblLook w:val="0400" w:firstRow="0" w:lastRow="0" w:firstColumn="0" w:lastColumn="0" w:noHBand="0" w:noVBand="1"/>
+      </w:tblPr>
+      <w:tblGrid>
+        <w:gridCol w:w="10080"/>
+      </w:tblGrid>
+      <w:tr>
+        <w:trPr>
+          <w:jc w:val="center"/>
+        </w:trPr>
+        <w:tc>
+          <w:tcPr>
+            <w:tcW w:w="10080" w:type="dxa"/>
+            <w:tcBorders>
+              <w:top w:val="single" w:sz="6" w:space="0" w:color="BFBFBF"/>
+              <w:left w:val="single" w:sz="6" w:space="0" w:color="BFBFBF"/>
+              <w:bottom w:val="single" w:sz="6" w:space="0" w:color="BFBFBF"/>
+              <w:right w:val="single" w:sz="6" w:space="0" w:color="BFBFBF"/>
+            </w:tcBorders>
+            <w:shd w:val="clear" w:color="auto" w:fill="F2F2F2"/>
+          </w:tcPr>
+          <w:p>
+            <w:r>
+              <w:rPr>
+                <w:b/>
+                <w:bCs/>
+              </w:rPr>
+              <w:t>Brief interpretation of the validation results</w:t>
+            </w:r>
+          </w:p>
+        </w:tc>
+      </w:tr>
+      <w:tr>
+        <w:trPr>
+          <w:jc w:val="center"/>
+        </w:trPr>
+        <w:tc>
+          <w:tcPr>
+            <w:tcW w:w="10080" w:type="dxa"/>
+            <w:tcBorders>
+              <w:top w:val="single" w:sz="6" w:space="0" w:color="BFBFBF"/>
+              <w:left w:val="single" w:sz="6" w:space="0" w:color="BFBFBF"/>
+              <w:bottom w:val="single" w:sz="6" w:space="0" w:color="BFBFBF"/>
+              <w:right w:val="single" w:sz="6" w:space="0" w:color="BFBFBF"/>
+            </w:tcBorders>
+          </w:tcPr>
+          <w:p>
+            <w:r>
+              <w:t>The framework could detect an obviously incorrect answer, but it did so inconsistently, rejecting it in only two of three runs. This means automated pass/fail scores are useful as an initial signal but need manual review and clear, source-verified grading notes before being treated as reliable evidence of system quality.</w:t>
+            </w:r>
+          </w:p>
+        </w:tc>
+      </w:tr>
+    </w:tbl>
+    <w:p/>
+    <w:tbl>
+      <w:tblPr>
+        <w:tblW w:w="10080" w:type="dxa"/>
+        <w:jc w:val="center"/>
+        <w:tblLayout w:type="fixed"/>
+        <w:tblLook w:val="0400" w:firstRow="0" w:lastRow="0" w:firstColumn="0" w:lastColumn="0" w:noHBand="0" w:noVBand="1"/>
+      </w:tblPr>
+      <w:tblGrid>
+        <w:gridCol w:w="10080"/>
+      </w:tblGrid>
+      <w:tr>
+        <w:trPr>
+          <w:jc w:val="center"/>
+        </w:trPr>
+        <w:tc>
+          <w:tcPr>
+            <w:tcW w:w="10080" w:type="dxa"/>
+            <w:tcBorders>
+              <w:top w:val="single" w:sz="6" w:space="0" w:color="BFBFBF"/>
+              <w:left w:val="single" w:sz="6" w:space="0" w:color="BFBFBF"/>
+              <w:bottom w:val="single" w:sz="6" w:space="0" w:color="BFBFBF"/>
+              <w:right w:val="single" w:sz="6" w:space="0" w:color="BFBFBF"/>
+            </w:tcBorders>
+            <w:shd w:val="clear" w:color="auto" w:fill="F2F2F2"/>
+          </w:tcPr>
+          <w:p>
+            <w:r>
+              <w:rPr>
+                <w:b/>
+                <w:bCs/>
+              </w:rPr>
+              <w:t>Potential blind spots in the evaluation framework</w:t>
+            </w:r>
+          </w:p>
+        </w:tc>
+      </w:tr>
+      <w:tr>
+        <w:trPr>
+          <w:jc w:val="center"/>
+        </w:trPr>
+        <w:tc>
+          <w:tcPr>
+            <w:tcW w:w="10080" w:type="dxa"/>
+            <w:tcBorders>
+              <w:top w:val="single" w:sz="6" w:space="0" w:color="BFBFBF"/>
+              <w:left w:val="single" w:sz="6" w:space="0" w:color="BFBFBF"/>
+              <w:bottom w:val="single" w:sz="6" w:space="0" w:color="BFBFBF"/>
+              <w:right w:val="single" w:sz="6" w:space="0" w:color="BFBFBF"/>
+            </w:tcBorders>
+          </w:tcPr>
+          <w:p>
+            <w:r>
+              <w:t>The judge sees only the answer and grading notes, so it cannot independently verify support from the retrieved sources. Vague or incorrect grading notes can cause it to accept wrong answers or reject correct ones. Binary scoring also hides partial correctness, and the small test set does not test missing information, reworded questions, or more complex requests. The manipulated answer’s passing verdict in one run shows that even obvious errors can escape detection.</w:t>
+            </w:r>
+          </w:p>
+        </w:tc>
+      </w:tr>
+    </w:tbl>
+    <w:p/>
+    <w:p>
+      <w:pPr>
+        <w:pStyle w:val="Heading1"/>
+        <w:spacing w:before="240"/>
+      </w:pPr>
+      <w:r>
+        <w:t>Step 7. Reflection and Next Steps</w:t>
+      </w:r>
+    </w:p>
+    <w:p>
+      <w:r>
+        <w:t>Reflect on the limitations of your current evaluation approach and how you would refine it before using it to guide system optimization.</w:t>
+      </w:r>
+    </w:p>
+    <w:p>
+      <w:pPr>
+        <w:numPr>
+          <w:ilvl w:val="0"/>
+          <w:numId w:val="4"/>
+        </w:numPr>
+        <w:pBdr>
+          <w:top w:val="nil"/>
+          <w:left w:val="nil"/>
+          <w:bottom w:val="nil"/>
+          <w:right w:val="nil"/>
+          <w:between w:val="nil"/>
+        </w:pBdr>
+      </w:pPr>
       <w:r>
         <w:rPr>
           <w:rFonts w:eastAsia="Aptos"/>
           <w:color w:val="000000"/>
-          <w:sz w:val="24"/>
-          <w:szCs w:val="24"/>
         </w:rPr>
-        <w:t xml:space="preserve"> make next.</w:t>
+        <w:t>Identify limitations in the test set, metrics, framework, or validation process.</w:t>
+      </w:r>
+    </w:p>
+    <w:p>
+      <w:pPr>
+        <w:numPr>
+          <w:ilvl w:val="0"/>
+          <w:numId w:val="4"/>
+        </w:numPr>
+        <w:pBdr>
+          <w:top w:val="nil"/>
+          <w:left w:val="nil"/>
+          <w:bottom w:val="nil"/>
+          <w:right w:val="nil"/>
+          <w:between w:val="nil"/>
+        </w:pBdr>
+      </w:pPr>
+      <w:r>
+        <w:rPr>
+          <w:rFonts w:eastAsia="Aptos"/>
+          <w:color w:val="000000"/>
+        </w:rPr>
+        <w:t>Propose specific improvements you would make next.</w:t>
       </w:r>
     </w:p>
     <w:p>
@@ -2900,16 +2203,12 @@
         <w:rPr>
           <w:rFonts w:eastAsia="Aptos"/>
           <w:color w:val="000000"/>
-          <w:sz w:val="24"/>
-          <w:szCs w:val="24"/>
         </w:rPr>
       </w:pPr>
       <w:r>
         <w:rPr>
           <w:rFonts w:eastAsia="Aptos"/>
           <w:color w:val="000000"/>
-          <w:sz w:val="24"/>
-          <w:szCs w:val="24"/>
         </w:rPr>
         <w:t>Consider what additional evidence, test cases, adversarial scenarios, or validation methods would strengthen your evaluation framework.</w:t>
       </w:r>
@@ -2940,18 +2239,10 @@
             <w:shd w:val="clear" w:color="auto" w:fill="F2F2F2"/>
           </w:tcPr>
           <w:p>
-            <w:pPr>
-              <w:rPr>
-                <w:sz w:val="24"/>
-                <w:szCs w:val="24"/>
-              </w:rPr>
-            </w:pPr>
             <w:r>
               <w:rPr>
                 <w:b/>
                 <w:bCs/>
-                <w:sz w:val="24"/>
-                <w:szCs w:val="24"/>
               </w:rPr>
               <w:t>Limitations of your current evaluation approach</w:t>
             </w:r>
@@ -2973,40 +2264,19 @@
             </w:tcBorders>
           </w:tcPr>
           <w:p>
-            <w:pPr>
-              <w:rPr>
-                <w:sz w:val="24"/>
-                <w:szCs w:val="24"/>
-              </w:rPr>
-            </w:pPr>
-            <w:r>
-              <w:rPr>
-                <w:sz w:val="24"/>
-                <w:szCs w:val="24"/>
-              </w:rPr>
-              <w:t>Response:</w:t>
+            <w:r>
+              <w:t>The evaluation used only three factual questions, with no dedicated tests for missing information, ambiguous queries, or reworded questions. Pass/fail scoring hides partial correctness and does not distinguish retrieval failures from generation errors. The judge produced inconsistent verdicts, and some grading notes were vague or conflicted with the source. Validation used only one deliberately incorrect answer, limiting evidence of the evaluator’s reliability.</w:t>
             </w:r>
           </w:p>
           <w:p>
             <w:pPr>
               <w:spacing w:after="120"/>
-              <w:rPr>
-                <w:sz w:val="24"/>
-                <w:szCs w:val="24"/>
-              </w:rPr>
             </w:pPr>
           </w:p>
         </w:tc>
       </w:tr>
     </w:tbl>
-    <w:p>
-      <w:pPr>
-        <w:rPr>
-          <w:sz w:val="24"/>
-          <w:szCs w:val="24"/>
-        </w:rPr>
-      </w:pPr>
-    </w:p>
+    <w:p/>
     <w:tbl>
       <w:tblPr>
         <w:tblW w:w="10080" w:type="dxa"/>
@@ -3033,18 +2303,10 @@
             <w:shd w:val="clear" w:color="auto" w:fill="F2F2F2"/>
           </w:tcPr>
           <w:p>
-            <w:pPr>
-              <w:rPr>
-                <w:sz w:val="24"/>
-                <w:szCs w:val="24"/>
-              </w:rPr>
-            </w:pPr>
             <w:r>
               <w:rPr>
                 <w:b/>
                 <w:bCs/>
-                <w:sz w:val="24"/>
-                <w:szCs w:val="24"/>
               </w:rPr>
               <w:t>Specific improvements or next steps</w:t>
             </w:r>
@@ -3066,28 +2328,9 @@
             </w:tcBorders>
           </w:tcPr>
           <w:p>
-            <w:pPr>
-              <w:rPr>
-                <w:sz w:val="24"/>
-                <w:szCs w:val="24"/>
-              </w:rPr>
-            </w:pPr>
-            <w:r>
-              <w:rPr>
-                <w:sz w:val="24"/>
-                <w:szCs w:val="24"/>
-              </w:rPr>
-              <w:t>Response:</w:t>
-            </w:r>
-          </w:p>
-          <w:p>
-            <w:pPr>
-              <w:spacing w:after="120"/>
-              <w:rPr>
-                <w:sz w:val="24"/>
-                <w:szCs w:val="24"/>
-              </w:rPr>
-            </w:pPr>
+            <w:r>
+              <w:t>I would first verify and clarify the grading notes against the source articles. Next, I would add tests for reworded questions, ambiguous names, missing information, and questions requiring multiple sources. I would assess retrieval relevance separately from answer accuracy and completeness, then compare repeated LLM judgments with manual review. Finally, I would test more manipulated answers, including incorrect dates, missing details, and unsupported claims.</w:t>
+            </w:r>
           </w:p>
         </w:tc>
       </w:tr>
@@ -3106,17 +2349,7 @@
       </w:r>
     </w:p>
     <w:p>
-      <w:pPr>
-        <w:rPr>
-          <w:sz w:val="24"/>
-          <w:szCs w:val="24"/>
-        </w:rPr>
-      </w:pPr>
       <w:r>
-        <w:rPr>
-          <w:sz w:val="24"/>
-          <w:szCs w:val="24"/>
-        </w:rPr>
         <w:t>Use this section to list or link to any supporting materials included with your submission.</w:t>
       </w:r>
     </w:p>
@@ -3148,18 +2381,10 @@
             <w:shd w:val="clear" w:color="auto" w:fill="D9D9D9" w:themeFill="background1" w:themeFillShade="D9"/>
           </w:tcPr>
           <w:p>
-            <w:pPr>
-              <w:rPr>
-                <w:sz w:val="24"/>
-                <w:szCs w:val="24"/>
-              </w:rPr>
-            </w:pPr>
             <w:r>
               <w:rPr>
                 <w:b/>
                 <w:bCs/>
-                <w:sz w:val="24"/>
-                <w:szCs w:val="24"/>
               </w:rPr>
               <w:t>Supporting material</w:t>
             </w:r>
@@ -3177,18 +2402,10 @@
             <w:shd w:val="clear" w:color="auto" w:fill="D9D9D9" w:themeFill="background1" w:themeFillShade="D9"/>
           </w:tcPr>
           <w:p>
-            <w:pPr>
-              <w:rPr>
-                <w:sz w:val="24"/>
-                <w:szCs w:val="24"/>
-              </w:rPr>
-            </w:pPr>
             <w:r>
               <w:rPr>
                 <w:b/>
                 <w:bCs/>
-                <w:sz w:val="24"/>
-                <w:szCs w:val="24"/>
               </w:rPr>
               <w:t>Location, link, or note</w:t>
             </w:r>
@@ -3207,28 +2424,11 @@
             </w:tcBorders>
           </w:tcPr>
           <w:p>
-            <w:pPr>
-              <w:rPr>
-                <w:sz w:val="24"/>
-                <w:szCs w:val="24"/>
-              </w:rPr>
-            </w:pPr>
-            <w:r>
-              <w:rPr>
-                <w:sz w:val="24"/>
-                <w:szCs w:val="24"/>
-              </w:rPr>
+            <w:r>
               <w:t>Sample test queries</w:t>
             </w:r>
           </w:p>
-          <w:p>
-            <w:pPr>
-              <w:rPr>
-                <w:sz w:val="24"/>
-                <w:szCs w:val="24"/>
-              </w:rPr>
-            </w:pPr>
-          </w:p>
+          <w:p/>
         </w:tc>
         <w:tc>
           <w:tcPr>
@@ -3240,30 +2440,23 @@
               <w:right w:val="single" w:sz="6" w:space="0" w:color="BFBFBF"/>
             </w:tcBorders>
           </w:tcPr>
-          <w:p>
-            <w:pPr>
-              <w:rPr>
-                <w:sz w:val="24"/>
-                <w:szCs w:val="24"/>
-              </w:rPr>
-            </w:pPr>
-          </w:p>
-          <w:p>
-            <w:pPr>
-              <w:rPr>
-                <w:sz w:val="24"/>
-                <w:szCs w:val="24"/>
-              </w:rPr>
-            </w:pPr>
-          </w:p>
-          <w:p>
-            <w:pPr>
-              <w:rPr>
-                <w:sz w:val="24"/>
-                <w:szCs w:val="24"/>
-              </w:rPr>
-            </w:pPr>
-          </w:p>
+          <w:p/>
+          <w:p>
+            <w:r>
+              <w:t>Who were the first three players drafted in the 2026 NFL draft?</w:t>
+            </w:r>
+          </w:p>
+          <w:p>
+            <w:r>
+              <w:t>When did Ben Jones, who played Cooter Davenport, die?</w:t>
+            </w:r>
+          </w:p>
+          <w:p>
+            <w:r>
+              <w:t>When and for how much did the Brady Bunch house sell?</w:t>
+            </w:r>
+          </w:p>
+          <w:p/>
         </w:tc>
       </w:tr>
       <w:tr>
@@ -3278,36 +2471,12 @@
             </w:tcBorders>
           </w:tcPr>
           <w:p>
-            <w:pPr>
-              <w:rPr>
-                <w:sz w:val="24"/>
-                <w:szCs w:val="24"/>
-              </w:rPr>
-            </w:pPr>
-            <w:r>
-              <w:rPr>
-                <w:sz w:val="24"/>
-                <w:szCs w:val="24"/>
-              </w:rPr>
+            <w:r>
               <w:t>Output logs, screenshots, or metric reports</w:t>
             </w:r>
           </w:p>
-          <w:p>
-            <w:pPr>
-              <w:rPr>
-                <w:sz w:val="24"/>
-                <w:szCs w:val="24"/>
-              </w:rPr>
-            </w:pPr>
-          </w:p>
-          <w:p>
-            <w:pPr>
-              <w:rPr>
-                <w:sz w:val="24"/>
-                <w:szCs w:val="24"/>
-              </w:rPr>
-            </w:pPr>
-          </w:p>
+          <w:p/>
+          <w:p/>
         </w:tc>
         <w:tc>
           <w:tcPr>
@@ -3319,30 +2488,5198 @@
               <w:right w:val="single" w:sz="6" w:space="0" w:color="BFBFBF"/>
             </w:tcBorders>
           </w:tcPr>
+          <w:p/>
           <w:p>
             <w:pPr>
-              <w:rPr>
-                <w:sz w:val="24"/>
-                <w:szCs w:val="24"/>
+              <w:shd w:val="clear" w:color="auto" w:fill="1F1F1F"/>
+              <w:spacing w:line="270" w:lineRule="atLeast"/>
+              <w:rPr>
+                <w:rFonts w:ascii="Menlo" w:hAnsi="Menlo" w:cs="Menlo"/>
+                <w:color w:val="CCCCCC"/>
+                <w:sz w:val="18"/>
+                <w:szCs w:val="18"/>
               </w:rPr>
             </w:pPr>
+            <w:r>
+              <w:t>The log</w:t>
+            </w:r>
+            <w:r>
+              <w:t xml:space="preserve"> contains retrieved document names and scores, generated answers, pass/fail verdicts, and validation results across three runs. The latest run shows </w:t>
+            </w:r>
+            <w:r>
+              <w:rPr>
+                <w:rStyle w:val="Strong"/>
+              </w:rPr>
+              <w:t>2 of 3 questions passed (66.7%)</w:t>
+            </w:r>
+            <w:r>
+              <w:t xml:space="preserve"> and the manipulated answer was rejected.</w:t>
+            </w:r>
+            <w:r>
+              <w:br/>
+            </w:r>
+            <w:r>
+              <w:br/>
+            </w:r>
+            <w:r>
+              <w:rPr>
+                <w:rFonts w:ascii="Menlo" w:hAnsi="Menlo" w:cs="Menlo"/>
+                <w:color w:val="CCCCCC"/>
+                <w:sz w:val="18"/>
+                <w:szCs w:val="18"/>
+              </w:rPr>
+              <w:t>[</w:t>
+            </w:r>
+            <w:r>
+              <w:rPr>
+                <w:rFonts w:ascii="Menlo" w:hAnsi="Menlo" w:cs="Menlo"/>
+                <w:color w:val="6A9955"/>
+                <w:sz w:val="18"/>
+                <w:szCs w:val="18"/>
+              </w:rPr>
+              <w:t>2026-09-09T06:50:48</w:t>
+            </w:r>
+            <w:r>
+              <w:rPr>
+                <w:rFonts w:ascii="Menlo" w:hAnsi="Menlo" w:cs="Menlo"/>
+                <w:color w:val="CCCCCC"/>
+                <w:sz w:val="18"/>
+                <w:szCs w:val="18"/>
+              </w:rPr>
+              <w:t xml:space="preserve">] Q1: Who were the first three players drafted in the </w:t>
+            </w:r>
+            <w:r>
+              <w:rPr>
+                <w:rFonts w:ascii="Menlo" w:hAnsi="Menlo" w:cs="Menlo"/>
+                <w:color w:val="569CD6"/>
+                <w:sz w:val="18"/>
+                <w:szCs w:val="18"/>
+              </w:rPr>
+              <w:t>2026</w:t>
+            </w:r>
+            <w:r>
+              <w:rPr>
+                <w:rFonts w:ascii="Menlo" w:hAnsi="Menlo" w:cs="Menlo"/>
+                <w:color w:val="CCCCCC"/>
+                <w:sz w:val="18"/>
+                <w:szCs w:val="18"/>
+              </w:rPr>
+              <w:t xml:space="preserve"> NFL draft?</w:t>
+            </w:r>
           </w:p>
           <w:p>
             <w:pPr>
-              <w:rPr>
-                <w:sz w:val="24"/>
-                <w:szCs w:val="24"/>
+              <w:shd w:val="clear" w:color="auto" w:fill="1F1F1F"/>
+              <w:spacing w:line="270" w:lineRule="atLeast"/>
+              <w:rPr>
+                <w:rFonts w:ascii="Menlo" w:hAnsi="Menlo" w:cs="Menlo"/>
+                <w:color w:val="CCCCCC"/>
+                <w:sz w:val="18"/>
+                <w:szCs w:val="18"/>
               </w:rPr>
             </w:pPr>
+            <w:r>
+              <w:rPr>
+                <w:rFonts w:ascii="Menlo" w:hAnsi="Menlo" w:cs="Menlo"/>
+                <w:color w:val="CCCCCC"/>
+                <w:sz w:val="18"/>
+                <w:szCs w:val="18"/>
+              </w:rPr>
+              <w:t>retrieved</w:t>
+            </w:r>
+            <w:proofErr w:type="gramStart"/>
+            <w:r>
+              <w:rPr>
+                <w:rFonts w:ascii="Menlo" w:hAnsi="Menlo" w:cs="Menlo"/>
+                <w:color w:val="CCCCCC"/>
+                <w:sz w:val="18"/>
+                <w:szCs w:val="18"/>
+              </w:rPr>
+              <w:t>=[</w:t>
+            </w:r>
+            <w:proofErr w:type="gramEnd"/>
+            <w:r>
+              <w:rPr>
+                <w:rFonts w:ascii="Menlo" w:hAnsi="Menlo" w:cs="Menlo"/>
+                <w:color w:val="CCCCCC"/>
+                <w:sz w:val="18"/>
+                <w:szCs w:val="18"/>
+              </w:rPr>
+              <w:t>(</w:t>
+            </w:r>
+            <w:r>
+              <w:rPr>
+                <w:rFonts w:ascii="Menlo" w:hAnsi="Menlo" w:cs="Menlo"/>
+                <w:color w:val="CE9178"/>
+                <w:sz w:val="18"/>
+                <w:szCs w:val="18"/>
+              </w:rPr>
+              <w:t>'</w:t>
+            </w:r>
+            <w:proofErr w:type="spellStart"/>
+            <w:r>
+              <w:rPr>
+                <w:rFonts w:ascii="Menlo" w:hAnsi="Menlo" w:cs="Menlo"/>
+                <w:color w:val="CE9178"/>
+                <w:sz w:val="18"/>
+                <w:szCs w:val="18"/>
+              </w:rPr>
+              <w:t>Baltimore_Ravens</w:t>
+            </w:r>
+            <w:proofErr w:type="spellEnd"/>
+            <w:r>
+              <w:rPr>
+                <w:rFonts w:ascii="Menlo" w:hAnsi="Menlo" w:cs="Menlo"/>
+                <w:color w:val="CE9178"/>
+                <w:sz w:val="18"/>
+                <w:szCs w:val="18"/>
+              </w:rPr>
+              <w:t>'</w:t>
+            </w:r>
+            <w:r>
+              <w:rPr>
+                <w:rFonts w:ascii="Menlo" w:hAnsi="Menlo" w:cs="Menlo"/>
+                <w:color w:val="CCCCCC"/>
+                <w:sz w:val="18"/>
+                <w:szCs w:val="18"/>
+              </w:rPr>
+              <w:t xml:space="preserve">, </w:t>
+            </w:r>
+            <w:r>
+              <w:rPr>
+                <w:rFonts w:ascii="Menlo" w:hAnsi="Menlo" w:cs="Menlo"/>
+                <w:color w:val="569CD6"/>
+                <w:sz w:val="18"/>
+                <w:szCs w:val="18"/>
+              </w:rPr>
+              <w:t>0</w:t>
+            </w:r>
+            <w:r>
+              <w:rPr>
+                <w:rFonts w:ascii="Menlo" w:hAnsi="Menlo" w:cs="Menlo"/>
+                <w:color w:val="CCCCCC"/>
+                <w:sz w:val="18"/>
+                <w:szCs w:val="18"/>
+              </w:rPr>
+              <w:t>.</w:t>
+            </w:r>
+            <w:r>
+              <w:rPr>
+                <w:rFonts w:ascii="Menlo" w:hAnsi="Menlo" w:cs="Menlo"/>
+                <w:color w:val="569CD6"/>
+                <w:sz w:val="18"/>
+                <w:szCs w:val="18"/>
+              </w:rPr>
+              <w:t>5</w:t>
+            </w:r>
+            <w:r>
+              <w:rPr>
+                <w:rFonts w:ascii="Menlo" w:hAnsi="Menlo" w:cs="Menlo"/>
+                <w:color w:val="CCCCCC"/>
+                <w:sz w:val="18"/>
+                <w:szCs w:val="18"/>
+              </w:rPr>
+              <w:t xml:space="preserve">, </w:t>
+            </w:r>
+            <w:r>
+              <w:rPr>
+                <w:rFonts w:ascii="Menlo" w:hAnsi="Menlo" w:cs="Menlo"/>
+                <w:color w:val="CE9178"/>
+                <w:sz w:val="18"/>
+                <w:szCs w:val="18"/>
+              </w:rPr>
+              <w:t>'bm25'</w:t>
+            </w:r>
+            <w:r>
+              <w:rPr>
+                <w:rFonts w:ascii="Menlo" w:hAnsi="Menlo" w:cs="Menlo"/>
+                <w:color w:val="CCCCCC"/>
+                <w:sz w:val="18"/>
+                <w:szCs w:val="18"/>
+              </w:rPr>
+              <w:t>), (</w:t>
+            </w:r>
+            <w:r>
+              <w:rPr>
+                <w:rFonts w:ascii="Menlo" w:hAnsi="Menlo" w:cs="Menlo"/>
+                <w:color w:val="CE9178"/>
+                <w:sz w:val="18"/>
+                <w:szCs w:val="18"/>
+              </w:rPr>
+              <w:t>'2026_NFL_draft'</w:t>
+            </w:r>
+            <w:r>
+              <w:rPr>
+                <w:rFonts w:ascii="Menlo" w:hAnsi="Menlo" w:cs="Menlo"/>
+                <w:color w:val="CCCCCC"/>
+                <w:sz w:val="18"/>
+                <w:szCs w:val="18"/>
+              </w:rPr>
+              <w:t xml:space="preserve">, </w:t>
+            </w:r>
+            <w:r>
+              <w:rPr>
+                <w:rFonts w:ascii="Menlo" w:hAnsi="Menlo" w:cs="Menlo"/>
+                <w:color w:val="569CD6"/>
+                <w:sz w:val="18"/>
+                <w:szCs w:val="18"/>
+              </w:rPr>
+              <w:t>0</w:t>
+            </w:r>
+            <w:r>
+              <w:rPr>
+                <w:rFonts w:ascii="Menlo" w:hAnsi="Menlo" w:cs="Menlo"/>
+                <w:color w:val="CCCCCC"/>
+                <w:sz w:val="18"/>
+                <w:szCs w:val="18"/>
+              </w:rPr>
+              <w:t>.</w:t>
+            </w:r>
+            <w:r>
+              <w:rPr>
+                <w:rFonts w:ascii="Menlo" w:hAnsi="Menlo" w:cs="Menlo"/>
+                <w:color w:val="569CD6"/>
+                <w:sz w:val="18"/>
+                <w:szCs w:val="18"/>
+              </w:rPr>
+              <w:t>5</w:t>
+            </w:r>
+            <w:r>
+              <w:rPr>
+                <w:rFonts w:ascii="Menlo" w:hAnsi="Menlo" w:cs="Menlo"/>
+                <w:color w:val="CCCCCC"/>
+                <w:sz w:val="18"/>
+                <w:szCs w:val="18"/>
+              </w:rPr>
+              <w:t xml:space="preserve">, </w:t>
+            </w:r>
+            <w:r>
+              <w:rPr>
+                <w:rFonts w:ascii="Menlo" w:hAnsi="Menlo" w:cs="Menlo"/>
+                <w:color w:val="CE9178"/>
+                <w:sz w:val="18"/>
+                <w:szCs w:val="18"/>
+              </w:rPr>
+              <w:t>'vector'</w:t>
+            </w:r>
+            <w:r>
+              <w:rPr>
+                <w:rFonts w:ascii="Menlo" w:hAnsi="Menlo" w:cs="Menlo"/>
+                <w:color w:val="CCCCCC"/>
+                <w:sz w:val="18"/>
+                <w:szCs w:val="18"/>
+              </w:rPr>
+              <w:t>), (</w:t>
+            </w:r>
+            <w:r>
+              <w:rPr>
+                <w:rFonts w:ascii="Menlo" w:hAnsi="Menlo" w:cs="Menlo"/>
+                <w:color w:val="CE9178"/>
+                <w:sz w:val="18"/>
+                <w:szCs w:val="18"/>
+              </w:rPr>
+              <w:t>'2021_NBA_draft'</w:t>
+            </w:r>
+            <w:r>
+              <w:rPr>
+                <w:rFonts w:ascii="Menlo" w:hAnsi="Menlo" w:cs="Menlo"/>
+                <w:color w:val="CCCCCC"/>
+                <w:sz w:val="18"/>
+                <w:szCs w:val="18"/>
+              </w:rPr>
+              <w:t xml:space="preserve">, </w:t>
+            </w:r>
+            <w:r>
+              <w:rPr>
+                <w:rFonts w:ascii="Menlo" w:hAnsi="Menlo" w:cs="Menlo"/>
+                <w:color w:val="569CD6"/>
+                <w:sz w:val="18"/>
+                <w:szCs w:val="18"/>
+              </w:rPr>
+              <w:t>0</w:t>
+            </w:r>
+            <w:r>
+              <w:rPr>
+                <w:rFonts w:ascii="Menlo" w:hAnsi="Menlo" w:cs="Menlo"/>
+                <w:color w:val="CCCCCC"/>
+                <w:sz w:val="18"/>
+                <w:szCs w:val="18"/>
+              </w:rPr>
+              <w:t>.</w:t>
+            </w:r>
+            <w:r>
+              <w:rPr>
+                <w:rFonts w:ascii="Menlo" w:hAnsi="Menlo" w:cs="Menlo"/>
+                <w:color w:val="569CD6"/>
+                <w:sz w:val="18"/>
+                <w:szCs w:val="18"/>
+              </w:rPr>
+              <w:t>424</w:t>
+            </w:r>
+            <w:r>
+              <w:rPr>
+                <w:rFonts w:ascii="Menlo" w:hAnsi="Menlo" w:cs="Menlo"/>
+                <w:color w:val="CCCCCC"/>
+                <w:sz w:val="18"/>
+                <w:szCs w:val="18"/>
+              </w:rPr>
+              <w:t xml:space="preserve">, </w:t>
+            </w:r>
+            <w:r>
+              <w:rPr>
+                <w:rFonts w:ascii="Menlo" w:hAnsi="Menlo" w:cs="Menlo"/>
+                <w:color w:val="CE9178"/>
+                <w:sz w:val="18"/>
+                <w:szCs w:val="18"/>
+              </w:rPr>
+              <w:t>'vector'</w:t>
+            </w:r>
+            <w:r>
+              <w:rPr>
+                <w:rFonts w:ascii="Menlo" w:hAnsi="Menlo" w:cs="Menlo"/>
+                <w:color w:val="CCCCCC"/>
+                <w:sz w:val="18"/>
+                <w:szCs w:val="18"/>
+              </w:rPr>
+              <w:t>)]</w:t>
+            </w:r>
           </w:p>
           <w:p>
             <w:pPr>
-              <w:rPr>
-                <w:sz w:val="24"/>
-                <w:szCs w:val="24"/>
+              <w:shd w:val="clear" w:color="auto" w:fill="1F1F1F"/>
+              <w:spacing w:line="270" w:lineRule="atLeast"/>
+              <w:rPr>
+                <w:rFonts w:ascii="Menlo" w:hAnsi="Menlo" w:cs="Menlo"/>
+                <w:color w:val="CCCCCC"/>
+                <w:sz w:val="18"/>
+                <w:szCs w:val="18"/>
               </w:rPr>
             </w:pPr>
-          </w:p>
+            <w:r>
+              <w:rPr>
+                <w:rFonts w:ascii="Menlo" w:hAnsi="Menlo" w:cs="Menlo"/>
+                <w:color w:val="CCCCCC"/>
+                <w:sz w:val="18"/>
+                <w:szCs w:val="18"/>
+              </w:rPr>
+              <w:t>verdict=pass</w:t>
+            </w:r>
+          </w:p>
+          <w:p>
+            <w:pPr>
+              <w:shd w:val="clear" w:color="auto" w:fill="1F1F1F"/>
+              <w:spacing w:line="270" w:lineRule="atLeast"/>
+              <w:rPr>
+                <w:rFonts w:ascii="Menlo" w:hAnsi="Menlo" w:cs="Menlo"/>
+                <w:color w:val="CCCCCC"/>
+                <w:sz w:val="18"/>
+                <w:szCs w:val="18"/>
+              </w:rPr>
+            </w:pPr>
+            <w:r>
+              <w:rPr>
+                <w:rFonts w:ascii="Menlo" w:hAnsi="Menlo" w:cs="Menlo"/>
+                <w:color w:val="CCCCCC"/>
+                <w:sz w:val="18"/>
+                <w:szCs w:val="18"/>
+              </w:rPr>
+              <w:t xml:space="preserve">answer=The first three players drafted in the </w:t>
+            </w:r>
+            <w:r>
+              <w:rPr>
+                <w:rFonts w:ascii="Menlo" w:hAnsi="Menlo" w:cs="Menlo"/>
+                <w:color w:val="569CD6"/>
+                <w:sz w:val="18"/>
+                <w:szCs w:val="18"/>
+              </w:rPr>
+              <w:t>2026</w:t>
+            </w:r>
+            <w:r>
+              <w:rPr>
+                <w:rFonts w:ascii="Menlo" w:hAnsi="Menlo" w:cs="Menlo"/>
+                <w:color w:val="CCCCCC"/>
+                <w:sz w:val="18"/>
+                <w:szCs w:val="18"/>
+              </w:rPr>
+              <w:t xml:space="preserve"> NFL draft were:</w:t>
+            </w:r>
+          </w:p>
+          <w:p>
+            <w:pPr>
+              <w:shd w:val="clear" w:color="auto" w:fill="1F1F1F"/>
+              <w:spacing w:line="270" w:lineRule="atLeast"/>
+              <w:rPr>
+                <w:rFonts w:ascii="Menlo" w:hAnsi="Menlo" w:cs="Menlo"/>
+                <w:color w:val="CCCCCC"/>
+                <w:sz w:val="18"/>
+                <w:szCs w:val="18"/>
+              </w:rPr>
+            </w:pPr>
+          </w:p>
+          <w:p>
+            <w:pPr>
+              <w:shd w:val="clear" w:color="auto" w:fill="1F1F1F"/>
+              <w:spacing w:line="270" w:lineRule="atLeast"/>
+              <w:rPr>
+                <w:rFonts w:ascii="Menlo" w:hAnsi="Menlo" w:cs="Menlo"/>
+                <w:color w:val="CCCCCC"/>
+                <w:sz w:val="18"/>
+                <w:szCs w:val="18"/>
+              </w:rPr>
+            </w:pPr>
+            <w:r>
+              <w:rPr>
+                <w:rFonts w:ascii="Menlo" w:hAnsi="Menlo" w:cs="Menlo"/>
+                <w:color w:val="569CD6"/>
+                <w:sz w:val="18"/>
+                <w:szCs w:val="18"/>
+              </w:rPr>
+              <w:t>1</w:t>
+            </w:r>
+            <w:r>
+              <w:rPr>
+                <w:rFonts w:ascii="Menlo" w:hAnsi="Menlo" w:cs="Menlo"/>
+                <w:color w:val="CCCCCC"/>
+                <w:sz w:val="18"/>
+                <w:szCs w:val="18"/>
+              </w:rPr>
+              <w:t xml:space="preserve">. Fernando Mendoza — QB, Las Vegas Raiders  </w:t>
+            </w:r>
+          </w:p>
+          <w:p>
+            <w:pPr>
+              <w:shd w:val="clear" w:color="auto" w:fill="1F1F1F"/>
+              <w:spacing w:line="270" w:lineRule="atLeast"/>
+              <w:rPr>
+                <w:rFonts w:ascii="Menlo" w:hAnsi="Menlo" w:cs="Menlo"/>
+                <w:color w:val="CCCCCC"/>
+                <w:sz w:val="18"/>
+                <w:szCs w:val="18"/>
+              </w:rPr>
+            </w:pPr>
+            <w:r>
+              <w:rPr>
+                <w:rFonts w:ascii="Menlo" w:hAnsi="Menlo" w:cs="Menlo"/>
+                <w:color w:val="569CD6"/>
+                <w:sz w:val="18"/>
+                <w:szCs w:val="18"/>
+              </w:rPr>
+              <w:t>2</w:t>
+            </w:r>
+            <w:r>
+              <w:rPr>
+                <w:rFonts w:ascii="Menlo" w:hAnsi="Menlo" w:cs="Menlo"/>
+                <w:color w:val="CCCCCC"/>
+                <w:sz w:val="18"/>
+                <w:szCs w:val="18"/>
+              </w:rPr>
+              <w:t xml:space="preserve">. David Bailey — OLB, New York Jets  </w:t>
+            </w:r>
+          </w:p>
+          <w:p>
+            <w:pPr>
+              <w:shd w:val="clear" w:color="auto" w:fill="1F1F1F"/>
+              <w:spacing w:line="270" w:lineRule="atLeast"/>
+              <w:rPr>
+                <w:rFonts w:ascii="Menlo" w:hAnsi="Menlo" w:cs="Menlo"/>
+                <w:color w:val="CCCCCC"/>
+                <w:sz w:val="18"/>
+                <w:szCs w:val="18"/>
+              </w:rPr>
+            </w:pPr>
+            <w:r>
+              <w:rPr>
+                <w:rFonts w:ascii="Menlo" w:hAnsi="Menlo" w:cs="Menlo"/>
+                <w:color w:val="569CD6"/>
+                <w:sz w:val="18"/>
+                <w:szCs w:val="18"/>
+              </w:rPr>
+              <w:t>3</w:t>
+            </w:r>
+            <w:r>
+              <w:rPr>
+                <w:rFonts w:ascii="Menlo" w:hAnsi="Menlo" w:cs="Menlo"/>
+                <w:color w:val="CCCCCC"/>
+                <w:sz w:val="18"/>
+                <w:szCs w:val="18"/>
+              </w:rPr>
+              <w:t xml:space="preserve">. Jeremiyah Love — RB, Arizona Cardinals  </w:t>
+            </w:r>
+          </w:p>
+          <w:p>
+            <w:pPr>
+              <w:shd w:val="clear" w:color="auto" w:fill="1F1F1F"/>
+              <w:spacing w:line="270" w:lineRule="atLeast"/>
+              <w:rPr>
+                <w:rFonts w:ascii="Menlo" w:hAnsi="Menlo" w:cs="Menlo"/>
+                <w:color w:val="CCCCCC"/>
+                <w:sz w:val="18"/>
+                <w:szCs w:val="18"/>
+              </w:rPr>
+            </w:pPr>
+          </w:p>
+          <w:p>
+            <w:pPr>
+              <w:shd w:val="clear" w:color="auto" w:fill="1F1F1F"/>
+              <w:spacing w:line="270" w:lineRule="atLeast"/>
+              <w:rPr>
+                <w:rFonts w:ascii="Menlo" w:hAnsi="Menlo" w:cs="Menlo"/>
+                <w:color w:val="CCCCCC"/>
+                <w:sz w:val="18"/>
+                <w:szCs w:val="18"/>
+              </w:rPr>
+            </w:pPr>
+            <w:r>
+              <w:rPr>
+                <w:rFonts w:ascii="Menlo" w:hAnsi="Menlo" w:cs="Menlo"/>
+                <w:color w:val="CCCCCC"/>
+                <w:sz w:val="18"/>
+                <w:szCs w:val="18"/>
+              </w:rPr>
+              <w:lastRenderedPageBreak/>
+              <w:t>This is shown in the document: “The Las Vegas Raiders held the first overall pick and selected Indiana Hoosiers quarterback Fernando Mendoza,” followed by “</w:t>
+            </w:r>
+            <w:r>
+              <w:rPr>
+                <w:rFonts w:ascii="Menlo" w:hAnsi="Menlo" w:cs="Menlo"/>
+                <w:color w:val="569CD6"/>
+                <w:sz w:val="18"/>
+                <w:szCs w:val="18"/>
+              </w:rPr>
+              <w:t>1</w:t>
+            </w:r>
+            <w:r>
+              <w:rPr>
+                <w:rFonts w:ascii="Menlo" w:hAnsi="Menlo" w:cs="Menlo"/>
+                <w:color w:val="CCCCCC"/>
+                <w:sz w:val="18"/>
+                <w:szCs w:val="18"/>
+              </w:rPr>
+              <w:t xml:space="preserve"> </w:t>
+            </w:r>
+            <w:r>
+              <w:rPr>
+                <w:rFonts w:ascii="Menlo" w:hAnsi="Menlo" w:cs="Menlo"/>
+                <w:color w:val="569CD6"/>
+                <w:sz w:val="18"/>
+                <w:szCs w:val="18"/>
+              </w:rPr>
+              <w:t>2</w:t>
+            </w:r>
+            <w:r>
+              <w:rPr>
+                <w:rFonts w:ascii="Menlo" w:hAnsi="Menlo" w:cs="Menlo"/>
+                <w:color w:val="CCCCCC"/>
+                <w:sz w:val="18"/>
+                <w:szCs w:val="18"/>
+              </w:rPr>
+              <w:t xml:space="preserve"> New York Jets David Bailey” and “</w:t>
+            </w:r>
+            <w:r>
+              <w:rPr>
+                <w:rFonts w:ascii="Menlo" w:hAnsi="Menlo" w:cs="Menlo"/>
+                <w:color w:val="569CD6"/>
+                <w:sz w:val="18"/>
+                <w:szCs w:val="18"/>
+              </w:rPr>
+              <w:t>1</w:t>
+            </w:r>
+            <w:r>
+              <w:rPr>
+                <w:rFonts w:ascii="Menlo" w:hAnsi="Menlo" w:cs="Menlo"/>
+                <w:color w:val="CCCCCC"/>
+                <w:sz w:val="18"/>
+                <w:szCs w:val="18"/>
+              </w:rPr>
+              <w:t xml:space="preserve"> </w:t>
+            </w:r>
+            <w:r>
+              <w:rPr>
+                <w:rFonts w:ascii="Menlo" w:hAnsi="Menlo" w:cs="Menlo"/>
+                <w:color w:val="569CD6"/>
+                <w:sz w:val="18"/>
+                <w:szCs w:val="18"/>
+              </w:rPr>
+              <w:t>3</w:t>
+            </w:r>
+            <w:r>
+              <w:rPr>
+                <w:rFonts w:ascii="Menlo" w:hAnsi="Menlo" w:cs="Menlo"/>
+                <w:color w:val="CCCCCC"/>
+                <w:sz w:val="18"/>
+                <w:szCs w:val="18"/>
+              </w:rPr>
+              <w:t xml:space="preserve"> Arizona Cardinals Jeremiyah Love.”</w:t>
+            </w:r>
+          </w:p>
+          <w:p>
+            <w:pPr>
+              <w:shd w:val="clear" w:color="auto" w:fill="1F1F1F"/>
+              <w:spacing w:line="270" w:lineRule="atLeast"/>
+              <w:rPr>
+                <w:rFonts w:ascii="Menlo" w:hAnsi="Menlo" w:cs="Menlo"/>
+                <w:color w:val="CCCCCC"/>
+                <w:sz w:val="18"/>
+                <w:szCs w:val="18"/>
+              </w:rPr>
+            </w:pPr>
+            <w:r>
+              <w:rPr>
+                <w:rFonts w:ascii="Menlo" w:hAnsi="Menlo" w:cs="Menlo"/>
+                <w:color w:val="CCCCCC"/>
+                <w:sz w:val="18"/>
+                <w:szCs w:val="18"/>
+              </w:rPr>
+              <w:t>------------------------------------------------------------------------</w:t>
+            </w:r>
+          </w:p>
+          <w:p>
+            <w:pPr>
+              <w:shd w:val="clear" w:color="auto" w:fill="1F1F1F"/>
+              <w:spacing w:line="270" w:lineRule="atLeast"/>
+              <w:rPr>
+                <w:rFonts w:ascii="Menlo" w:hAnsi="Menlo" w:cs="Menlo"/>
+                <w:color w:val="CCCCCC"/>
+                <w:sz w:val="18"/>
+                <w:szCs w:val="18"/>
+              </w:rPr>
+            </w:pPr>
+            <w:r>
+              <w:rPr>
+                <w:rFonts w:ascii="Menlo" w:hAnsi="Menlo" w:cs="Menlo"/>
+                <w:color w:val="CCCCCC"/>
+                <w:sz w:val="18"/>
+                <w:szCs w:val="18"/>
+              </w:rPr>
+              <w:t>[</w:t>
+            </w:r>
+            <w:r>
+              <w:rPr>
+                <w:rFonts w:ascii="Menlo" w:hAnsi="Menlo" w:cs="Menlo"/>
+                <w:color w:val="6A9955"/>
+                <w:sz w:val="18"/>
+                <w:szCs w:val="18"/>
+              </w:rPr>
+              <w:t>2026-09-09T06:50:50</w:t>
+            </w:r>
+            <w:r>
+              <w:rPr>
+                <w:rFonts w:ascii="Menlo" w:hAnsi="Menlo" w:cs="Menlo"/>
+                <w:color w:val="CCCCCC"/>
+                <w:sz w:val="18"/>
+                <w:szCs w:val="18"/>
+              </w:rPr>
+              <w:t>] Q2: When did Ben Jones, who played Cooter Davenport, die?</w:t>
+            </w:r>
+          </w:p>
+          <w:p>
+            <w:pPr>
+              <w:shd w:val="clear" w:color="auto" w:fill="1F1F1F"/>
+              <w:spacing w:line="270" w:lineRule="atLeast"/>
+              <w:rPr>
+                <w:rFonts w:ascii="Menlo" w:hAnsi="Menlo" w:cs="Menlo"/>
+                <w:color w:val="CCCCCC"/>
+                <w:sz w:val="18"/>
+                <w:szCs w:val="18"/>
+              </w:rPr>
+            </w:pPr>
+            <w:r>
+              <w:rPr>
+                <w:rFonts w:ascii="Menlo" w:hAnsi="Menlo" w:cs="Menlo"/>
+                <w:color w:val="CCCCCC"/>
+                <w:sz w:val="18"/>
+                <w:szCs w:val="18"/>
+              </w:rPr>
+              <w:t>retrieved=[(</w:t>
+            </w:r>
+            <w:r>
+              <w:rPr>
+                <w:rFonts w:ascii="Menlo" w:hAnsi="Menlo" w:cs="Menlo"/>
+                <w:color w:val="CE9178"/>
+                <w:sz w:val="18"/>
+                <w:szCs w:val="18"/>
+              </w:rPr>
+              <w:t>'</w:t>
+            </w:r>
+            <w:proofErr w:type="spellStart"/>
+            <w:r>
+              <w:rPr>
+                <w:rFonts w:ascii="Menlo" w:hAnsi="Menlo" w:cs="Menlo"/>
+                <w:color w:val="CE9178"/>
+                <w:sz w:val="18"/>
+                <w:szCs w:val="18"/>
+              </w:rPr>
+              <w:t>Ben_Jones</w:t>
+            </w:r>
+            <w:proofErr w:type="spellEnd"/>
+            <w:r>
+              <w:rPr>
+                <w:rFonts w:ascii="Menlo" w:hAnsi="Menlo" w:cs="Menlo"/>
+                <w:color w:val="CE9178"/>
+                <w:sz w:val="18"/>
+                <w:szCs w:val="18"/>
+              </w:rPr>
+              <w:t>_(</w:t>
+            </w:r>
+            <w:proofErr w:type="spellStart"/>
+            <w:r>
+              <w:rPr>
+                <w:rFonts w:ascii="Menlo" w:hAnsi="Menlo" w:cs="Menlo"/>
+                <w:color w:val="CE9178"/>
+                <w:sz w:val="18"/>
+                <w:szCs w:val="18"/>
+              </w:rPr>
+              <w:t>American_actor_and_politician</w:t>
+            </w:r>
+            <w:proofErr w:type="spellEnd"/>
+            <w:r>
+              <w:rPr>
+                <w:rFonts w:ascii="Menlo" w:hAnsi="Menlo" w:cs="Menlo"/>
+                <w:color w:val="CE9178"/>
+                <w:sz w:val="18"/>
+                <w:szCs w:val="18"/>
+              </w:rPr>
+              <w:t>)'</w:t>
+            </w:r>
+            <w:r>
+              <w:rPr>
+                <w:rFonts w:ascii="Menlo" w:hAnsi="Menlo" w:cs="Menlo"/>
+                <w:color w:val="CCCCCC"/>
+                <w:sz w:val="18"/>
+                <w:szCs w:val="18"/>
+              </w:rPr>
+              <w:t xml:space="preserve">, </w:t>
+            </w:r>
+            <w:r>
+              <w:rPr>
+                <w:rFonts w:ascii="Menlo" w:hAnsi="Menlo" w:cs="Menlo"/>
+                <w:color w:val="569CD6"/>
+                <w:sz w:val="18"/>
+                <w:szCs w:val="18"/>
+              </w:rPr>
+              <w:t>1</w:t>
+            </w:r>
+            <w:r>
+              <w:rPr>
+                <w:rFonts w:ascii="Menlo" w:hAnsi="Menlo" w:cs="Menlo"/>
+                <w:color w:val="CCCCCC"/>
+                <w:sz w:val="18"/>
+                <w:szCs w:val="18"/>
+              </w:rPr>
+              <w:t>.</w:t>
+            </w:r>
+            <w:r>
+              <w:rPr>
+                <w:rFonts w:ascii="Menlo" w:hAnsi="Menlo" w:cs="Menlo"/>
+                <w:color w:val="569CD6"/>
+                <w:sz w:val="18"/>
+                <w:szCs w:val="18"/>
+              </w:rPr>
+              <w:t>0</w:t>
+            </w:r>
+            <w:r>
+              <w:rPr>
+                <w:rFonts w:ascii="Menlo" w:hAnsi="Menlo" w:cs="Menlo"/>
+                <w:color w:val="CCCCCC"/>
+                <w:sz w:val="18"/>
+                <w:szCs w:val="18"/>
+              </w:rPr>
+              <w:t xml:space="preserve">, </w:t>
+            </w:r>
+            <w:r>
+              <w:rPr>
+                <w:rFonts w:ascii="Menlo" w:hAnsi="Menlo" w:cs="Menlo"/>
+                <w:color w:val="CE9178"/>
+                <w:sz w:val="18"/>
+                <w:szCs w:val="18"/>
+              </w:rPr>
+              <w:t>'bm25+vector'</w:t>
+            </w:r>
+            <w:r>
+              <w:rPr>
+                <w:rFonts w:ascii="Menlo" w:hAnsi="Menlo" w:cs="Menlo"/>
+                <w:color w:val="CCCCCC"/>
+                <w:sz w:val="18"/>
+                <w:szCs w:val="18"/>
+              </w:rPr>
+              <w:t>), (</w:t>
+            </w:r>
+            <w:r>
+              <w:rPr>
+                <w:rFonts w:ascii="Menlo" w:hAnsi="Menlo" w:cs="Menlo"/>
+                <w:color w:val="CE9178"/>
+                <w:sz w:val="18"/>
+                <w:szCs w:val="18"/>
+              </w:rPr>
+              <w:t>'</w:t>
+            </w:r>
+            <w:proofErr w:type="spellStart"/>
+            <w:r>
+              <w:rPr>
+                <w:rFonts w:ascii="Menlo" w:hAnsi="Menlo" w:cs="Menlo"/>
+                <w:color w:val="CE9178"/>
+                <w:sz w:val="18"/>
+                <w:szCs w:val="18"/>
+              </w:rPr>
+              <w:t>The_Dukes_of_Hazzard</w:t>
+            </w:r>
+            <w:proofErr w:type="spellEnd"/>
+            <w:r>
+              <w:rPr>
+                <w:rFonts w:ascii="Menlo" w:hAnsi="Menlo" w:cs="Menlo"/>
+                <w:color w:val="CE9178"/>
+                <w:sz w:val="18"/>
+                <w:szCs w:val="18"/>
+              </w:rPr>
+              <w:t>'</w:t>
+            </w:r>
+            <w:r>
+              <w:rPr>
+                <w:rFonts w:ascii="Menlo" w:hAnsi="Menlo" w:cs="Menlo"/>
+                <w:color w:val="CCCCCC"/>
+                <w:sz w:val="18"/>
+                <w:szCs w:val="18"/>
+              </w:rPr>
+              <w:t xml:space="preserve">, </w:t>
+            </w:r>
+            <w:r>
+              <w:rPr>
+                <w:rFonts w:ascii="Menlo" w:hAnsi="Menlo" w:cs="Menlo"/>
+                <w:color w:val="569CD6"/>
+                <w:sz w:val="18"/>
+                <w:szCs w:val="18"/>
+              </w:rPr>
+              <w:t>0</w:t>
+            </w:r>
+            <w:r>
+              <w:rPr>
+                <w:rFonts w:ascii="Menlo" w:hAnsi="Menlo" w:cs="Menlo"/>
+                <w:color w:val="CCCCCC"/>
+                <w:sz w:val="18"/>
+                <w:szCs w:val="18"/>
+              </w:rPr>
+              <w:t>.</w:t>
+            </w:r>
+            <w:r>
+              <w:rPr>
+                <w:rFonts w:ascii="Menlo" w:hAnsi="Menlo" w:cs="Menlo"/>
+                <w:color w:val="569CD6"/>
+                <w:sz w:val="18"/>
+                <w:szCs w:val="18"/>
+              </w:rPr>
+              <w:t>634</w:t>
+            </w:r>
+            <w:r>
+              <w:rPr>
+                <w:rFonts w:ascii="Menlo" w:hAnsi="Menlo" w:cs="Menlo"/>
+                <w:color w:val="CCCCCC"/>
+                <w:sz w:val="18"/>
+                <w:szCs w:val="18"/>
+              </w:rPr>
+              <w:t xml:space="preserve">, </w:t>
+            </w:r>
+            <w:r>
+              <w:rPr>
+                <w:rFonts w:ascii="Menlo" w:hAnsi="Menlo" w:cs="Menlo"/>
+                <w:color w:val="CE9178"/>
+                <w:sz w:val="18"/>
+                <w:szCs w:val="18"/>
+              </w:rPr>
+              <w:t>'bm25+vector'</w:t>
+            </w:r>
+            <w:r>
+              <w:rPr>
+                <w:rFonts w:ascii="Menlo" w:hAnsi="Menlo" w:cs="Menlo"/>
+                <w:color w:val="CCCCCC"/>
+                <w:sz w:val="18"/>
+                <w:szCs w:val="18"/>
+              </w:rPr>
+              <w:t>), (</w:t>
+            </w:r>
+            <w:r>
+              <w:rPr>
+                <w:rFonts w:ascii="Menlo" w:hAnsi="Menlo" w:cs="Menlo"/>
+                <w:color w:val="CE9178"/>
+                <w:sz w:val="18"/>
+                <w:szCs w:val="18"/>
+              </w:rPr>
+              <w:t>'</w:t>
+            </w:r>
+            <w:proofErr w:type="spellStart"/>
+            <w:r>
+              <w:rPr>
+                <w:rFonts w:ascii="Menlo" w:hAnsi="Menlo" w:cs="Menlo"/>
+                <w:color w:val="CE9178"/>
+                <w:sz w:val="18"/>
+                <w:szCs w:val="18"/>
+              </w:rPr>
+              <w:t>Davy_Crockett</w:t>
+            </w:r>
+            <w:proofErr w:type="spellEnd"/>
+            <w:r>
+              <w:rPr>
+                <w:rFonts w:ascii="Menlo" w:hAnsi="Menlo" w:cs="Menlo"/>
+                <w:color w:val="CE9178"/>
+                <w:sz w:val="18"/>
+                <w:szCs w:val="18"/>
+              </w:rPr>
+              <w:t>'</w:t>
+            </w:r>
+            <w:r>
+              <w:rPr>
+                <w:rFonts w:ascii="Menlo" w:hAnsi="Menlo" w:cs="Menlo"/>
+                <w:color w:val="CCCCCC"/>
+                <w:sz w:val="18"/>
+                <w:szCs w:val="18"/>
+              </w:rPr>
+              <w:t xml:space="preserve">, </w:t>
+            </w:r>
+            <w:r>
+              <w:rPr>
+                <w:rFonts w:ascii="Menlo" w:hAnsi="Menlo" w:cs="Menlo"/>
+                <w:color w:val="569CD6"/>
+                <w:sz w:val="18"/>
+                <w:szCs w:val="18"/>
+              </w:rPr>
+              <w:t>0</w:t>
+            </w:r>
+            <w:r>
+              <w:rPr>
+                <w:rFonts w:ascii="Menlo" w:hAnsi="Menlo" w:cs="Menlo"/>
+                <w:color w:val="CCCCCC"/>
+                <w:sz w:val="18"/>
+                <w:szCs w:val="18"/>
+              </w:rPr>
+              <w:t>.</w:t>
+            </w:r>
+            <w:r>
+              <w:rPr>
+                <w:rFonts w:ascii="Menlo" w:hAnsi="Menlo" w:cs="Menlo"/>
+                <w:color w:val="569CD6"/>
+                <w:sz w:val="18"/>
+                <w:szCs w:val="18"/>
+              </w:rPr>
+              <w:t>121</w:t>
+            </w:r>
+            <w:r>
+              <w:rPr>
+                <w:rFonts w:ascii="Menlo" w:hAnsi="Menlo" w:cs="Menlo"/>
+                <w:color w:val="CCCCCC"/>
+                <w:sz w:val="18"/>
+                <w:szCs w:val="18"/>
+              </w:rPr>
+              <w:t xml:space="preserve">, </w:t>
+            </w:r>
+            <w:r>
+              <w:rPr>
+                <w:rFonts w:ascii="Menlo" w:hAnsi="Menlo" w:cs="Menlo"/>
+                <w:color w:val="CE9178"/>
+                <w:sz w:val="18"/>
+                <w:szCs w:val="18"/>
+              </w:rPr>
+              <w:t>'bm25+vector'</w:t>
+            </w:r>
+            <w:r>
+              <w:rPr>
+                <w:rFonts w:ascii="Menlo" w:hAnsi="Menlo" w:cs="Menlo"/>
+                <w:color w:val="CCCCCC"/>
+                <w:sz w:val="18"/>
+                <w:szCs w:val="18"/>
+              </w:rPr>
+              <w:t>)]</w:t>
+            </w:r>
+          </w:p>
+          <w:p>
+            <w:pPr>
+              <w:shd w:val="clear" w:color="auto" w:fill="1F1F1F"/>
+              <w:spacing w:line="270" w:lineRule="atLeast"/>
+              <w:rPr>
+                <w:rFonts w:ascii="Menlo" w:hAnsi="Menlo" w:cs="Menlo"/>
+                <w:color w:val="CCCCCC"/>
+                <w:sz w:val="18"/>
+                <w:szCs w:val="18"/>
+              </w:rPr>
+            </w:pPr>
+            <w:r>
+              <w:rPr>
+                <w:rFonts w:ascii="Menlo" w:hAnsi="Menlo" w:cs="Menlo"/>
+                <w:color w:val="CCCCCC"/>
+                <w:sz w:val="18"/>
+                <w:szCs w:val="18"/>
+              </w:rPr>
+              <w:t>verdict=pass</w:t>
+            </w:r>
+          </w:p>
+          <w:p>
+            <w:pPr>
+              <w:shd w:val="clear" w:color="auto" w:fill="1F1F1F"/>
+              <w:spacing w:line="270" w:lineRule="atLeast"/>
+              <w:rPr>
+                <w:rFonts w:ascii="Menlo" w:hAnsi="Menlo" w:cs="Menlo"/>
+                <w:color w:val="CCCCCC"/>
+                <w:sz w:val="18"/>
+                <w:szCs w:val="18"/>
+              </w:rPr>
+            </w:pPr>
+            <w:r>
+              <w:rPr>
+                <w:rFonts w:ascii="Menlo" w:hAnsi="Menlo" w:cs="Menlo"/>
+                <w:color w:val="CCCCCC"/>
+                <w:sz w:val="18"/>
+                <w:szCs w:val="18"/>
+              </w:rPr>
+              <w:t xml:space="preserve">answer=Ben Jones died on **August </w:t>
+            </w:r>
+            <w:r>
+              <w:rPr>
+                <w:rFonts w:ascii="Menlo" w:hAnsi="Menlo" w:cs="Menlo"/>
+                <w:color w:val="569CD6"/>
+                <w:sz w:val="18"/>
+                <w:szCs w:val="18"/>
+              </w:rPr>
+              <w:t>9</w:t>
+            </w:r>
+            <w:r>
+              <w:rPr>
+                <w:rFonts w:ascii="Menlo" w:hAnsi="Menlo" w:cs="Menlo"/>
+                <w:color w:val="CCCCCC"/>
+                <w:sz w:val="18"/>
+                <w:szCs w:val="18"/>
+              </w:rPr>
+              <w:t xml:space="preserve">, </w:t>
+            </w:r>
+            <w:r>
+              <w:rPr>
+                <w:rFonts w:ascii="Menlo" w:hAnsi="Menlo" w:cs="Menlo"/>
+                <w:color w:val="569CD6"/>
+                <w:sz w:val="18"/>
+                <w:szCs w:val="18"/>
+              </w:rPr>
+              <w:t>2026</w:t>
+            </w:r>
+            <w:r>
+              <w:rPr>
+                <w:rFonts w:ascii="Menlo" w:hAnsi="Menlo" w:cs="Menlo"/>
+                <w:color w:val="CCCCCC"/>
+                <w:sz w:val="18"/>
+                <w:szCs w:val="18"/>
+              </w:rPr>
+              <w:t xml:space="preserve">**. The document says he </w:t>
+            </w:r>
+            <w:r>
+              <w:rPr>
+                <w:rFonts w:ascii="Menlo" w:hAnsi="Menlo" w:cs="Menlo"/>
+                <w:color w:val="CE9178"/>
+                <w:sz w:val="18"/>
+                <w:szCs w:val="18"/>
+              </w:rPr>
+              <w:t>"died **August 9, 2026** (2026-08-09) ... Washington, Virginia, U.S."</w:t>
+            </w:r>
+          </w:p>
+          <w:p>
+            <w:pPr>
+              <w:shd w:val="clear" w:color="auto" w:fill="1F1F1F"/>
+              <w:spacing w:line="270" w:lineRule="atLeast"/>
+              <w:rPr>
+                <w:rFonts w:ascii="Menlo" w:hAnsi="Menlo" w:cs="Menlo"/>
+                <w:color w:val="CCCCCC"/>
+                <w:sz w:val="18"/>
+                <w:szCs w:val="18"/>
+              </w:rPr>
+            </w:pPr>
+            <w:r>
+              <w:rPr>
+                <w:rFonts w:ascii="Menlo" w:hAnsi="Menlo" w:cs="Menlo"/>
+                <w:color w:val="CCCCCC"/>
+                <w:sz w:val="18"/>
+                <w:szCs w:val="18"/>
+              </w:rPr>
+              <w:t>------------------------------------------------------------------------</w:t>
+            </w:r>
+          </w:p>
+          <w:p>
+            <w:pPr>
+              <w:shd w:val="clear" w:color="auto" w:fill="1F1F1F"/>
+              <w:spacing w:line="270" w:lineRule="atLeast"/>
+              <w:rPr>
+                <w:rFonts w:ascii="Menlo" w:hAnsi="Menlo" w:cs="Menlo"/>
+                <w:color w:val="CCCCCC"/>
+                <w:sz w:val="18"/>
+                <w:szCs w:val="18"/>
+              </w:rPr>
+            </w:pPr>
+            <w:r>
+              <w:rPr>
+                <w:rFonts w:ascii="Menlo" w:hAnsi="Menlo" w:cs="Menlo"/>
+                <w:color w:val="CCCCCC"/>
+                <w:sz w:val="18"/>
+                <w:szCs w:val="18"/>
+              </w:rPr>
+              <w:t>[</w:t>
+            </w:r>
+            <w:r>
+              <w:rPr>
+                <w:rFonts w:ascii="Menlo" w:hAnsi="Menlo" w:cs="Menlo"/>
+                <w:color w:val="6A9955"/>
+                <w:sz w:val="18"/>
+                <w:szCs w:val="18"/>
+              </w:rPr>
+              <w:t>2026-09-09T06:50:53</w:t>
+            </w:r>
+            <w:r>
+              <w:rPr>
+                <w:rFonts w:ascii="Menlo" w:hAnsi="Menlo" w:cs="Menlo"/>
+                <w:color w:val="CCCCCC"/>
+                <w:sz w:val="18"/>
+                <w:szCs w:val="18"/>
+              </w:rPr>
+              <w:t>] Q3: When and for how much did the Brady Bunch house sell?</w:t>
+            </w:r>
+          </w:p>
+          <w:p>
+            <w:pPr>
+              <w:shd w:val="clear" w:color="auto" w:fill="1F1F1F"/>
+              <w:spacing w:line="270" w:lineRule="atLeast"/>
+              <w:rPr>
+                <w:rFonts w:ascii="Menlo" w:hAnsi="Menlo" w:cs="Menlo"/>
+                <w:color w:val="CCCCCC"/>
+                <w:sz w:val="18"/>
+                <w:szCs w:val="18"/>
+              </w:rPr>
+            </w:pPr>
+            <w:r>
+              <w:rPr>
+                <w:rFonts w:ascii="Menlo" w:hAnsi="Menlo" w:cs="Menlo"/>
+                <w:color w:val="CCCCCC"/>
+                <w:sz w:val="18"/>
+                <w:szCs w:val="18"/>
+              </w:rPr>
+              <w:t>retrieved</w:t>
+            </w:r>
+            <w:proofErr w:type="gramStart"/>
+            <w:r>
+              <w:rPr>
+                <w:rFonts w:ascii="Menlo" w:hAnsi="Menlo" w:cs="Menlo"/>
+                <w:color w:val="CCCCCC"/>
+                <w:sz w:val="18"/>
+                <w:szCs w:val="18"/>
+              </w:rPr>
+              <w:t>=[</w:t>
+            </w:r>
+            <w:proofErr w:type="gramEnd"/>
+            <w:r>
+              <w:rPr>
+                <w:rFonts w:ascii="Menlo" w:hAnsi="Menlo" w:cs="Menlo"/>
+                <w:color w:val="CCCCCC"/>
+                <w:sz w:val="18"/>
+                <w:szCs w:val="18"/>
+              </w:rPr>
+              <w:t>(</w:t>
+            </w:r>
+            <w:r>
+              <w:rPr>
+                <w:rFonts w:ascii="Menlo" w:hAnsi="Menlo" w:cs="Menlo"/>
+                <w:color w:val="CE9178"/>
+                <w:sz w:val="18"/>
+                <w:szCs w:val="18"/>
+              </w:rPr>
+              <w:t>'</w:t>
+            </w:r>
+            <w:proofErr w:type="spellStart"/>
+            <w:r>
+              <w:rPr>
+                <w:rFonts w:ascii="Menlo" w:hAnsi="Menlo" w:cs="Menlo"/>
+                <w:color w:val="CE9178"/>
+                <w:sz w:val="18"/>
+                <w:szCs w:val="18"/>
+              </w:rPr>
+              <w:t>The_Brady_Bunch</w:t>
+            </w:r>
+            <w:proofErr w:type="spellEnd"/>
+            <w:r>
+              <w:rPr>
+                <w:rFonts w:ascii="Menlo" w:hAnsi="Menlo" w:cs="Menlo"/>
+                <w:color w:val="CE9178"/>
+                <w:sz w:val="18"/>
+                <w:szCs w:val="18"/>
+              </w:rPr>
+              <w:t>'</w:t>
+            </w:r>
+            <w:r>
+              <w:rPr>
+                <w:rFonts w:ascii="Menlo" w:hAnsi="Menlo" w:cs="Menlo"/>
+                <w:color w:val="CCCCCC"/>
+                <w:sz w:val="18"/>
+                <w:szCs w:val="18"/>
+              </w:rPr>
+              <w:t xml:space="preserve">, </w:t>
+            </w:r>
+            <w:r>
+              <w:rPr>
+                <w:rFonts w:ascii="Menlo" w:hAnsi="Menlo" w:cs="Menlo"/>
+                <w:color w:val="569CD6"/>
+                <w:sz w:val="18"/>
+                <w:szCs w:val="18"/>
+              </w:rPr>
+              <w:t>1</w:t>
+            </w:r>
+            <w:r>
+              <w:rPr>
+                <w:rFonts w:ascii="Menlo" w:hAnsi="Menlo" w:cs="Menlo"/>
+                <w:color w:val="CCCCCC"/>
+                <w:sz w:val="18"/>
+                <w:szCs w:val="18"/>
+              </w:rPr>
+              <w:t>.</w:t>
+            </w:r>
+            <w:r>
+              <w:rPr>
+                <w:rFonts w:ascii="Menlo" w:hAnsi="Menlo" w:cs="Menlo"/>
+                <w:color w:val="569CD6"/>
+                <w:sz w:val="18"/>
+                <w:szCs w:val="18"/>
+              </w:rPr>
+              <w:t>0</w:t>
+            </w:r>
+            <w:r>
+              <w:rPr>
+                <w:rFonts w:ascii="Menlo" w:hAnsi="Menlo" w:cs="Menlo"/>
+                <w:color w:val="CCCCCC"/>
+                <w:sz w:val="18"/>
+                <w:szCs w:val="18"/>
+              </w:rPr>
+              <w:t xml:space="preserve">, </w:t>
+            </w:r>
+            <w:r>
+              <w:rPr>
+                <w:rFonts w:ascii="Menlo" w:hAnsi="Menlo" w:cs="Menlo"/>
+                <w:color w:val="CE9178"/>
+                <w:sz w:val="18"/>
+                <w:szCs w:val="18"/>
+              </w:rPr>
+              <w:t>'bm25+vector'</w:t>
+            </w:r>
+            <w:r>
+              <w:rPr>
+                <w:rFonts w:ascii="Menlo" w:hAnsi="Menlo" w:cs="Menlo"/>
+                <w:color w:val="CCCCCC"/>
+                <w:sz w:val="18"/>
+                <w:szCs w:val="18"/>
+              </w:rPr>
+              <w:t>), (</w:t>
+            </w:r>
+            <w:r>
+              <w:rPr>
+                <w:rFonts w:ascii="Menlo" w:hAnsi="Menlo" w:cs="Menlo"/>
+                <w:color w:val="CE9178"/>
+                <w:sz w:val="18"/>
+                <w:szCs w:val="18"/>
+              </w:rPr>
+              <w:t>'</w:t>
+            </w:r>
+            <w:proofErr w:type="spellStart"/>
+            <w:r>
+              <w:rPr>
+                <w:rFonts w:ascii="Menlo" w:hAnsi="Menlo" w:cs="Menlo"/>
+                <w:color w:val="CE9178"/>
+                <w:sz w:val="18"/>
+                <w:szCs w:val="18"/>
+              </w:rPr>
+              <w:t>Once_Upon_a_Time_in_Hollywood</w:t>
+            </w:r>
+            <w:proofErr w:type="spellEnd"/>
+            <w:r>
+              <w:rPr>
+                <w:rFonts w:ascii="Menlo" w:hAnsi="Menlo" w:cs="Menlo"/>
+                <w:color w:val="CE9178"/>
+                <w:sz w:val="18"/>
+                <w:szCs w:val="18"/>
+              </w:rPr>
+              <w:t>'</w:t>
+            </w:r>
+            <w:r>
+              <w:rPr>
+                <w:rFonts w:ascii="Menlo" w:hAnsi="Menlo" w:cs="Menlo"/>
+                <w:color w:val="CCCCCC"/>
+                <w:sz w:val="18"/>
+                <w:szCs w:val="18"/>
+              </w:rPr>
+              <w:t xml:space="preserve">, </w:t>
+            </w:r>
+            <w:r>
+              <w:rPr>
+                <w:rFonts w:ascii="Menlo" w:hAnsi="Menlo" w:cs="Menlo"/>
+                <w:color w:val="569CD6"/>
+                <w:sz w:val="18"/>
+                <w:szCs w:val="18"/>
+              </w:rPr>
+              <w:t>0</w:t>
+            </w:r>
+            <w:r>
+              <w:rPr>
+                <w:rFonts w:ascii="Menlo" w:hAnsi="Menlo" w:cs="Menlo"/>
+                <w:color w:val="CCCCCC"/>
+                <w:sz w:val="18"/>
+                <w:szCs w:val="18"/>
+              </w:rPr>
+              <w:t>.</w:t>
+            </w:r>
+            <w:r>
+              <w:rPr>
+                <w:rFonts w:ascii="Menlo" w:hAnsi="Menlo" w:cs="Menlo"/>
+                <w:color w:val="569CD6"/>
+                <w:sz w:val="18"/>
+                <w:szCs w:val="18"/>
+              </w:rPr>
+              <w:t>116</w:t>
+            </w:r>
+            <w:r>
+              <w:rPr>
+                <w:rFonts w:ascii="Menlo" w:hAnsi="Menlo" w:cs="Menlo"/>
+                <w:color w:val="CCCCCC"/>
+                <w:sz w:val="18"/>
+                <w:szCs w:val="18"/>
+              </w:rPr>
+              <w:t xml:space="preserve">, </w:t>
+            </w:r>
+            <w:r>
+              <w:rPr>
+                <w:rFonts w:ascii="Menlo" w:hAnsi="Menlo" w:cs="Menlo"/>
+                <w:color w:val="CE9178"/>
+                <w:sz w:val="18"/>
+                <w:szCs w:val="18"/>
+              </w:rPr>
+              <w:t>'bm25'</w:t>
+            </w:r>
+            <w:r>
+              <w:rPr>
+                <w:rFonts w:ascii="Menlo" w:hAnsi="Menlo" w:cs="Menlo"/>
+                <w:color w:val="CCCCCC"/>
+                <w:sz w:val="18"/>
+                <w:szCs w:val="18"/>
+              </w:rPr>
+              <w:t>), (</w:t>
+            </w:r>
+            <w:r>
+              <w:rPr>
+                <w:rFonts w:ascii="Menlo" w:hAnsi="Menlo" w:cs="Menlo"/>
+                <w:color w:val="CE9178"/>
+                <w:sz w:val="18"/>
+                <w:szCs w:val="18"/>
+              </w:rPr>
+              <w:t>'</w:t>
+            </w:r>
+            <w:proofErr w:type="spellStart"/>
+            <w:r>
+              <w:rPr>
+                <w:rFonts w:ascii="Menlo" w:hAnsi="Menlo" w:cs="Menlo"/>
+                <w:color w:val="CE9178"/>
+                <w:sz w:val="18"/>
+                <w:szCs w:val="18"/>
+              </w:rPr>
+              <w:t>The_Washington_Post</w:t>
+            </w:r>
+            <w:proofErr w:type="spellEnd"/>
+            <w:r>
+              <w:rPr>
+                <w:rFonts w:ascii="Menlo" w:hAnsi="Menlo" w:cs="Menlo"/>
+                <w:color w:val="CE9178"/>
+                <w:sz w:val="18"/>
+                <w:szCs w:val="18"/>
+              </w:rPr>
+              <w:t>'</w:t>
+            </w:r>
+            <w:r>
+              <w:rPr>
+                <w:rFonts w:ascii="Menlo" w:hAnsi="Menlo" w:cs="Menlo"/>
+                <w:color w:val="CCCCCC"/>
+                <w:sz w:val="18"/>
+                <w:szCs w:val="18"/>
+              </w:rPr>
+              <w:t xml:space="preserve">, </w:t>
+            </w:r>
+            <w:r>
+              <w:rPr>
+                <w:rFonts w:ascii="Menlo" w:hAnsi="Menlo" w:cs="Menlo"/>
+                <w:color w:val="569CD6"/>
+                <w:sz w:val="18"/>
+                <w:szCs w:val="18"/>
+              </w:rPr>
+              <w:t>0</w:t>
+            </w:r>
+            <w:r>
+              <w:rPr>
+                <w:rFonts w:ascii="Menlo" w:hAnsi="Menlo" w:cs="Menlo"/>
+                <w:color w:val="CCCCCC"/>
+                <w:sz w:val="18"/>
+                <w:szCs w:val="18"/>
+              </w:rPr>
+              <w:t>.</w:t>
+            </w:r>
+            <w:r>
+              <w:rPr>
+                <w:rFonts w:ascii="Menlo" w:hAnsi="Menlo" w:cs="Menlo"/>
+                <w:color w:val="569CD6"/>
+                <w:sz w:val="18"/>
+                <w:szCs w:val="18"/>
+              </w:rPr>
+              <w:t>093</w:t>
+            </w:r>
+            <w:r>
+              <w:rPr>
+                <w:rFonts w:ascii="Menlo" w:hAnsi="Menlo" w:cs="Menlo"/>
+                <w:color w:val="CCCCCC"/>
+                <w:sz w:val="18"/>
+                <w:szCs w:val="18"/>
+              </w:rPr>
+              <w:t xml:space="preserve">, </w:t>
+            </w:r>
+            <w:r>
+              <w:rPr>
+                <w:rFonts w:ascii="Menlo" w:hAnsi="Menlo" w:cs="Menlo"/>
+                <w:color w:val="CE9178"/>
+                <w:sz w:val="18"/>
+                <w:szCs w:val="18"/>
+              </w:rPr>
+              <w:t>'bm25'</w:t>
+            </w:r>
+            <w:r>
+              <w:rPr>
+                <w:rFonts w:ascii="Menlo" w:hAnsi="Menlo" w:cs="Menlo"/>
+                <w:color w:val="CCCCCC"/>
+                <w:sz w:val="18"/>
+                <w:szCs w:val="18"/>
+              </w:rPr>
+              <w:t>)]</w:t>
+            </w:r>
+          </w:p>
+          <w:p>
+            <w:pPr>
+              <w:shd w:val="clear" w:color="auto" w:fill="1F1F1F"/>
+              <w:spacing w:line="270" w:lineRule="atLeast"/>
+              <w:rPr>
+                <w:rFonts w:ascii="Menlo" w:hAnsi="Menlo" w:cs="Menlo"/>
+                <w:color w:val="CCCCCC"/>
+                <w:sz w:val="18"/>
+                <w:szCs w:val="18"/>
+              </w:rPr>
+            </w:pPr>
+            <w:r>
+              <w:rPr>
+                <w:rFonts w:ascii="Menlo" w:hAnsi="Menlo" w:cs="Menlo"/>
+                <w:color w:val="CCCCCC"/>
+                <w:sz w:val="18"/>
+                <w:szCs w:val="18"/>
+              </w:rPr>
+              <w:t>verdict=fail</w:t>
+            </w:r>
+          </w:p>
+          <w:p>
+            <w:pPr>
+              <w:shd w:val="clear" w:color="auto" w:fill="1F1F1F"/>
+              <w:spacing w:line="270" w:lineRule="atLeast"/>
+              <w:rPr>
+                <w:rFonts w:ascii="Menlo" w:hAnsi="Menlo" w:cs="Menlo"/>
+                <w:color w:val="CCCCCC"/>
+                <w:sz w:val="18"/>
+                <w:szCs w:val="18"/>
+              </w:rPr>
+            </w:pPr>
+            <w:r>
+              <w:rPr>
+                <w:rFonts w:ascii="Menlo" w:hAnsi="Menlo" w:cs="Menlo"/>
+                <w:color w:val="CCCCCC"/>
+                <w:sz w:val="18"/>
+                <w:szCs w:val="18"/>
+              </w:rPr>
+              <w:t xml:space="preserve">answer=According to the document, the Brady Bunch house was bought on **September </w:t>
+            </w:r>
+            <w:r>
+              <w:rPr>
+                <w:rFonts w:ascii="Menlo" w:hAnsi="Menlo" w:cs="Menlo"/>
+                <w:color w:val="569CD6"/>
+                <w:sz w:val="18"/>
+                <w:szCs w:val="18"/>
+              </w:rPr>
+              <w:t>11</w:t>
+            </w:r>
+            <w:r>
+              <w:rPr>
+                <w:rFonts w:ascii="Menlo" w:hAnsi="Menlo" w:cs="Menlo"/>
+                <w:color w:val="CCCCCC"/>
+                <w:sz w:val="18"/>
+                <w:szCs w:val="18"/>
+              </w:rPr>
+              <w:t xml:space="preserve">, </w:t>
+            </w:r>
+            <w:r>
+              <w:rPr>
+                <w:rFonts w:ascii="Menlo" w:hAnsi="Menlo" w:cs="Menlo"/>
+                <w:color w:val="569CD6"/>
+                <w:sz w:val="18"/>
+                <w:szCs w:val="18"/>
+              </w:rPr>
+              <w:t>2023</w:t>
+            </w:r>
+            <w:r>
+              <w:rPr>
+                <w:rFonts w:ascii="Menlo" w:hAnsi="Menlo" w:cs="Menlo"/>
+                <w:color w:val="CCCCCC"/>
+                <w:sz w:val="18"/>
+                <w:szCs w:val="18"/>
+              </w:rPr>
+              <w:t>**, for **$</w:t>
+            </w:r>
+            <w:r>
+              <w:rPr>
+                <w:rFonts w:ascii="Menlo" w:hAnsi="Menlo" w:cs="Menlo"/>
+                <w:color w:val="569CD6"/>
+                <w:sz w:val="18"/>
+                <w:szCs w:val="18"/>
+              </w:rPr>
+              <w:t>3</w:t>
+            </w:r>
+            <w:r>
+              <w:rPr>
+                <w:rFonts w:ascii="Menlo" w:hAnsi="Menlo" w:cs="Menlo"/>
+                <w:color w:val="CCCCCC"/>
+                <w:sz w:val="18"/>
+                <w:szCs w:val="18"/>
+              </w:rPr>
+              <w:t>.</w:t>
+            </w:r>
+            <w:r>
+              <w:rPr>
+                <w:rFonts w:ascii="Menlo" w:hAnsi="Menlo" w:cs="Menlo"/>
+                <w:color w:val="569CD6"/>
+                <w:sz w:val="18"/>
+                <w:szCs w:val="18"/>
+              </w:rPr>
+              <w:t>2</w:t>
+            </w:r>
+            <w:r>
+              <w:rPr>
+                <w:rFonts w:ascii="Menlo" w:hAnsi="Menlo" w:cs="Menlo"/>
+                <w:color w:val="CCCCCC"/>
+                <w:sz w:val="18"/>
+                <w:szCs w:val="18"/>
+              </w:rPr>
+              <w:t xml:space="preserve"> million**: “**The house was bought on September </w:t>
+            </w:r>
+            <w:r>
+              <w:rPr>
+                <w:rFonts w:ascii="Menlo" w:hAnsi="Menlo" w:cs="Menlo"/>
+                <w:color w:val="569CD6"/>
+                <w:sz w:val="18"/>
+                <w:szCs w:val="18"/>
+              </w:rPr>
+              <w:t>11</w:t>
+            </w:r>
+            <w:r>
+              <w:rPr>
+                <w:rFonts w:ascii="Menlo" w:hAnsi="Menlo" w:cs="Menlo"/>
+                <w:color w:val="CCCCCC"/>
+                <w:sz w:val="18"/>
+                <w:szCs w:val="18"/>
+              </w:rPr>
+              <w:t xml:space="preserve">, </w:t>
+            </w:r>
+            <w:r>
+              <w:rPr>
+                <w:rFonts w:ascii="Menlo" w:hAnsi="Menlo" w:cs="Menlo"/>
+                <w:color w:val="569CD6"/>
+                <w:sz w:val="18"/>
+                <w:szCs w:val="18"/>
+              </w:rPr>
+              <w:t>2023</w:t>
+            </w:r>
+            <w:r>
+              <w:rPr>
+                <w:rFonts w:ascii="Menlo" w:hAnsi="Menlo" w:cs="Menlo"/>
+                <w:color w:val="CCCCCC"/>
+                <w:sz w:val="18"/>
+                <w:szCs w:val="18"/>
+              </w:rPr>
+              <w:t>, by media executive Tina Trahan ... for $</w:t>
+            </w:r>
+            <w:r>
+              <w:rPr>
+                <w:rFonts w:ascii="Menlo" w:hAnsi="Menlo" w:cs="Menlo"/>
+                <w:color w:val="569CD6"/>
+                <w:sz w:val="18"/>
+                <w:szCs w:val="18"/>
+              </w:rPr>
+              <w:t>3</w:t>
+            </w:r>
+            <w:r>
+              <w:rPr>
+                <w:rFonts w:ascii="Menlo" w:hAnsi="Menlo" w:cs="Menlo"/>
+                <w:color w:val="CCCCCC"/>
+                <w:sz w:val="18"/>
+                <w:szCs w:val="18"/>
+              </w:rPr>
+              <w:t>.</w:t>
+            </w:r>
+            <w:r>
+              <w:rPr>
+                <w:rFonts w:ascii="Menlo" w:hAnsi="Menlo" w:cs="Menlo"/>
+                <w:color w:val="569CD6"/>
+                <w:sz w:val="18"/>
+                <w:szCs w:val="18"/>
+              </w:rPr>
+              <w:t>2</w:t>
+            </w:r>
+            <w:r>
+              <w:rPr>
+                <w:rFonts w:ascii="Menlo" w:hAnsi="Menlo" w:cs="Menlo"/>
+                <w:color w:val="CCCCCC"/>
+                <w:sz w:val="18"/>
+                <w:szCs w:val="18"/>
+              </w:rPr>
+              <w:t xml:space="preserve"> </w:t>
+            </w:r>
+            <w:proofErr w:type="gramStart"/>
+            <w:r>
+              <w:rPr>
+                <w:rFonts w:ascii="Menlo" w:hAnsi="Menlo" w:cs="Menlo"/>
+                <w:color w:val="CCCCCC"/>
+                <w:sz w:val="18"/>
+                <w:szCs w:val="18"/>
+              </w:rPr>
+              <w:t>million.*</w:t>
+            </w:r>
+            <w:proofErr w:type="gramEnd"/>
+            <w:r>
+              <w:rPr>
+                <w:rFonts w:ascii="Menlo" w:hAnsi="Menlo" w:cs="Menlo"/>
+                <w:color w:val="CCCCCC"/>
+                <w:sz w:val="18"/>
+                <w:szCs w:val="18"/>
+              </w:rPr>
+              <w:t>*”</w:t>
+            </w:r>
+          </w:p>
+          <w:p>
+            <w:pPr>
+              <w:shd w:val="clear" w:color="auto" w:fill="1F1F1F"/>
+              <w:spacing w:line="270" w:lineRule="atLeast"/>
+              <w:rPr>
+                <w:rFonts w:ascii="Menlo" w:hAnsi="Menlo" w:cs="Menlo"/>
+                <w:color w:val="CCCCCC"/>
+                <w:sz w:val="18"/>
+                <w:szCs w:val="18"/>
+              </w:rPr>
+            </w:pPr>
+            <w:r>
+              <w:rPr>
+                <w:rFonts w:ascii="Menlo" w:hAnsi="Menlo" w:cs="Menlo"/>
+                <w:color w:val="CCCCCC"/>
+                <w:sz w:val="18"/>
+                <w:szCs w:val="18"/>
+              </w:rPr>
+              <w:t>------------------------------------------------------------------------</w:t>
+            </w:r>
+          </w:p>
+          <w:p>
+            <w:pPr>
+              <w:shd w:val="clear" w:color="auto" w:fill="1F1F1F"/>
+              <w:spacing w:line="270" w:lineRule="atLeast"/>
+              <w:rPr>
+                <w:rFonts w:ascii="Menlo" w:hAnsi="Menlo" w:cs="Menlo"/>
+                <w:color w:val="CCCCCC"/>
+                <w:sz w:val="18"/>
+                <w:szCs w:val="18"/>
+              </w:rPr>
+            </w:pPr>
+            <w:r>
+              <w:rPr>
+                <w:rFonts w:ascii="Menlo" w:hAnsi="Menlo" w:cs="Menlo"/>
+                <w:color w:val="CCCCCC"/>
+                <w:sz w:val="18"/>
+                <w:szCs w:val="18"/>
+              </w:rPr>
+              <w:t>[</w:t>
+            </w:r>
+            <w:r>
+              <w:rPr>
+                <w:rFonts w:ascii="Menlo" w:hAnsi="Menlo" w:cs="Menlo"/>
+                <w:color w:val="6A9955"/>
+                <w:sz w:val="18"/>
+                <w:szCs w:val="18"/>
+              </w:rPr>
+              <w:t>2026-09-09T06:51:04</w:t>
+            </w:r>
+            <w:r>
+              <w:rPr>
+                <w:rFonts w:ascii="Menlo" w:hAnsi="Menlo" w:cs="Menlo"/>
+                <w:color w:val="CCCCCC"/>
+                <w:sz w:val="18"/>
+                <w:szCs w:val="18"/>
+              </w:rPr>
+              <w:t>] FRAMEWORK VALIDATION</w:t>
+            </w:r>
+          </w:p>
+          <w:p>
+            <w:pPr>
+              <w:shd w:val="clear" w:color="auto" w:fill="1F1F1F"/>
+              <w:spacing w:line="270" w:lineRule="atLeast"/>
+              <w:rPr>
+                <w:rFonts w:ascii="Menlo" w:hAnsi="Menlo" w:cs="Menlo"/>
+                <w:color w:val="CCCCCC"/>
+                <w:sz w:val="18"/>
+                <w:szCs w:val="18"/>
+              </w:rPr>
+            </w:pPr>
+            <w:r>
+              <w:rPr>
+                <w:rFonts w:ascii="Menlo" w:hAnsi="Menlo" w:cs="Menlo"/>
+                <w:color w:val="CCCCCC"/>
+                <w:sz w:val="18"/>
+                <w:szCs w:val="18"/>
+              </w:rPr>
+              <w:t>good=pass manipulated=fail</w:t>
+            </w:r>
+          </w:p>
+          <w:p>
+            <w:pPr>
+              <w:shd w:val="clear" w:color="auto" w:fill="1F1F1F"/>
+              <w:spacing w:line="270" w:lineRule="atLeast"/>
+              <w:rPr>
+                <w:rFonts w:ascii="Menlo" w:hAnsi="Menlo" w:cs="Menlo"/>
+                <w:color w:val="CCCCCC"/>
+                <w:sz w:val="18"/>
+                <w:szCs w:val="18"/>
+              </w:rPr>
+            </w:pPr>
+            <w:r>
+              <w:rPr>
+                <w:rFonts w:ascii="Menlo" w:hAnsi="Menlo" w:cs="Menlo"/>
+                <w:color w:val="CCCCCC"/>
+                <w:sz w:val="18"/>
+                <w:szCs w:val="18"/>
+              </w:rPr>
+              <w:t>------------------------------------------------------------------------</w:t>
+            </w:r>
+          </w:p>
+          <w:p>
+            <w:pPr>
+              <w:shd w:val="clear" w:color="auto" w:fill="1F1F1F"/>
+              <w:spacing w:line="270" w:lineRule="atLeast"/>
+              <w:rPr>
+                <w:rFonts w:ascii="Menlo" w:hAnsi="Menlo" w:cs="Menlo"/>
+                <w:color w:val="CCCCCC"/>
+                <w:sz w:val="18"/>
+                <w:szCs w:val="18"/>
+              </w:rPr>
+            </w:pPr>
+            <w:r>
+              <w:rPr>
+                <w:rFonts w:ascii="Menlo" w:hAnsi="Menlo" w:cs="Menlo"/>
+                <w:color w:val="CCCCCC"/>
+                <w:sz w:val="18"/>
+                <w:szCs w:val="18"/>
+              </w:rPr>
+              <w:t>[</w:t>
+            </w:r>
+            <w:r>
+              <w:rPr>
+                <w:rFonts w:ascii="Menlo" w:hAnsi="Menlo" w:cs="Menlo"/>
+                <w:color w:val="6A9955"/>
+                <w:sz w:val="18"/>
+                <w:szCs w:val="18"/>
+              </w:rPr>
+              <w:t>2026-09-09T06:51:43</w:t>
+            </w:r>
+            <w:r>
+              <w:rPr>
+                <w:rFonts w:ascii="Menlo" w:hAnsi="Menlo" w:cs="Menlo"/>
+                <w:color w:val="CCCCCC"/>
+                <w:sz w:val="18"/>
+                <w:szCs w:val="18"/>
+              </w:rPr>
+              <w:t xml:space="preserve">] Q1: Who were the first three players drafted in the </w:t>
+            </w:r>
+            <w:r>
+              <w:rPr>
+                <w:rFonts w:ascii="Menlo" w:hAnsi="Menlo" w:cs="Menlo"/>
+                <w:color w:val="569CD6"/>
+                <w:sz w:val="18"/>
+                <w:szCs w:val="18"/>
+              </w:rPr>
+              <w:t>2026</w:t>
+            </w:r>
+            <w:r>
+              <w:rPr>
+                <w:rFonts w:ascii="Menlo" w:hAnsi="Menlo" w:cs="Menlo"/>
+                <w:color w:val="CCCCCC"/>
+                <w:sz w:val="18"/>
+                <w:szCs w:val="18"/>
+              </w:rPr>
+              <w:t xml:space="preserve"> NFL draft?</w:t>
+            </w:r>
+          </w:p>
+          <w:p>
+            <w:pPr>
+              <w:shd w:val="clear" w:color="auto" w:fill="1F1F1F"/>
+              <w:spacing w:line="270" w:lineRule="atLeast"/>
+              <w:rPr>
+                <w:rFonts w:ascii="Menlo" w:hAnsi="Menlo" w:cs="Menlo"/>
+                <w:color w:val="CCCCCC"/>
+                <w:sz w:val="18"/>
+                <w:szCs w:val="18"/>
+              </w:rPr>
+            </w:pPr>
+            <w:r>
+              <w:rPr>
+                <w:rFonts w:ascii="Menlo" w:hAnsi="Menlo" w:cs="Menlo"/>
+                <w:color w:val="CCCCCC"/>
+                <w:sz w:val="18"/>
+                <w:szCs w:val="18"/>
+              </w:rPr>
+              <w:lastRenderedPageBreak/>
+              <w:t>retrieved</w:t>
+            </w:r>
+            <w:proofErr w:type="gramStart"/>
+            <w:r>
+              <w:rPr>
+                <w:rFonts w:ascii="Menlo" w:hAnsi="Menlo" w:cs="Menlo"/>
+                <w:color w:val="CCCCCC"/>
+                <w:sz w:val="18"/>
+                <w:szCs w:val="18"/>
+              </w:rPr>
+              <w:t>=[</w:t>
+            </w:r>
+            <w:proofErr w:type="gramEnd"/>
+            <w:r>
+              <w:rPr>
+                <w:rFonts w:ascii="Menlo" w:hAnsi="Menlo" w:cs="Menlo"/>
+                <w:color w:val="CCCCCC"/>
+                <w:sz w:val="18"/>
+                <w:szCs w:val="18"/>
+              </w:rPr>
+              <w:t>(</w:t>
+            </w:r>
+            <w:r>
+              <w:rPr>
+                <w:rFonts w:ascii="Menlo" w:hAnsi="Menlo" w:cs="Menlo"/>
+                <w:color w:val="CE9178"/>
+                <w:sz w:val="18"/>
+                <w:szCs w:val="18"/>
+              </w:rPr>
+              <w:t>'</w:t>
+            </w:r>
+            <w:proofErr w:type="spellStart"/>
+            <w:r>
+              <w:rPr>
+                <w:rFonts w:ascii="Menlo" w:hAnsi="Menlo" w:cs="Menlo"/>
+                <w:color w:val="CE9178"/>
+                <w:sz w:val="18"/>
+                <w:szCs w:val="18"/>
+              </w:rPr>
+              <w:t>Baltimore_Ravens</w:t>
+            </w:r>
+            <w:proofErr w:type="spellEnd"/>
+            <w:r>
+              <w:rPr>
+                <w:rFonts w:ascii="Menlo" w:hAnsi="Menlo" w:cs="Menlo"/>
+                <w:color w:val="CE9178"/>
+                <w:sz w:val="18"/>
+                <w:szCs w:val="18"/>
+              </w:rPr>
+              <w:t>'</w:t>
+            </w:r>
+            <w:r>
+              <w:rPr>
+                <w:rFonts w:ascii="Menlo" w:hAnsi="Menlo" w:cs="Menlo"/>
+                <w:color w:val="CCCCCC"/>
+                <w:sz w:val="18"/>
+                <w:szCs w:val="18"/>
+              </w:rPr>
+              <w:t xml:space="preserve">, </w:t>
+            </w:r>
+            <w:r>
+              <w:rPr>
+                <w:rFonts w:ascii="Menlo" w:hAnsi="Menlo" w:cs="Menlo"/>
+                <w:color w:val="569CD6"/>
+                <w:sz w:val="18"/>
+                <w:szCs w:val="18"/>
+              </w:rPr>
+              <w:t>0</w:t>
+            </w:r>
+            <w:r>
+              <w:rPr>
+                <w:rFonts w:ascii="Menlo" w:hAnsi="Menlo" w:cs="Menlo"/>
+                <w:color w:val="CCCCCC"/>
+                <w:sz w:val="18"/>
+                <w:szCs w:val="18"/>
+              </w:rPr>
+              <w:t>.</w:t>
+            </w:r>
+            <w:r>
+              <w:rPr>
+                <w:rFonts w:ascii="Menlo" w:hAnsi="Menlo" w:cs="Menlo"/>
+                <w:color w:val="569CD6"/>
+                <w:sz w:val="18"/>
+                <w:szCs w:val="18"/>
+              </w:rPr>
+              <w:t>5</w:t>
+            </w:r>
+            <w:r>
+              <w:rPr>
+                <w:rFonts w:ascii="Menlo" w:hAnsi="Menlo" w:cs="Menlo"/>
+                <w:color w:val="CCCCCC"/>
+                <w:sz w:val="18"/>
+                <w:szCs w:val="18"/>
+              </w:rPr>
+              <w:t xml:space="preserve">, </w:t>
+            </w:r>
+            <w:r>
+              <w:rPr>
+                <w:rFonts w:ascii="Menlo" w:hAnsi="Menlo" w:cs="Menlo"/>
+                <w:color w:val="CE9178"/>
+                <w:sz w:val="18"/>
+                <w:szCs w:val="18"/>
+              </w:rPr>
+              <w:t>'bm25'</w:t>
+            </w:r>
+            <w:r>
+              <w:rPr>
+                <w:rFonts w:ascii="Menlo" w:hAnsi="Menlo" w:cs="Menlo"/>
+                <w:color w:val="CCCCCC"/>
+                <w:sz w:val="18"/>
+                <w:szCs w:val="18"/>
+              </w:rPr>
+              <w:t>), (</w:t>
+            </w:r>
+            <w:r>
+              <w:rPr>
+                <w:rFonts w:ascii="Menlo" w:hAnsi="Menlo" w:cs="Menlo"/>
+                <w:color w:val="CE9178"/>
+                <w:sz w:val="18"/>
+                <w:szCs w:val="18"/>
+              </w:rPr>
+              <w:t>'2026_NFL_draft'</w:t>
+            </w:r>
+            <w:r>
+              <w:rPr>
+                <w:rFonts w:ascii="Menlo" w:hAnsi="Menlo" w:cs="Menlo"/>
+                <w:color w:val="CCCCCC"/>
+                <w:sz w:val="18"/>
+                <w:szCs w:val="18"/>
+              </w:rPr>
+              <w:t xml:space="preserve">, </w:t>
+            </w:r>
+            <w:r>
+              <w:rPr>
+                <w:rFonts w:ascii="Menlo" w:hAnsi="Menlo" w:cs="Menlo"/>
+                <w:color w:val="569CD6"/>
+                <w:sz w:val="18"/>
+                <w:szCs w:val="18"/>
+              </w:rPr>
+              <w:t>0</w:t>
+            </w:r>
+            <w:r>
+              <w:rPr>
+                <w:rFonts w:ascii="Menlo" w:hAnsi="Menlo" w:cs="Menlo"/>
+                <w:color w:val="CCCCCC"/>
+                <w:sz w:val="18"/>
+                <w:szCs w:val="18"/>
+              </w:rPr>
+              <w:t>.</w:t>
+            </w:r>
+            <w:r>
+              <w:rPr>
+                <w:rFonts w:ascii="Menlo" w:hAnsi="Menlo" w:cs="Menlo"/>
+                <w:color w:val="569CD6"/>
+                <w:sz w:val="18"/>
+                <w:szCs w:val="18"/>
+              </w:rPr>
+              <w:t>5</w:t>
+            </w:r>
+            <w:r>
+              <w:rPr>
+                <w:rFonts w:ascii="Menlo" w:hAnsi="Menlo" w:cs="Menlo"/>
+                <w:color w:val="CCCCCC"/>
+                <w:sz w:val="18"/>
+                <w:szCs w:val="18"/>
+              </w:rPr>
+              <w:t xml:space="preserve">, </w:t>
+            </w:r>
+            <w:r>
+              <w:rPr>
+                <w:rFonts w:ascii="Menlo" w:hAnsi="Menlo" w:cs="Menlo"/>
+                <w:color w:val="CE9178"/>
+                <w:sz w:val="18"/>
+                <w:szCs w:val="18"/>
+              </w:rPr>
+              <w:t>'vector'</w:t>
+            </w:r>
+            <w:r>
+              <w:rPr>
+                <w:rFonts w:ascii="Menlo" w:hAnsi="Menlo" w:cs="Menlo"/>
+                <w:color w:val="CCCCCC"/>
+                <w:sz w:val="18"/>
+                <w:szCs w:val="18"/>
+              </w:rPr>
+              <w:t>), (</w:t>
+            </w:r>
+            <w:r>
+              <w:rPr>
+                <w:rFonts w:ascii="Menlo" w:hAnsi="Menlo" w:cs="Menlo"/>
+                <w:color w:val="CE9178"/>
+                <w:sz w:val="18"/>
+                <w:szCs w:val="18"/>
+              </w:rPr>
+              <w:t>'2021_NBA_draft'</w:t>
+            </w:r>
+            <w:r>
+              <w:rPr>
+                <w:rFonts w:ascii="Menlo" w:hAnsi="Menlo" w:cs="Menlo"/>
+                <w:color w:val="CCCCCC"/>
+                <w:sz w:val="18"/>
+                <w:szCs w:val="18"/>
+              </w:rPr>
+              <w:t xml:space="preserve">, </w:t>
+            </w:r>
+            <w:r>
+              <w:rPr>
+                <w:rFonts w:ascii="Menlo" w:hAnsi="Menlo" w:cs="Menlo"/>
+                <w:color w:val="569CD6"/>
+                <w:sz w:val="18"/>
+                <w:szCs w:val="18"/>
+              </w:rPr>
+              <w:t>0</w:t>
+            </w:r>
+            <w:r>
+              <w:rPr>
+                <w:rFonts w:ascii="Menlo" w:hAnsi="Menlo" w:cs="Menlo"/>
+                <w:color w:val="CCCCCC"/>
+                <w:sz w:val="18"/>
+                <w:szCs w:val="18"/>
+              </w:rPr>
+              <w:t>.</w:t>
+            </w:r>
+            <w:r>
+              <w:rPr>
+                <w:rFonts w:ascii="Menlo" w:hAnsi="Menlo" w:cs="Menlo"/>
+                <w:color w:val="569CD6"/>
+                <w:sz w:val="18"/>
+                <w:szCs w:val="18"/>
+              </w:rPr>
+              <w:t>424</w:t>
+            </w:r>
+            <w:r>
+              <w:rPr>
+                <w:rFonts w:ascii="Menlo" w:hAnsi="Menlo" w:cs="Menlo"/>
+                <w:color w:val="CCCCCC"/>
+                <w:sz w:val="18"/>
+                <w:szCs w:val="18"/>
+              </w:rPr>
+              <w:t xml:space="preserve">, </w:t>
+            </w:r>
+            <w:r>
+              <w:rPr>
+                <w:rFonts w:ascii="Menlo" w:hAnsi="Menlo" w:cs="Menlo"/>
+                <w:color w:val="CE9178"/>
+                <w:sz w:val="18"/>
+                <w:szCs w:val="18"/>
+              </w:rPr>
+              <w:t>'vector'</w:t>
+            </w:r>
+            <w:r>
+              <w:rPr>
+                <w:rFonts w:ascii="Menlo" w:hAnsi="Menlo" w:cs="Menlo"/>
+                <w:color w:val="CCCCCC"/>
+                <w:sz w:val="18"/>
+                <w:szCs w:val="18"/>
+              </w:rPr>
+              <w:t>)]</w:t>
+            </w:r>
+          </w:p>
+          <w:p>
+            <w:pPr>
+              <w:shd w:val="clear" w:color="auto" w:fill="1F1F1F"/>
+              <w:spacing w:line="270" w:lineRule="atLeast"/>
+              <w:rPr>
+                <w:rFonts w:ascii="Menlo" w:hAnsi="Menlo" w:cs="Menlo"/>
+                <w:color w:val="CCCCCC"/>
+                <w:sz w:val="18"/>
+                <w:szCs w:val="18"/>
+              </w:rPr>
+            </w:pPr>
+            <w:r>
+              <w:rPr>
+                <w:rFonts w:ascii="Menlo" w:hAnsi="Menlo" w:cs="Menlo"/>
+                <w:color w:val="CCCCCC"/>
+                <w:sz w:val="18"/>
+                <w:szCs w:val="18"/>
+              </w:rPr>
+              <w:t>verdict=pass</w:t>
+            </w:r>
+          </w:p>
+          <w:p>
+            <w:pPr>
+              <w:shd w:val="clear" w:color="auto" w:fill="1F1F1F"/>
+              <w:spacing w:line="270" w:lineRule="atLeast"/>
+              <w:rPr>
+                <w:rFonts w:ascii="Menlo" w:hAnsi="Menlo" w:cs="Menlo"/>
+                <w:color w:val="CCCCCC"/>
+                <w:sz w:val="18"/>
+                <w:szCs w:val="18"/>
+              </w:rPr>
+            </w:pPr>
+            <w:r>
+              <w:rPr>
+                <w:rFonts w:ascii="Menlo" w:hAnsi="Menlo" w:cs="Menlo"/>
+                <w:color w:val="CCCCCC"/>
+                <w:sz w:val="18"/>
+                <w:szCs w:val="18"/>
+              </w:rPr>
+              <w:t xml:space="preserve">answer=The first three players drafted in the </w:t>
+            </w:r>
+            <w:r>
+              <w:rPr>
+                <w:rFonts w:ascii="Menlo" w:hAnsi="Menlo" w:cs="Menlo"/>
+                <w:color w:val="569CD6"/>
+                <w:sz w:val="18"/>
+                <w:szCs w:val="18"/>
+              </w:rPr>
+              <w:t>2026</w:t>
+            </w:r>
+            <w:r>
+              <w:rPr>
+                <w:rFonts w:ascii="Menlo" w:hAnsi="Menlo" w:cs="Menlo"/>
+                <w:color w:val="CCCCCC"/>
+                <w:sz w:val="18"/>
+                <w:szCs w:val="18"/>
+              </w:rPr>
+              <w:t xml:space="preserve"> NFL draft were:</w:t>
+            </w:r>
+          </w:p>
+          <w:p>
+            <w:pPr>
+              <w:shd w:val="clear" w:color="auto" w:fill="1F1F1F"/>
+              <w:spacing w:line="270" w:lineRule="atLeast"/>
+              <w:rPr>
+                <w:rFonts w:ascii="Menlo" w:hAnsi="Menlo" w:cs="Menlo"/>
+                <w:color w:val="CCCCCC"/>
+                <w:sz w:val="18"/>
+                <w:szCs w:val="18"/>
+              </w:rPr>
+            </w:pPr>
+          </w:p>
+          <w:p>
+            <w:pPr>
+              <w:shd w:val="clear" w:color="auto" w:fill="1F1F1F"/>
+              <w:spacing w:line="270" w:lineRule="atLeast"/>
+              <w:rPr>
+                <w:rFonts w:ascii="Menlo" w:hAnsi="Menlo" w:cs="Menlo"/>
+                <w:color w:val="CCCCCC"/>
+                <w:sz w:val="18"/>
+                <w:szCs w:val="18"/>
+              </w:rPr>
+            </w:pPr>
+            <w:r>
+              <w:rPr>
+                <w:rFonts w:ascii="Menlo" w:hAnsi="Menlo" w:cs="Menlo"/>
+                <w:color w:val="569CD6"/>
+                <w:sz w:val="18"/>
+                <w:szCs w:val="18"/>
+              </w:rPr>
+              <w:t>1</w:t>
+            </w:r>
+            <w:r>
+              <w:rPr>
+                <w:rFonts w:ascii="Menlo" w:hAnsi="Menlo" w:cs="Menlo"/>
+                <w:color w:val="CCCCCC"/>
+                <w:sz w:val="18"/>
+                <w:szCs w:val="18"/>
+              </w:rPr>
+              <w:t>. **Fernando Mendoza** — “QB, Las Vegas Raiders”</w:t>
+            </w:r>
+          </w:p>
+          <w:p>
+            <w:pPr>
+              <w:shd w:val="clear" w:color="auto" w:fill="1F1F1F"/>
+              <w:spacing w:line="270" w:lineRule="atLeast"/>
+              <w:rPr>
+                <w:rFonts w:ascii="Menlo" w:hAnsi="Menlo" w:cs="Menlo"/>
+                <w:color w:val="CCCCCC"/>
+                <w:sz w:val="18"/>
+                <w:szCs w:val="18"/>
+              </w:rPr>
+            </w:pPr>
+            <w:r>
+              <w:rPr>
+                <w:rFonts w:ascii="Menlo" w:hAnsi="Menlo" w:cs="Menlo"/>
+                <w:color w:val="569CD6"/>
+                <w:sz w:val="18"/>
+                <w:szCs w:val="18"/>
+              </w:rPr>
+              <w:t>2</w:t>
+            </w:r>
+            <w:r>
+              <w:rPr>
+                <w:rFonts w:ascii="Menlo" w:hAnsi="Menlo" w:cs="Menlo"/>
+                <w:color w:val="CCCCCC"/>
+                <w:sz w:val="18"/>
+                <w:szCs w:val="18"/>
+              </w:rPr>
+              <w:t>. **David Bailey** — “OLB, New York Jets”</w:t>
+            </w:r>
+          </w:p>
+          <w:p>
+            <w:pPr>
+              <w:shd w:val="clear" w:color="auto" w:fill="1F1F1F"/>
+              <w:spacing w:line="270" w:lineRule="atLeast"/>
+              <w:rPr>
+                <w:rFonts w:ascii="Menlo" w:hAnsi="Menlo" w:cs="Menlo"/>
+                <w:color w:val="CCCCCC"/>
+                <w:sz w:val="18"/>
+                <w:szCs w:val="18"/>
+              </w:rPr>
+            </w:pPr>
+            <w:r>
+              <w:rPr>
+                <w:rFonts w:ascii="Menlo" w:hAnsi="Menlo" w:cs="Menlo"/>
+                <w:color w:val="569CD6"/>
+                <w:sz w:val="18"/>
+                <w:szCs w:val="18"/>
+              </w:rPr>
+              <w:t>3</w:t>
+            </w:r>
+            <w:r>
+              <w:rPr>
+                <w:rFonts w:ascii="Menlo" w:hAnsi="Menlo" w:cs="Menlo"/>
+                <w:color w:val="CCCCCC"/>
+                <w:sz w:val="18"/>
+                <w:szCs w:val="18"/>
+              </w:rPr>
+              <w:t>. **Jeremiyah Love** — “RB, Arizona Cardinals”</w:t>
+            </w:r>
+          </w:p>
+          <w:p>
+            <w:pPr>
+              <w:shd w:val="clear" w:color="auto" w:fill="1F1F1F"/>
+              <w:spacing w:line="270" w:lineRule="atLeast"/>
+              <w:rPr>
+                <w:rFonts w:ascii="Menlo" w:hAnsi="Menlo" w:cs="Menlo"/>
+                <w:color w:val="CCCCCC"/>
+                <w:sz w:val="18"/>
+                <w:szCs w:val="18"/>
+              </w:rPr>
+            </w:pPr>
+          </w:p>
+          <w:p>
+            <w:pPr>
+              <w:shd w:val="clear" w:color="auto" w:fill="1F1F1F"/>
+              <w:spacing w:line="270" w:lineRule="atLeast"/>
+              <w:rPr>
+                <w:rFonts w:ascii="Menlo" w:hAnsi="Menlo" w:cs="Menlo"/>
+                <w:color w:val="CCCCCC"/>
+                <w:sz w:val="18"/>
+                <w:szCs w:val="18"/>
+              </w:rPr>
+            </w:pPr>
+            <w:r>
+              <w:rPr>
+                <w:rFonts w:ascii="Menlo" w:hAnsi="Menlo" w:cs="Menlo"/>
+                <w:color w:val="CCCCCC"/>
+                <w:sz w:val="18"/>
+                <w:szCs w:val="18"/>
+              </w:rPr>
+              <w:t xml:space="preserve">The document states: “**The Las Vegas Raiders held the first overall pick and selected Indiana Hoosiers quarterback Fernando Mendoza**,” and the draft list shows picks </w:t>
+            </w:r>
+            <w:r>
+              <w:rPr>
+                <w:rFonts w:ascii="Menlo" w:hAnsi="Menlo" w:cs="Menlo"/>
+                <w:color w:val="569CD6"/>
+                <w:sz w:val="18"/>
+                <w:szCs w:val="18"/>
+              </w:rPr>
+              <w:t>2</w:t>
+            </w:r>
+            <w:r>
+              <w:rPr>
+                <w:rFonts w:ascii="Menlo" w:hAnsi="Menlo" w:cs="Menlo"/>
+                <w:color w:val="CCCCCC"/>
+                <w:sz w:val="18"/>
+                <w:szCs w:val="18"/>
+              </w:rPr>
+              <w:t xml:space="preserve"> and </w:t>
+            </w:r>
+            <w:r>
+              <w:rPr>
+                <w:rFonts w:ascii="Menlo" w:hAnsi="Menlo" w:cs="Menlo"/>
+                <w:color w:val="569CD6"/>
+                <w:sz w:val="18"/>
+                <w:szCs w:val="18"/>
+              </w:rPr>
+              <w:t>3</w:t>
+            </w:r>
+            <w:r>
+              <w:rPr>
+                <w:rFonts w:ascii="Menlo" w:hAnsi="Menlo" w:cs="Menlo"/>
+                <w:color w:val="CCCCCC"/>
+                <w:sz w:val="18"/>
+                <w:szCs w:val="18"/>
+              </w:rPr>
+              <w:t xml:space="preserve"> as “**David Bailey**” and “**Jeremiyah Love**.”</w:t>
+            </w:r>
+          </w:p>
+          <w:p>
+            <w:pPr>
+              <w:shd w:val="clear" w:color="auto" w:fill="1F1F1F"/>
+              <w:spacing w:line="270" w:lineRule="atLeast"/>
+              <w:rPr>
+                <w:rFonts w:ascii="Menlo" w:hAnsi="Menlo" w:cs="Menlo"/>
+                <w:color w:val="CCCCCC"/>
+                <w:sz w:val="18"/>
+                <w:szCs w:val="18"/>
+              </w:rPr>
+            </w:pPr>
+            <w:r>
+              <w:rPr>
+                <w:rFonts w:ascii="Menlo" w:hAnsi="Menlo" w:cs="Menlo"/>
+                <w:color w:val="CCCCCC"/>
+                <w:sz w:val="18"/>
+                <w:szCs w:val="18"/>
+              </w:rPr>
+              <w:t>------------------------------------------------------------------------</w:t>
+            </w:r>
+          </w:p>
+          <w:p>
+            <w:pPr>
+              <w:shd w:val="clear" w:color="auto" w:fill="1F1F1F"/>
+              <w:spacing w:line="270" w:lineRule="atLeast"/>
+              <w:rPr>
+                <w:rFonts w:ascii="Menlo" w:hAnsi="Menlo" w:cs="Menlo"/>
+                <w:color w:val="CCCCCC"/>
+                <w:sz w:val="18"/>
+                <w:szCs w:val="18"/>
+              </w:rPr>
+            </w:pPr>
+            <w:r>
+              <w:rPr>
+                <w:rFonts w:ascii="Menlo" w:hAnsi="Menlo" w:cs="Menlo"/>
+                <w:color w:val="CCCCCC"/>
+                <w:sz w:val="18"/>
+                <w:szCs w:val="18"/>
+              </w:rPr>
+              <w:t>[</w:t>
+            </w:r>
+            <w:r>
+              <w:rPr>
+                <w:rFonts w:ascii="Menlo" w:hAnsi="Menlo" w:cs="Menlo"/>
+                <w:color w:val="6A9955"/>
+                <w:sz w:val="18"/>
+                <w:szCs w:val="18"/>
+              </w:rPr>
+              <w:t>2026-09-09T06:51:45</w:t>
+            </w:r>
+            <w:r>
+              <w:rPr>
+                <w:rFonts w:ascii="Menlo" w:hAnsi="Menlo" w:cs="Menlo"/>
+                <w:color w:val="CCCCCC"/>
+                <w:sz w:val="18"/>
+                <w:szCs w:val="18"/>
+              </w:rPr>
+              <w:t>] Q2: When did Ben Jones, who played Cooter Davenport, die?</w:t>
+            </w:r>
+          </w:p>
+          <w:p>
+            <w:pPr>
+              <w:shd w:val="clear" w:color="auto" w:fill="1F1F1F"/>
+              <w:spacing w:line="270" w:lineRule="atLeast"/>
+              <w:rPr>
+                <w:rFonts w:ascii="Menlo" w:hAnsi="Menlo" w:cs="Menlo"/>
+                <w:color w:val="CCCCCC"/>
+                <w:sz w:val="18"/>
+                <w:szCs w:val="18"/>
+              </w:rPr>
+            </w:pPr>
+            <w:r>
+              <w:rPr>
+                <w:rFonts w:ascii="Menlo" w:hAnsi="Menlo" w:cs="Menlo"/>
+                <w:color w:val="CCCCCC"/>
+                <w:sz w:val="18"/>
+                <w:szCs w:val="18"/>
+              </w:rPr>
+              <w:t>retrieved=[(</w:t>
+            </w:r>
+            <w:r>
+              <w:rPr>
+                <w:rFonts w:ascii="Menlo" w:hAnsi="Menlo" w:cs="Menlo"/>
+                <w:color w:val="CE9178"/>
+                <w:sz w:val="18"/>
+                <w:szCs w:val="18"/>
+              </w:rPr>
+              <w:t>'</w:t>
+            </w:r>
+            <w:proofErr w:type="spellStart"/>
+            <w:r>
+              <w:rPr>
+                <w:rFonts w:ascii="Menlo" w:hAnsi="Menlo" w:cs="Menlo"/>
+                <w:color w:val="CE9178"/>
+                <w:sz w:val="18"/>
+                <w:szCs w:val="18"/>
+              </w:rPr>
+              <w:t>Ben_Jones</w:t>
+            </w:r>
+            <w:proofErr w:type="spellEnd"/>
+            <w:r>
+              <w:rPr>
+                <w:rFonts w:ascii="Menlo" w:hAnsi="Menlo" w:cs="Menlo"/>
+                <w:color w:val="CE9178"/>
+                <w:sz w:val="18"/>
+                <w:szCs w:val="18"/>
+              </w:rPr>
+              <w:t>_(</w:t>
+            </w:r>
+            <w:proofErr w:type="spellStart"/>
+            <w:r>
+              <w:rPr>
+                <w:rFonts w:ascii="Menlo" w:hAnsi="Menlo" w:cs="Menlo"/>
+                <w:color w:val="CE9178"/>
+                <w:sz w:val="18"/>
+                <w:szCs w:val="18"/>
+              </w:rPr>
+              <w:t>American_actor_and_politician</w:t>
+            </w:r>
+            <w:proofErr w:type="spellEnd"/>
+            <w:r>
+              <w:rPr>
+                <w:rFonts w:ascii="Menlo" w:hAnsi="Menlo" w:cs="Menlo"/>
+                <w:color w:val="CE9178"/>
+                <w:sz w:val="18"/>
+                <w:szCs w:val="18"/>
+              </w:rPr>
+              <w:t>)'</w:t>
+            </w:r>
+            <w:r>
+              <w:rPr>
+                <w:rFonts w:ascii="Menlo" w:hAnsi="Menlo" w:cs="Menlo"/>
+                <w:color w:val="CCCCCC"/>
+                <w:sz w:val="18"/>
+                <w:szCs w:val="18"/>
+              </w:rPr>
+              <w:t xml:space="preserve">, </w:t>
+            </w:r>
+            <w:r>
+              <w:rPr>
+                <w:rFonts w:ascii="Menlo" w:hAnsi="Menlo" w:cs="Menlo"/>
+                <w:color w:val="569CD6"/>
+                <w:sz w:val="18"/>
+                <w:szCs w:val="18"/>
+              </w:rPr>
+              <w:t>1</w:t>
+            </w:r>
+            <w:r>
+              <w:rPr>
+                <w:rFonts w:ascii="Menlo" w:hAnsi="Menlo" w:cs="Menlo"/>
+                <w:color w:val="CCCCCC"/>
+                <w:sz w:val="18"/>
+                <w:szCs w:val="18"/>
+              </w:rPr>
+              <w:t>.</w:t>
+            </w:r>
+            <w:r>
+              <w:rPr>
+                <w:rFonts w:ascii="Menlo" w:hAnsi="Menlo" w:cs="Menlo"/>
+                <w:color w:val="569CD6"/>
+                <w:sz w:val="18"/>
+                <w:szCs w:val="18"/>
+              </w:rPr>
+              <w:t>0</w:t>
+            </w:r>
+            <w:r>
+              <w:rPr>
+                <w:rFonts w:ascii="Menlo" w:hAnsi="Menlo" w:cs="Menlo"/>
+                <w:color w:val="CCCCCC"/>
+                <w:sz w:val="18"/>
+                <w:szCs w:val="18"/>
+              </w:rPr>
+              <w:t xml:space="preserve">, </w:t>
+            </w:r>
+            <w:r>
+              <w:rPr>
+                <w:rFonts w:ascii="Menlo" w:hAnsi="Menlo" w:cs="Menlo"/>
+                <w:color w:val="CE9178"/>
+                <w:sz w:val="18"/>
+                <w:szCs w:val="18"/>
+              </w:rPr>
+              <w:t>'bm25+vector'</w:t>
+            </w:r>
+            <w:r>
+              <w:rPr>
+                <w:rFonts w:ascii="Menlo" w:hAnsi="Menlo" w:cs="Menlo"/>
+                <w:color w:val="CCCCCC"/>
+                <w:sz w:val="18"/>
+                <w:szCs w:val="18"/>
+              </w:rPr>
+              <w:t>), (</w:t>
+            </w:r>
+            <w:r>
+              <w:rPr>
+                <w:rFonts w:ascii="Menlo" w:hAnsi="Menlo" w:cs="Menlo"/>
+                <w:color w:val="CE9178"/>
+                <w:sz w:val="18"/>
+                <w:szCs w:val="18"/>
+              </w:rPr>
+              <w:t>'</w:t>
+            </w:r>
+            <w:proofErr w:type="spellStart"/>
+            <w:r>
+              <w:rPr>
+                <w:rFonts w:ascii="Menlo" w:hAnsi="Menlo" w:cs="Menlo"/>
+                <w:color w:val="CE9178"/>
+                <w:sz w:val="18"/>
+                <w:szCs w:val="18"/>
+              </w:rPr>
+              <w:t>The_Dukes_of_Hazzard</w:t>
+            </w:r>
+            <w:proofErr w:type="spellEnd"/>
+            <w:r>
+              <w:rPr>
+                <w:rFonts w:ascii="Menlo" w:hAnsi="Menlo" w:cs="Menlo"/>
+                <w:color w:val="CE9178"/>
+                <w:sz w:val="18"/>
+                <w:szCs w:val="18"/>
+              </w:rPr>
+              <w:t>'</w:t>
+            </w:r>
+            <w:r>
+              <w:rPr>
+                <w:rFonts w:ascii="Menlo" w:hAnsi="Menlo" w:cs="Menlo"/>
+                <w:color w:val="CCCCCC"/>
+                <w:sz w:val="18"/>
+                <w:szCs w:val="18"/>
+              </w:rPr>
+              <w:t xml:space="preserve">, </w:t>
+            </w:r>
+            <w:r>
+              <w:rPr>
+                <w:rFonts w:ascii="Menlo" w:hAnsi="Menlo" w:cs="Menlo"/>
+                <w:color w:val="569CD6"/>
+                <w:sz w:val="18"/>
+                <w:szCs w:val="18"/>
+              </w:rPr>
+              <w:t>0</w:t>
+            </w:r>
+            <w:r>
+              <w:rPr>
+                <w:rFonts w:ascii="Menlo" w:hAnsi="Menlo" w:cs="Menlo"/>
+                <w:color w:val="CCCCCC"/>
+                <w:sz w:val="18"/>
+                <w:szCs w:val="18"/>
+              </w:rPr>
+              <w:t>.</w:t>
+            </w:r>
+            <w:r>
+              <w:rPr>
+                <w:rFonts w:ascii="Menlo" w:hAnsi="Menlo" w:cs="Menlo"/>
+                <w:color w:val="569CD6"/>
+                <w:sz w:val="18"/>
+                <w:szCs w:val="18"/>
+              </w:rPr>
+              <w:t>634</w:t>
+            </w:r>
+            <w:r>
+              <w:rPr>
+                <w:rFonts w:ascii="Menlo" w:hAnsi="Menlo" w:cs="Menlo"/>
+                <w:color w:val="CCCCCC"/>
+                <w:sz w:val="18"/>
+                <w:szCs w:val="18"/>
+              </w:rPr>
+              <w:t xml:space="preserve">, </w:t>
+            </w:r>
+            <w:r>
+              <w:rPr>
+                <w:rFonts w:ascii="Menlo" w:hAnsi="Menlo" w:cs="Menlo"/>
+                <w:color w:val="CE9178"/>
+                <w:sz w:val="18"/>
+                <w:szCs w:val="18"/>
+              </w:rPr>
+              <w:t>'bm25+vector'</w:t>
+            </w:r>
+            <w:r>
+              <w:rPr>
+                <w:rFonts w:ascii="Menlo" w:hAnsi="Menlo" w:cs="Menlo"/>
+                <w:color w:val="CCCCCC"/>
+                <w:sz w:val="18"/>
+                <w:szCs w:val="18"/>
+              </w:rPr>
+              <w:t>), (</w:t>
+            </w:r>
+            <w:r>
+              <w:rPr>
+                <w:rFonts w:ascii="Menlo" w:hAnsi="Menlo" w:cs="Menlo"/>
+                <w:color w:val="CE9178"/>
+                <w:sz w:val="18"/>
+                <w:szCs w:val="18"/>
+              </w:rPr>
+              <w:t>'</w:t>
+            </w:r>
+            <w:proofErr w:type="spellStart"/>
+            <w:r>
+              <w:rPr>
+                <w:rFonts w:ascii="Menlo" w:hAnsi="Menlo" w:cs="Menlo"/>
+                <w:color w:val="CE9178"/>
+                <w:sz w:val="18"/>
+                <w:szCs w:val="18"/>
+              </w:rPr>
+              <w:t>Davy_Crockett</w:t>
+            </w:r>
+            <w:proofErr w:type="spellEnd"/>
+            <w:r>
+              <w:rPr>
+                <w:rFonts w:ascii="Menlo" w:hAnsi="Menlo" w:cs="Menlo"/>
+                <w:color w:val="CE9178"/>
+                <w:sz w:val="18"/>
+                <w:szCs w:val="18"/>
+              </w:rPr>
+              <w:t>'</w:t>
+            </w:r>
+            <w:r>
+              <w:rPr>
+                <w:rFonts w:ascii="Menlo" w:hAnsi="Menlo" w:cs="Menlo"/>
+                <w:color w:val="CCCCCC"/>
+                <w:sz w:val="18"/>
+                <w:szCs w:val="18"/>
+              </w:rPr>
+              <w:t xml:space="preserve">, </w:t>
+            </w:r>
+            <w:r>
+              <w:rPr>
+                <w:rFonts w:ascii="Menlo" w:hAnsi="Menlo" w:cs="Menlo"/>
+                <w:color w:val="569CD6"/>
+                <w:sz w:val="18"/>
+                <w:szCs w:val="18"/>
+              </w:rPr>
+              <w:t>0</w:t>
+            </w:r>
+            <w:r>
+              <w:rPr>
+                <w:rFonts w:ascii="Menlo" w:hAnsi="Menlo" w:cs="Menlo"/>
+                <w:color w:val="CCCCCC"/>
+                <w:sz w:val="18"/>
+                <w:szCs w:val="18"/>
+              </w:rPr>
+              <w:t>.</w:t>
+            </w:r>
+            <w:r>
+              <w:rPr>
+                <w:rFonts w:ascii="Menlo" w:hAnsi="Menlo" w:cs="Menlo"/>
+                <w:color w:val="569CD6"/>
+                <w:sz w:val="18"/>
+                <w:szCs w:val="18"/>
+              </w:rPr>
+              <w:t>121</w:t>
+            </w:r>
+            <w:r>
+              <w:rPr>
+                <w:rFonts w:ascii="Menlo" w:hAnsi="Menlo" w:cs="Menlo"/>
+                <w:color w:val="CCCCCC"/>
+                <w:sz w:val="18"/>
+                <w:szCs w:val="18"/>
+              </w:rPr>
+              <w:t xml:space="preserve">, </w:t>
+            </w:r>
+            <w:r>
+              <w:rPr>
+                <w:rFonts w:ascii="Menlo" w:hAnsi="Menlo" w:cs="Menlo"/>
+                <w:color w:val="CE9178"/>
+                <w:sz w:val="18"/>
+                <w:szCs w:val="18"/>
+              </w:rPr>
+              <w:t>'bm25+vector'</w:t>
+            </w:r>
+            <w:r>
+              <w:rPr>
+                <w:rFonts w:ascii="Menlo" w:hAnsi="Menlo" w:cs="Menlo"/>
+                <w:color w:val="CCCCCC"/>
+                <w:sz w:val="18"/>
+                <w:szCs w:val="18"/>
+              </w:rPr>
+              <w:t>)]</w:t>
+            </w:r>
+          </w:p>
+          <w:p>
+            <w:pPr>
+              <w:shd w:val="clear" w:color="auto" w:fill="1F1F1F"/>
+              <w:spacing w:line="270" w:lineRule="atLeast"/>
+              <w:rPr>
+                <w:rFonts w:ascii="Menlo" w:hAnsi="Menlo" w:cs="Menlo"/>
+                <w:color w:val="CCCCCC"/>
+                <w:sz w:val="18"/>
+                <w:szCs w:val="18"/>
+              </w:rPr>
+            </w:pPr>
+            <w:r>
+              <w:rPr>
+                <w:rFonts w:ascii="Menlo" w:hAnsi="Menlo" w:cs="Menlo"/>
+                <w:color w:val="CCCCCC"/>
+                <w:sz w:val="18"/>
+                <w:szCs w:val="18"/>
+              </w:rPr>
+              <w:t>verdict=fail</w:t>
+            </w:r>
+          </w:p>
+          <w:p>
+            <w:pPr>
+              <w:shd w:val="clear" w:color="auto" w:fill="1F1F1F"/>
+              <w:spacing w:line="270" w:lineRule="atLeast"/>
+              <w:rPr>
+                <w:rFonts w:ascii="Menlo" w:hAnsi="Menlo" w:cs="Menlo"/>
+                <w:color w:val="CCCCCC"/>
+                <w:sz w:val="18"/>
+                <w:szCs w:val="18"/>
+              </w:rPr>
+            </w:pPr>
+            <w:r>
+              <w:rPr>
+                <w:rFonts w:ascii="Menlo" w:hAnsi="Menlo" w:cs="Menlo"/>
+                <w:color w:val="CCCCCC"/>
+                <w:sz w:val="18"/>
+                <w:szCs w:val="18"/>
+              </w:rPr>
+              <w:t xml:space="preserve">answer=Ben Jones died on **August </w:t>
+            </w:r>
+            <w:r>
+              <w:rPr>
+                <w:rFonts w:ascii="Menlo" w:hAnsi="Menlo" w:cs="Menlo"/>
+                <w:color w:val="569CD6"/>
+                <w:sz w:val="18"/>
+                <w:szCs w:val="18"/>
+              </w:rPr>
+              <w:t>9</w:t>
+            </w:r>
+            <w:r>
+              <w:rPr>
+                <w:rFonts w:ascii="Menlo" w:hAnsi="Menlo" w:cs="Menlo"/>
+                <w:color w:val="CCCCCC"/>
+                <w:sz w:val="18"/>
+                <w:szCs w:val="18"/>
+              </w:rPr>
+              <w:t xml:space="preserve">, </w:t>
+            </w:r>
+            <w:r>
+              <w:rPr>
+                <w:rFonts w:ascii="Menlo" w:hAnsi="Menlo" w:cs="Menlo"/>
+                <w:color w:val="569CD6"/>
+                <w:sz w:val="18"/>
+                <w:szCs w:val="18"/>
+              </w:rPr>
+              <w:t>2026</w:t>
+            </w:r>
+            <w:r>
+              <w:rPr>
+                <w:rFonts w:ascii="Menlo" w:hAnsi="Menlo" w:cs="Menlo"/>
+                <w:color w:val="CCCCCC"/>
+                <w:sz w:val="18"/>
+                <w:szCs w:val="18"/>
+              </w:rPr>
+              <w:t xml:space="preserve">**. The document says: “**Jones died from a massive heart attack at his home in Washington, Virginia, on August </w:t>
+            </w:r>
+            <w:r>
+              <w:rPr>
+                <w:rFonts w:ascii="Menlo" w:hAnsi="Menlo" w:cs="Menlo"/>
+                <w:color w:val="569CD6"/>
+                <w:sz w:val="18"/>
+                <w:szCs w:val="18"/>
+              </w:rPr>
+              <w:t>9</w:t>
+            </w:r>
+            <w:r>
+              <w:rPr>
+                <w:rFonts w:ascii="Menlo" w:hAnsi="Menlo" w:cs="Menlo"/>
+                <w:color w:val="CCCCCC"/>
+                <w:sz w:val="18"/>
+                <w:szCs w:val="18"/>
+              </w:rPr>
+              <w:t xml:space="preserve">, </w:t>
+            </w:r>
+            <w:r>
+              <w:rPr>
+                <w:rFonts w:ascii="Menlo" w:hAnsi="Menlo" w:cs="Menlo"/>
+                <w:color w:val="569CD6"/>
+                <w:sz w:val="18"/>
+                <w:szCs w:val="18"/>
+              </w:rPr>
+              <w:t>2026</w:t>
+            </w:r>
+            <w:r>
+              <w:rPr>
+                <w:rFonts w:ascii="Menlo" w:hAnsi="Menlo" w:cs="Menlo"/>
+                <w:color w:val="CCCCCC"/>
+                <w:sz w:val="18"/>
+                <w:szCs w:val="18"/>
+              </w:rPr>
+              <w:t xml:space="preserve">, aged </w:t>
+            </w:r>
+            <w:r>
+              <w:rPr>
+                <w:rFonts w:ascii="Menlo" w:hAnsi="Menlo" w:cs="Menlo"/>
+                <w:color w:val="569CD6"/>
+                <w:sz w:val="18"/>
+                <w:szCs w:val="18"/>
+              </w:rPr>
+              <w:t>84</w:t>
+            </w:r>
+            <w:r>
+              <w:rPr>
+                <w:rFonts w:ascii="Menlo" w:hAnsi="Menlo" w:cs="Menlo"/>
+                <w:color w:val="CCCCCC"/>
+                <w:sz w:val="18"/>
+                <w:szCs w:val="18"/>
+              </w:rPr>
+              <w:t>**.”</w:t>
+            </w:r>
+          </w:p>
+          <w:p>
+            <w:pPr>
+              <w:shd w:val="clear" w:color="auto" w:fill="1F1F1F"/>
+              <w:spacing w:line="270" w:lineRule="atLeast"/>
+              <w:rPr>
+                <w:rFonts w:ascii="Menlo" w:hAnsi="Menlo" w:cs="Menlo"/>
+                <w:color w:val="CCCCCC"/>
+                <w:sz w:val="18"/>
+                <w:szCs w:val="18"/>
+              </w:rPr>
+            </w:pPr>
+            <w:r>
+              <w:rPr>
+                <w:rFonts w:ascii="Menlo" w:hAnsi="Menlo" w:cs="Menlo"/>
+                <w:color w:val="CCCCCC"/>
+                <w:sz w:val="18"/>
+                <w:szCs w:val="18"/>
+              </w:rPr>
+              <w:t>------------------------------------------------------------------------</w:t>
+            </w:r>
+          </w:p>
+          <w:p>
+            <w:pPr>
+              <w:shd w:val="clear" w:color="auto" w:fill="1F1F1F"/>
+              <w:spacing w:line="270" w:lineRule="atLeast"/>
+              <w:rPr>
+                <w:rFonts w:ascii="Menlo" w:hAnsi="Menlo" w:cs="Menlo"/>
+                <w:color w:val="CCCCCC"/>
+                <w:sz w:val="18"/>
+                <w:szCs w:val="18"/>
+              </w:rPr>
+            </w:pPr>
+            <w:r>
+              <w:rPr>
+                <w:rFonts w:ascii="Menlo" w:hAnsi="Menlo" w:cs="Menlo"/>
+                <w:color w:val="CCCCCC"/>
+                <w:sz w:val="18"/>
+                <w:szCs w:val="18"/>
+              </w:rPr>
+              <w:t>[</w:t>
+            </w:r>
+            <w:r>
+              <w:rPr>
+                <w:rFonts w:ascii="Menlo" w:hAnsi="Menlo" w:cs="Menlo"/>
+                <w:color w:val="6A9955"/>
+                <w:sz w:val="18"/>
+                <w:szCs w:val="18"/>
+              </w:rPr>
+              <w:t>2026-09-09T06:51:48</w:t>
+            </w:r>
+            <w:r>
+              <w:rPr>
+                <w:rFonts w:ascii="Menlo" w:hAnsi="Menlo" w:cs="Menlo"/>
+                <w:color w:val="CCCCCC"/>
+                <w:sz w:val="18"/>
+                <w:szCs w:val="18"/>
+              </w:rPr>
+              <w:t>] Q3: When and for how much did the Brady Bunch house sell?</w:t>
+            </w:r>
+          </w:p>
+          <w:p>
+            <w:pPr>
+              <w:shd w:val="clear" w:color="auto" w:fill="1F1F1F"/>
+              <w:spacing w:line="270" w:lineRule="atLeast"/>
+              <w:rPr>
+                <w:rFonts w:ascii="Menlo" w:hAnsi="Menlo" w:cs="Menlo"/>
+                <w:color w:val="CCCCCC"/>
+                <w:sz w:val="18"/>
+                <w:szCs w:val="18"/>
+              </w:rPr>
+            </w:pPr>
+            <w:r>
+              <w:rPr>
+                <w:rFonts w:ascii="Menlo" w:hAnsi="Menlo" w:cs="Menlo"/>
+                <w:color w:val="CCCCCC"/>
+                <w:sz w:val="18"/>
+                <w:szCs w:val="18"/>
+              </w:rPr>
+              <w:t>retrieved</w:t>
+            </w:r>
+            <w:proofErr w:type="gramStart"/>
+            <w:r>
+              <w:rPr>
+                <w:rFonts w:ascii="Menlo" w:hAnsi="Menlo" w:cs="Menlo"/>
+                <w:color w:val="CCCCCC"/>
+                <w:sz w:val="18"/>
+                <w:szCs w:val="18"/>
+              </w:rPr>
+              <w:t>=[</w:t>
+            </w:r>
+            <w:proofErr w:type="gramEnd"/>
+            <w:r>
+              <w:rPr>
+                <w:rFonts w:ascii="Menlo" w:hAnsi="Menlo" w:cs="Menlo"/>
+                <w:color w:val="CCCCCC"/>
+                <w:sz w:val="18"/>
+                <w:szCs w:val="18"/>
+              </w:rPr>
+              <w:t>(</w:t>
+            </w:r>
+            <w:r>
+              <w:rPr>
+                <w:rFonts w:ascii="Menlo" w:hAnsi="Menlo" w:cs="Menlo"/>
+                <w:color w:val="CE9178"/>
+                <w:sz w:val="18"/>
+                <w:szCs w:val="18"/>
+              </w:rPr>
+              <w:t>'</w:t>
+            </w:r>
+            <w:proofErr w:type="spellStart"/>
+            <w:r>
+              <w:rPr>
+                <w:rFonts w:ascii="Menlo" w:hAnsi="Menlo" w:cs="Menlo"/>
+                <w:color w:val="CE9178"/>
+                <w:sz w:val="18"/>
+                <w:szCs w:val="18"/>
+              </w:rPr>
+              <w:t>The_Brady_Bunch</w:t>
+            </w:r>
+            <w:proofErr w:type="spellEnd"/>
+            <w:r>
+              <w:rPr>
+                <w:rFonts w:ascii="Menlo" w:hAnsi="Menlo" w:cs="Menlo"/>
+                <w:color w:val="CE9178"/>
+                <w:sz w:val="18"/>
+                <w:szCs w:val="18"/>
+              </w:rPr>
+              <w:t>'</w:t>
+            </w:r>
+            <w:r>
+              <w:rPr>
+                <w:rFonts w:ascii="Menlo" w:hAnsi="Menlo" w:cs="Menlo"/>
+                <w:color w:val="CCCCCC"/>
+                <w:sz w:val="18"/>
+                <w:szCs w:val="18"/>
+              </w:rPr>
+              <w:t xml:space="preserve">, </w:t>
+            </w:r>
+            <w:r>
+              <w:rPr>
+                <w:rFonts w:ascii="Menlo" w:hAnsi="Menlo" w:cs="Menlo"/>
+                <w:color w:val="569CD6"/>
+                <w:sz w:val="18"/>
+                <w:szCs w:val="18"/>
+              </w:rPr>
+              <w:t>1</w:t>
+            </w:r>
+            <w:r>
+              <w:rPr>
+                <w:rFonts w:ascii="Menlo" w:hAnsi="Menlo" w:cs="Menlo"/>
+                <w:color w:val="CCCCCC"/>
+                <w:sz w:val="18"/>
+                <w:szCs w:val="18"/>
+              </w:rPr>
+              <w:t>.</w:t>
+            </w:r>
+            <w:r>
+              <w:rPr>
+                <w:rFonts w:ascii="Menlo" w:hAnsi="Menlo" w:cs="Menlo"/>
+                <w:color w:val="569CD6"/>
+                <w:sz w:val="18"/>
+                <w:szCs w:val="18"/>
+              </w:rPr>
+              <w:t>0</w:t>
+            </w:r>
+            <w:r>
+              <w:rPr>
+                <w:rFonts w:ascii="Menlo" w:hAnsi="Menlo" w:cs="Menlo"/>
+                <w:color w:val="CCCCCC"/>
+                <w:sz w:val="18"/>
+                <w:szCs w:val="18"/>
+              </w:rPr>
+              <w:t xml:space="preserve">, </w:t>
+            </w:r>
+            <w:r>
+              <w:rPr>
+                <w:rFonts w:ascii="Menlo" w:hAnsi="Menlo" w:cs="Menlo"/>
+                <w:color w:val="CE9178"/>
+                <w:sz w:val="18"/>
+                <w:szCs w:val="18"/>
+              </w:rPr>
+              <w:t>'bm25+vector'</w:t>
+            </w:r>
+            <w:r>
+              <w:rPr>
+                <w:rFonts w:ascii="Menlo" w:hAnsi="Menlo" w:cs="Menlo"/>
+                <w:color w:val="CCCCCC"/>
+                <w:sz w:val="18"/>
+                <w:szCs w:val="18"/>
+              </w:rPr>
+              <w:t>), (</w:t>
+            </w:r>
+            <w:r>
+              <w:rPr>
+                <w:rFonts w:ascii="Menlo" w:hAnsi="Menlo" w:cs="Menlo"/>
+                <w:color w:val="CE9178"/>
+                <w:sz w:val="18"/>
+                <w:szCs w:val="18"/>
+              </w:rPr>
+              <w:t>'</w:t>
+            </w:r>
+            <w:proofErr w:type="spellStart"/>
+            <w:r>
+              <w:rPr>
+                <w:rFonts w:ascii="Menlo" w:hAnsi="Menlo" w:cs="Menlo"/>
+                <w:color w:val="CE9178"/>
+                <w:sz w:val="18"/>
+                <w:szCs w:val="18"/>
+              </w:rPr>
+              <w:t>Once_Upon_a_Time_in_Hollywood</w:t>
+            </w:r>
+            <w:proofErr w:type="spellEnd"/>
+            <w:r>
+              <w:rPr>
+                <w:rFonts w:ascii="Menlo" w:hAnsi="Menlo" w:cs="Menlo"/>
+                <w:color w:val="CE9178"/>
+                <w:sz w:val="18"/>
+                <w:szCs w:val="18"/>
+              </w:rPr>
+              <w:t>'</w:t>
+            </w:r>
+            <w:r>
+              <w:rPr>
+                <w:rFonts w:ascii="Menlo" w:hAnsi="Menlo" w:cs="Menlo"/>
+                <w:color w:val="CCCCCC"/>
+                <w:sz w:val="18"/>
+                <w:szCs w:val="18"/>
+              </w:rPr>
+              <w:t xml:space="preserve">, </w:t>
+            </w:r>
+            <w:r>
+              <w:rPr>
+                <w:rFonts w:ascii="Menlo" w:hAnsi="Menlo" w:cs="Menlo"/>
+                <w:color w:val="569CD6"/>
+                <w:sz w:val="18"/>
+                <w:szCs w:val="18"/>
+              </w:rPr>
+              <w:t>0</w:t>
+            </w:r>
+            <w:r>
+              <w:rPr>
+                <w:rFonts w:ascii="Menlo" w:hAnsi="Menlo" w:cs="Menlo"/>
+                <w:color w:val="CCCCCC"/>
+                <w:sz w:val="18"/>
+                <w:szCs w:val="18"/>
+              </w:rPr>
+              <w:t>.</w:t>
+            </w:r>
+            <w:r>
+              <w:rPr>
+                <w:rFonts w:ascii="Menlo" w:hAnsi="Menlo" w:cs="Menlo"/>
+                <w:color w:val="569CD6"/>
+                <w:sz w:val="18"/>
+                <w:szCs w:val="18"/>
+              </w:rPr>
+              <w:t>116</w:t>
+            </w:r>
+            <w:r>
+              <w:rPr>
+                <w:rFonts w:ascii="Menlo" w:hAnsi="Menlo" w:cs="Menlo"/>
+                <w:color w:val="CCCCCC"/>
+                <w:sz w:val="18"/>
+                <w:szCs w:val="18"/>
+              </w:rPr>
+              <w:t xml:space="preserve">, </w:t>
+            </w:r>
+            <w:r>
+              <w:rPr>
+                <w:rFonts w:ascii="Menlo" w:hAnsi="Menlo" w:cs="Menlo"/>
+                <w:color w:val="CE9178"/>
+                <w:sz w:val="18"/>
+                <w:szCs w:val="18"/>
+              </w:rPr>
+              <w:t>'bm25'</w:t>
+            </w:r>
+            <w:r>
+              <w:rPr>
+                <w:rFonts w:ascii="Menlo" w:hAnsi="Menlo" w:cs="Menlo"/>
+                <w:color w:val="CCCCCC"/>
+                <w:sz w:val="18"/>
+                <w:szCs w:val="18"/>
+              </w:rPr>
+              <w:t>), (</w:t>
+            </w:r>
+            <w:r>
+              <w:rPr>
+                <w:rFonts w:ascii="Menlo" w:hAnsi="Menlo" w:cs="Menlo"/>
+                <w:color w:val="CE9178"/>
+                <w:sz w:val="18"/>
+                <w:szCs w:val="18"/>
+              </w:rPr>
+              <w:t>'</w:t>
+            </w:r>
+            <w:proofErr w:type="spellStart"/>
+            <w:r>
+              <w:rPr>
+                <w:rFonts w:ascii="Menlo" w:hAnsi="Menlo" w:cs="Menlo"/>
+                <w:color w:val="CE9178"/>
+                <w:sz w:val="18"/>
+                <w:szCs w:val="18"/>
+              </w:rPr>
+              <w:t>The_Washington_Post</w:t>
+            </w:r>
+            <w:proofErr w:type="spellEnd"/>
+            <w:r>
+              <w:rPr>
+                <w:rFonts w:ascii="Menlo" w:hAnsi="Menlo" w:cs="Menlo"/>
+                <w:color w:val="CE9178"/>
+                <w:sz w:val="18"/>
+                <w:szCs w:val="18"/>
+              </w:rPr>
+              <w:t>'</w:t>
+            </w:r>
+            <w:r>
+              <w:rPr>
+                <w:rFonts w:ascii="Menlo" w:hAnsi="Menlo" w:cs="Menlo"/>
+                <w:color w:val="CCCCCC"/>
+                <w:sz w:val="18"/>
+                <w:szCs w:val="18"/>
+              </w:rPr>
+              <w:t xml:space="preserve">, </w:t>
+            </w:r>
+            <w:r>
+              <w:rPr>
+                <w:rFonts w:ascii="Menlo" w:hAnsi="Menlo" w:cs="Menlo"/>
+                <w:color w:val="569CD6"/>
+                <w:sz w:val="18"/>
+                <w:szCs w:val="18"/>
+              </w:rPr>
+              <w:t>0</w:t>
+            </w:r>
+            <w:r>
+              <w:rPr>
+                <w:rFonts w:ascii="Menlo" w:hAnsi="Menlo" w:cs="Menlo"/>
+                <w:color w:val="CCCCCC"/>
+                <w:sz w:val="18"/>
+                <w:szCs w:val="18"/>
+              </w:rPr>
+              <w:t>.</w:t>
+            </w:r>
+            <w:r>
+              <w:rPr>
+                <w:rFonts w:ascii="Menlo" w:hAnsi="Menlo" w:cs="Menlo"/>
+                <w:color w:val="569CD6"/>
+                <w:sz w:val="18"/>
+                <w:szCs w:val="18"/>
+              </w:rPr>
+              <w:t>093</w:t>
+            </w:r>
+            <w:r>
+              <w:rPr>
+                <w:rFonts w:ascii="Menlo" w:hAnsi="Menlo" w:cs="Menlo"/>
+                <w:color w:val="CCCCCC"/>
+                <w:sz w:val="18"/>
+                <w:szCs w:val="18"/>
+              </w:rPr>
+              <w:t xml:space="preserve">, </w:t>
+            </w:r>
+            <w:r>
+              <w:rPr>
+                <w:rFonts w:ascii="Menlo" w:hAnsi="Menlo" w:cs="Menlo"/>
+                <w:color w:val="CE9178"/>
+                <w:sz w:val="18"/>
+                <w:szCs w:val="18"/>
+              </w:rPr>
+              <w:t>'bm25'</w:t>
+            </w:r>
+            <w:r>
+              <w:rPr>
+                <w:rFonts w:ascii="Menlo" w:hAnsi="Menlo" w:cs="Menlo"/>
+                <w:color w:val="CCCCCC"/>
+                <w:sz w:val="18"/>
+                <w:szCs w:val="18"/>
+              </w:rPr>
+              <w:t>)]</w:t>
+            </w:r>
+          </w:p>
+          <w:p>
+            <w:pPr>
+              <w:shd w:val="clear" w:color="auto" w:fill="1F1F1F"/>
+              <w:spacing w:line="270" w:lineRule="atLeast"/>
+              <w:rPr>
+                <w:rFonts w:ascii="Menlo" w:hAnsi="Menlo" w:cs="Menlo"/>
+                <w:color w:val="CCCCCC"/>
+                <w:sz w:val="18"/>
+                <w:szCs w:val="18"/>
+              </w:rPr>
+            </w:pPr>
+            <w:r>
+              <w:rPr>
+                <w:rFonts w:ascii="Menlo" w:hAnsi="Menlo" w:cs="Menlo"/>
+                <w:color w:val="CCCCCC"/>
+                <w:sz w:val="18"/>
+                <w:szCs w:val="18"/>
+              </w:rPr>
+              <w:t>verdict=fail</w:t>
+            </w:r>
+          </w:p>
+          <w:p>
+            <w:pPr>
+              <w:shd w:val="clear" w:color="auto" w:fill="1F1F1F"/>
+              <w:spacing w:line="270" w:lineRule="atLeast"/>
+              <w:rPr>
+                <w:rFonts w:ascii="Menlo" w:hAnsi="Menlo" w:cs="Menlo"/>
+                <w:color w:val="CCCCCC"/>
+                <w:sz w:val="18"/>
+                <w:szCs w:val="18"/>
+              </w:rPr>
+            </w:pPr>
+            <w:r>
+              <w:rPr>
+                <w:rFonts w:ascii="Menlo" w:hAnsi="Menlo" w:cs="Menlo"/>
+                <w:color w:val="CCCCCC"/>
+                <w:sz w:val="18"/>
+                <w:szCs w:val="18"/>
+              </w:rPr>
+              <w:t xml:space="preserve">answer=The documents say the Brady Bunch house was bought on **September </w:t>
+            </w:r>
+            <w:r>
+              <w:rPr>
+                <w:rFonts w:ascii="Menlo" w:hAnsi="Menlo" w:cs="Menlo"/>
+                <w:color w:val="569CD6"/>
+                <w:sz w:val="18"/>
+                <w:szCs w:val="18"/>
+              </w:rPr>
+              <w:t>11</w:t>
+            </w:r>
+            <w:r>
+              <w:rPr>
+                <w:rFonts w:ascii="Menlo" w:hAnsi="Menlo" w:cs="Menlo"/>
+                <w:color w:val="CCCCCC"/>
+                <w:sz w:val="18"/>
+                <w:szCs w:val="18"/>
+              </w:rPr>
+              <w:t xml:space="preserve">, </w:t>
+            </w:r>
+            <w:r>
+              <w:rPr>
+                <w:rFonts w:ascii="Menlo" w:hAnsi="Menlo" w:cs="Menlo"/>
+                <w:color w:val="569CD6"/>
+                <w:sz w:val="18"/>
+                <w:szCs w:val="18"/>
+              </w:rPr>
+              <w:t>2023</w:t>
+            </w:r>
+            <w:r>
+              <w:rPr>
+                <w:rFonts w:ascii="Menlo" w:hAnsi="Menlo" w:cs="Menlo"/>
+                <w:color w:val="CCCCCC"/>
+                <w:sz w:val="18"/>
+                <w:szCs w:val="18"/>
+              </w:rPr>
+              <w:t xml:space="preserve">** </w:t>
+            </w:r>
+            <w:r>
+              <w:rPr>
+                <w:rFonts w:ascii="Menlo" w:hAnsi="Menlo" w:cs="Menlo"/>
+                <w:color w:val="CCCCCC"/>
+                <w:sz w:val="18"/>
+                <w:szCs w:val="18"/>
+              </w:rPr>
+              <w:lastRenderedPageBreak/>
+              <w:t>for **$</w:t>
+            </w:r>
+            <w:r>
+              <w:rPr>
+                <w:rFonts w:ascii="Menlo" w:hAnsi="Menlo" w:cs="Menlo"/>
+                <w:color w:val="569CD6"/>
+                <w:sz w:val="18"/>
+                <w:szCs w:val="18"/>
+              </w:rPr>
+              <w:t>3</w:t>
+            </w:r>
+            <w:r>
+              <w:rPr>
+                <w:rFonts w:ascii="Menlo" w:hAnsi="Menlo" w:cs="Menlo"/>
+                <w:color w:val="CCCCCC"/>
+                <w:sz w:val="18"/>
+                <w:szCs w:val="18"/>
+              </w:rPr>
+              <w:t>.</w:t>
+            </w:r>
+            <w:r>
+              <w:rPr>
+                <w:rFonts w:ascii="Menlo" w:hAnsi="Menlo" w:cs="Menlo"/>
+                <w:color w:val="569CD6"/>
+                <w:sz w:val="18"/>
+                <w:szCs w:val="18"/>
+              </w:rPr>
+              <w:t>2</w:t>
+            </w:r>
+            <w:r>
+              <w:rPr>
+                <w:rFonts w:ascii="Menlo" w:hAnsi="Menlo" w:cs="Menlo"/>
+                <w:color w:val="CCCCCC"/>
+                <w:sz w:val="18"/>
+                <w:szCs w:val="18"/>
+              </w:rPr>
+              <w:t xml:space="preserve"> million**: “**The house was bought on September </w:t>
+            </w:r>
+            <w:r>
+              <w:rPr>
+                <w:rFonts w:ascii="Menlo" w:hAnsi="Menlo" w:cs="Menlo"/>
+                <w:color w:val="569CD6"/>
+                <w:sz w:val="18"/>
+                <w:szCs w:val="18"/>
+              </w:rPr>
+              <w:t>11</w:t>
+            </w:r>
+            <w:r>
+              <w:rPr>
+                <w:rFonts w:ascii="Menlo" w:hAnsi="Menlo" w:cs="Menlo"/>
+                <w:color w:val="CCCCCC"/>
+                <w:sz w:val="18"/>
+                <w:szCs w:val="18"/>
+              </w:rPr>
+              <w:t xml:space="preserve">, </w:t>
+            </w:r>
+            <w:r>
+              <w:rPr>
+                <w:rFonts w:ascii="Menlo" w:hAnsi="Menlo" w:cs="Menlo"/>
+                <w:color w:val="569CD6"/>
+                <w:sz w:val="18"/>
+                <w:szCs w:val="18"/>
+              </w:rPr>
+              <w:t>2023</w:t>
+            </w:r>
+            <w:r>
+              <w:rPr>
+                <w:rFonts w:ascii="Menlo" w:hAnsi="Menlo" w:cs="Menlo"/>
+                <w:color w:val="CCCCCC"/>
+                <w:sz w:val="18"/>
+                <w:szCs w:val="18"/>
+              </w:rPr>
+              <w:t>, by media executive Tina Trahan … for $</w:t>
+            </w:r>
+            <w:r>
+              <w:rPr>
+                <w:rFonts w:ascii="Menlo" w:hAnsi="Menlo" w:cs="Menlo"/>
+                <w:color w:val="569CD6"/>
+                <w:sz w:val="18"/>
+                <w:szCs w:val="18"/>
+              </w:rPr>
+              <w:t>3</w:t>
+            </w:r>
+            <w:r>
+              <w:rPr>
+                <w:rFonts w:ascii="Menlo" w:hAnsi="Menlo" w:cs="Menlo"/>
+                <w:color w:val="CCCCCC"/>
+                <w:sz w:val="18"/>
+                <w:szCs w:val="18"/>
+              </w:rPr>
+              <w:t>.</w:t>
+            </w:r>
+            <w:r>
+              <w:rPr>
+                <w:rFonts w:ascii="Menlo" w:hAnsi="Menlo" w:cs="Menlo"/>
+                <w:color w:val="569CD6"/>
+                <w:sz w:val="18"/>
+                <w:szCs w:val="18"/>
+              </w:rPr>
+              <w:t>2</w:t>
+            </w:r>
+            <w:r>
+              <w:rPr>
+                <w:rFonts w:ascii="Menlo" w:hAnsi="Menlo" w:cs="Menlo"/>
+                <w:color w:val="CCCCCC"/>
+                <w:sz w:val="18"/>
+                <w:szCs w:val="18"/>
+              </w:rPr>
+              <w:t xml:space="preserve"> </w:t>
+            </w:r>
+            <w:proofErr w:type="gramStart"/>
+            <w:r>
+              <w:rPr>
+                <w:rFonts w:ascii="Menlo" w:hAnsi="Menlo" w:cs="Menlo"/>
+                <w:color w:val="CCCCCC"/>
+                <w:sz w:val="18"/>
+                <w:szCs w:val="18"/>
+              </w:rPr>
+              <w:t>million.*</w:t>
+            </w:r>
+            <w:proofErr w:type="gramEnd"/>
+            <w:r>
+              <w:rPr>
+                <w:rFonts w:ascii="Menlo" w:hAnsi="Menlo" w:cs="Menlo"/>
+                <w:color w:val="CCCCCC"/>
+                <w:sz w:val="18"/>
+                <w:szCs w:val="18"/>
+              </w:rPr>
+              <w:t>*”</w:t>
+            </w:r>
+          </w:p>
+          <w:p>
+            <w:pPr>
+              <w:shd w:val="clear" w:color="auto" w:fill="1F1F1F"/>
+              <w:spacing w:line="270" w:lineRule="atLeast"/>
+              <w:rPr>
+                <w:rFonts w:ascii="Menlo" w:hAnsi="Menlo" w:cs="Menlo"/>
+                <w:color w:val="CCCCCC"/>
+                <w:sz w:val="18"/>
+                <w:szCs w:val="18"/>
+              </w:rPr>
+            </w:pPr>
+            <w:r>
+              <w:rPr>
+                <w:rFonts w:ascii="Menlo" w:hAnsi="Menlo" w:cs="Menlo"/>
+                <w:color w:val="CCCCCC"/>
+                <w:sz w:val="18"/>
+                <w:szCs w:val="18"/>
+              </w:rPr>
+              <w:t>------------------------------------------------------------------------</w:t>
+            </w:r>
+          </w:p>
+          <w:p>
+            <w:pPr>
+              <w:shd w:val="clear" w:color="auto" w:fill="1F1F1F"/>
+              <w:spacing w:line="270" w:lineRule="atLeast"/>
+              <w:rPr>
+                <w:rFonts w:ascii="Menlo" w:hAnsi="Menlo" w:cs="Menlo"/>
+                <w:color w:val="CCCCCC"/>
+                <w:sz w:val="18"/>
+                <w:szCs w:val="18"/>
+              </w:rPr>
+            </w:pPr>
+            <w:r>
+              <w:rPr>
+                <w:rFonts w:ascii="Menlo" w:hAnsi="Menlo" w:cs="Menlo"/>
+                <w:color w:val="CCCCCC"/>
+                <w:sz w:val="18"/>
+                <w:szCs w:val="18"/>
+              </w:rPr>
+              <w:t>[</w:t>
+            </w:r>
+            <w:r>
+              <w:rPr>
+                <w:rFonts w:ascii="Menlo" w:hAnsi="Menlo" w:cs="Menlo"/>
+                <w:color w:val="6A9955"/>
+                <w:sz w:val="18"/>
+                <w:szCs w:val="18"/>
+              </w:rPr>
+              <w:t>2026-09-09T06:51:59</w:t>
+            </w:r>
+            <w:r>
+              <w:rPr>
+                <w:rFonts w:ascii="Menlo" w:hAnsi="Menlo" w:cs="Menlo"/>
+                <w:color w:val="CCCCCC"/>
+                <w:sz w:val="18"/>
+                <w:szCs w:val="18"/>
+              </w:rPr>
+              <w:t>] FRAMEWORK VALIDATION</w:t>
+            </w:r>
+          </w:p>
+          <w:p>
+            <w:pPr>
+              <w:shd w:val="clear" w:color="auto" w:fill="1F1F1F"/>
+              <w:spacing w:line="270" w:lineRule="atLeast"/>
+              <w:rPr>
+                <w:rFonts w:ascii="Menlo" w:hAnsi="Menlo" w:cs="Menlo"/>
+                <w:color w:val="CCCCCC"/>
+                <w:sz w:val="18"/>
+                <w:szCs w:val="18"/>
+              </w:rPr>
+            </w:pPr>
+            <w:r>
+              <w:rPr>
+                <w:rFonts w:ascii="Menlo" w:hAnsi="Menlo" w:cs="Menlo"/>
+                <w:color w:val="CCCCCC"/>
+                <w:sz w:val="18"/>
+                <w:szCs w:val="18"/>
+              </w:rPr>
+              <w:t>good=pass manipulated=pass</w:t>
+            </w:r>
+          </w:p>
+          <w:p>
+            <w:pPr>
+              <w:shd w:val="clear" w:color="auto" w:fill="1F1F1F"/>
+              <w:spacing w:line="270" w:lineRule="atLeast"/>
+              <w:rPr>
+                <w:rFonts w:ascii="Menlo" w:hAnsi="Menlo" w:cs="Menlo"/>
+                <w:color w:val="CCCCCC"/>
+                <w:sz w:val="18"/>
+                <w:szCs w:val="18"/>
+              </w:rPr>
+            </w:pPr>
+            <w:r>
+              <w:rPr>
+                <w:rFonts w:ascii="Menlo" w:hAnsi="Menlo" w:cs="Menlo"/>
+                <w:color w:val="CCCCCC"/>
+                <w:sz w:val="18"/>
+                <w:szCs w:val="18"/>
+              </w:rPr>
+              <w:t>------------------------------------------------------------------------</w:t>
+            </w:r>
+          </w:p>
+          <w:p>
+            <w:pPr>
+              <w:shd w:val="clear" w:color="auto" w:fill="1F1F1F"/>
+              <w:spacing w:line="270" w:lineRule="atLeast"/>
+              <w:rPr>
+                <w:rFonts w:ascii="Menlo" w:hAnsi="Menlo" w:cs="Menlo"/>
+                <w:color w:val="CCCCCC"/>
+                <w:sz w:val="18"/>
+                <w:szCs w:val="18"/>
+              </w:rPr>
+            </w:pPr>
+            <w:r>
+              <w:rPr>
+                <w:rFonts w:ascii="Menlo" w:hAnsi="Menlo" w:cs="Menlo"/>
+                <w:color w:val="CCCCCC"/>
+                <w:sz w:val="18"/>
+                <w:szCs w:val="18"/>
+              </w:rPr>
+              <w:t>[</w:t>
+            </w:r>
+            <w:r>
+              <w:rPr>
+                <w:rFonts w:ascii="Menlo" w:hAnsi="Menlo" w:cs="Menlo"/>
+                <w:color w:val="6A9955"/>
+                <w:sz w:val="18"/>
+                <w:szCs w:val="18"/>
+              </w:rPr>
+              <w:t>2026-09-09T06:52:28</w:t>
+            </w:r>
+            <w:r>
+              <w:rPr>
+                <w:rFonts w:ascii="Menlo" w:hAnsi="Menlo" w:cs="Menlo"/>
+                <w:color w:val="CCCCCC"/>
+                <w:sz w:val="18"/>
+                <w:szCs w:val="18"/>
+              </w:rPr>
+              <w:t xml:space="preserve">] Q1: Who were the first three players drafted in the </w:t>
+            </w:r>
+            <w:r>
+              <w:rPr>
+                <w:rFonts w:ascii="Menlo" w:hAnsi="Menlo" w:cs="Menlo"/>
+                <w:color w:val="569CD6"/>
+                <w:sz w:val="18"/>
+                <w:szCs w:val="18"/>
+              </w:rPr>
+              <w:t>2026</w:t>
+            </w:r>
+            <w:r>
+              <w:rPr>
+                <w:rFonts w:ascii="Menlo" w:hAnsi="Menlo" w:cs="Menlo"/>
+                <w:color w:val="CCCCCC"/>
+                <w:sz w:val="18"/>
+                <w:szCs w:val="18"/>
+              </w:rPr>
+              <w:t xml:space="preserve"> NFL draft?</w:t>
+            </w:r>
+          </w:p>
+          <w:p>
+            <w:pPr>
+              <w:shd w:val="clear" w:color="auto" w:fill="1F1F1F"/>
+              <w:spacing w:line="270" w:lineRule="atLeast"/>
+              <w:rPr>
+                <w:rFonts w:ascii="Menlo" w:hAnsi="Menlo" w:cs="Menlo"/>
+                <w:color w:val="CCCCCC"/>
+                <w:sz w:val="18"/>
+                <w:szCs w:val="18"/>
+              </w:rPr>
+            </w:pPr>
+            <w:r>
+              <w:rPr>
+                <w:rFonts w:ascii="Menlo" w:hAnsi="Menlo" w:cs="Menlo"/>
+                <w:color w:val="CCCCCC"/>
+                <w:sz w:val="18"/>
+                <w:szCs w:val="18"/>
+              </w:rPr>
+              <w:t>retrieved</w:t>
+            </w:r>
+            <w:proofErr w:type="gramStart"/>
+            <w:r>
+              <w:rPr>
+                <w:rFonts w:ascii="Menlo" w:hAnsi="Menlo" w:cs="Menlo"/>
+                <w:color w:val="CCCCCC"/>
+                <w:sz w:val="18"/>
+                <w:szCs w:val="18"/>
+              </w:rPr>
+              <w:t>=[</w:t>
+            </w:r>
+            <w:proofErr w:type="gramEnd"/>
+            <w:r>
+              <w:rPr>
+                <w:rFonts w:ascii="Menlo" w:hAnsi="Menlo" w:cs="Menlo"/>
+                <w:color w:val="CCCCCC"/>
+                <w:sz w:val="18"/>
+                <w:szCs w:val="18"/>
+              </w:rPr>
+              <w:t>(</w:t>
+            </w:r>
+            <w:r>
+              <w:rPr>
+                <w:rFonts w:ascii="Menlo" w:hAnsi="Menlo" w:cs="Menlo"/>
+                <w:color w:val="CE9178"/>
+                <w:sz w:val="18"/>
+                <w:szCs w:val="18"/>
+              </w:rPr>
+              <w:t>'</w:t>
+            </w:r>
+            <w:proofErr w:type="spellStart"/>
+            <w:r>
+              <w:rPr>
+                <w:rFonts w:ascii="Menlo" w:hAnsi="Menlo" w:cs="Menlo"/>
+                <w:color w:val="CE9178"/>
+                <w:sz w:val="18"/>
+                <w:szCs w:val="18"/>
+              </w:rPr>
+              <w:t>Baltimore_Ravens</w:t>
+            </w:r>
+            <w:proofErr w:type="spellEnd"/>
+            <w:r>
+              <w:rPr>
+                <w:rFonts w:ascii="Menlo" w:hAnsi="Menlo" w:cs="Menlo"/>
+                <w:color w:val="CE9178"/>
+                <w:sz w:val="18"/>
+                <w:szCs w:val="18"/>
+              </w:rPr>
+              <w:t>'</w:t>
+            </w:r>
+            <w:r>
+              <w:rPr>
+                <w:rFonts w:ascii="Menlo" w:hAnsi="Menlo" w:cs="Menlo"/>
+                <w:color w:val="CCCCCC"/>
+                <w:sz w:val="18"/>
+                <w:szCs w:val="18"/>
+              </w:rPr>
+              <w:t xml:space="preserve">, </w:t>
+            </w:r>
+            <w:r>
+              <w:rPr>
+                <w:rFonts w:ascii="Menlo" w:hAnsi="Menlo" w:cs="Menlo"/>
+                <w:color w:val="569CD6"/>
+                <w:sz w:val="18"/>
+                <w:szCs w:val="18"/>
+              </w:rPr>
+              <w:t>0</w:t>
+            </w:r>
+            <w:r>
+              <w:rPr>
+                <w:rFonts w:ascii="Menlo" w:hAnsi="Menlo" w:cs="Menlo"/>
+                <w:color w:val="CCCCCC"/>
+                <w:sz w:val="18"/>
+                <w:szCs w:val="18"/>
+              </w:rPr>
+              <w:t>.</w:t>
+            </w:r>
+            <w:r>
+              <w:rPr>
+                <w:rFonts w:ascii="Menlo" w:hAnsi="Menlo" w:cs="Menlo"/>
+                <w:color w:val="569CD6"/>
+                <w:sz w:val="18"/>
+                <w:szCs w:val="18"/>
+              </w:rPr>
+              <w:t>5</w:t>
+            </w:r>
+            <w:r>
+              <w:rPr>
+                <w:rFonts w:ascii="Menlo" w:hAnsi="Menlo" w:cs="Menlo"/>
+                <w:color w:val="CCCCCC"/>
+                <w:sz w:val="18"/>
+                <w:szCs w:val="18"/>
+              </w:rPr>
+              <w:t xml:space="preserve">, </w:t>
+            </w:r>
+            <w:r>
+              <w:rPr>
+                <w:rFonts w:ascii="Menlo" w:hAnsi="Menlo" w:cs="Menlo"/>
+                <w:color w:val="CE9178"/>
+                <w:sz w:val="18"/>
+                <w:szCs w:val="18"/>
+              </w:rPr>
+              <w:t>'bm25'</w:t>
+            </w:r>
+            <w:r>
+              <w:rPr>
+                <w:rFonts w:ascii="Menlo" w:hAnsi="Menlo" w:cs="Menlo"/>
+                <w:color w:val="CCCCCC"/>
+                <w:sz w:val="18"/>
+                <w:szCs w:val="18"/>
+              </w:rPr>
+              <w:t>), (</w:t>
+            </w:r>
+            <w:r>
+              <w:rPr>
+                <w:rFonts w:ascii="Menlo" w:hAnsi="Menlo" w:cs="Menlo"/>
+                <w:color w:val="CE9178"/>
+                <w:sz w:val="18"/>
+                <w:szCs w:val="18"/>
+              </w:rPr>
+              <w:t>'2026_NFL_draft'</w:t>
+            </w:r>
+            <w:r>
+              <w:rPr>
+                <w:rFonts w:ascii="Menlo" w:hAnsi="Menlo" w:cs="Menlo"/>
+                <w:color w:val="CCCCCC"/>
+                <w:sz w:val="18"/>
+                <w:szCs w:val="18"/>
+              </w:rPr>
+              <w:t xml:space="preserve">, </w:t>
+            </w:r>
+            <w:r>
+              <w:rPr>
+                <w:rFonts w:ascii="Menlo" w:hAnsi="Menlo" w:cs="Menlo"/>
+                <w:color w:val="569CD6"/>
+                <w:sz w:val="18"/>
+                <w:szCs w:val="18"/>
+              </w:rPr>
+              <w:t>0</w:t>
+            </w:r>
+            <w:r>
+              <w:rPr>
+                <w:rFonts w:ascii="Menlo" w:hAnsi="Menlo" w:cs="Menlo"/>
+                <w:color w:val="CCCCCC"/>
+                <w:sz w:val="18"/>
+                <w:szCs w:val="18"/>
+              </w:rPr>
+              <w:t>.</w:t>
+            </w:r>
+            <w:r>
+              <w:rPr>
+                <w:rFonts w:ascii="Menlo" w:hAnsi="Menlo" w:cs="Menlo"/>
+                <w:color w:val="569CD6"/>
+                <w:sz w:val="18"/>
+                <w:szCs w:val="18"/>
+              </w:rPr>
+              <w:t>5</w:t>
+            </w:r>
+            <w:r>
+              <w:rPr>
+                <w:rFonts w:ascii="Menlo" w:hAnsi="Menlo" w:cs="Menlo"/>
+                <w:color w:val="CCCCCC"/>
+                <w:sz w:val="18"/>
+                <w:szCs w:val="18"/>
+              </w:rPr>
+              <w:t xml:space="preserve">, </w:t>
+            </w:r>
+            <w:r>
+              <w:rPr>
+                <w:rFonts w:ascii="Menlo" w:hAnsi="Menlo" w:cs="Menlo"/>
+                <w:color w:val="CE9178"/>
+                <w:sz w:val="18"/>
+                <w:szCs w:val="18"/>
+              </w:rPr>
+              <w:t>'vector'</w:t>
+            </w:r>
+            <w:r>
+              <w:rPr>
+                <w:rFonts w:ascii="Menlo" w:hAnsi="Menlo" w:cs="Menlo"/>
+                <w:color w:val="CCCCCC"/>
+                <w:sz w:val="18"/>
+                <w:szCs w:val="18"/>
+              </w:rPr>
+              <w:t>), (</w:t>
+            </w:r>
+            <w:r>
+              <w:rPr>
+                <w:rFonts w:ascii="Menlo" w:hAnsi="Menlo" w:cs="Menlo"/>
+                <w:color w:val="CE9178"/>
+                <w:sz w:val="18"/>
+                <w:szCs w:val="18"/>
+              </w:rPr>
+              <w:t>'2021_NBA_draft'</w:t>
+            </w:r>
+            <w:r>
+              <w:rPr>
+                <w:rFonts w:ascii="Menlo" w:hAnsi="Menlo" w:cs="Menlo"/>
+                <w:color w:val="CCCCCC"/>
+                <w:sz w:val="18"/>
+                <w:szCs w:val="18"/>
+              </w:rPr>
+              <w:t xml:space="preserve">, </w:t>
+            </w:r>
+            <w:r>
+              <w:rPr>
+                <w:rFonts w:ascii="Menlo" w:hAnsi="Menlo" w:cs="Menlo"/>
+                <w:color w:val="569CD6"/>
+                <w:sz w:val="18"/>
+                <w:szCs w:val="18"/>
+              </w:rPr>
+              <w:t>0</w:t>
+            </w:r>
+            <w:r>
+              <w:rPr>
+                <w:rFonts w:ascii="Menlo" w:hAnsi="Menlo" w:cs="Menlo"/>
+                <w:color w:val="CCCCCC"/>
+                <w:sz w:val="18"/>
+                <w:szCs w:val="18"/>
+              </w:rPr>
+              <w:t>.</w:t>
+            </w:r>
+            <w:r>
+              <w:rPr>
+                <w:rFonts w:ascii="Menlo" w:hAnsi="Menlo" w:cs="Menlo"/>
+                <w:color w:val="569CD6"/>
+                <w:sz w:val="18"/>
+                <w:szCs w:val="18"/>
+              </w:rPr>
+              <w:t>424</w:t>
+            </w:r>
+            <w:r>
+              <w:rPr>
+                <w:rFonts w:ascii="Menlo" w:hAnsi="Menlo" w:cs="Menlo"/>
+                <w:color w:val="CCCCCC"/>
+                <w:sz w:val="18"/>
+                <w:szCs w:val="18"/>
+              </w:rPr>
+              <w:t xml:space="preserve">, </w:t>
+            </w:r>
+            <w:r>
+              <w:rPr>
+                <w:rFonts w:ascii="Menlo" w:hAnsi="Menlo" w:cs="Menlo"/>
+                <w:color w:val="CE9178"/>
+                <w:sz w:val="18"/>
+                <w:szCs w:val="18"/>
+              </w:rPr>
+              <w:t>'vector'</w:t>
+            </w:r>
+            <w:r>
+              <w:rPr>
+                <w:rFonts w:ascii="Menlo" w:hAnsi="Menlo" w:cs="Menlo"/>
+                <w:color w:val="CCCCCC"/>
+                <w:sz w:val="18"/>
+                <w:szCs w:val="18"/>
+              </w:rPr>
+              <w:t>)]</w:t>
+            </w:r>
+          </w:p>
+          <w:p>
+            <w:pPr>
+              <w:shd w:val="clear" w:color="auto" w:fill="1F1F1F"/>
+              <w:spacing w:line="270" w:lineRule="atLeast"/>
+              <w:rPr>
+                <w:rFonts w:ascii="Menlo" w:hAnsi="Menlo" w:cs="Menlo"/>
+                <w:color w:val="CCCCCC"/>
+                <w:sz w:val="18"/>
+                <w:szCs w:val="18"/>
+              </w:rPr>
+            </w:pPr>
+            <w:r>
+              <w:rPr>
+                <w:rFonts w:ascii="Menlo" w:hAnsi="Menlo" w:cs="Menlo"/>
+                <w:color w:val="CCCCCC"/>
+                <w:sz w:val="18"/>
+                <w:szCs w:val="18"/>
+              </w:rPr>
+              <w:t>verdict=pass</w:t>
+            </w:r>
+          </w:p>
+          <w:p>
+            <w:pPr>
+              <w:shd w:val="clear" w:color="auto" w:fill="1F1F1F"/>
+              <w:spacing w:line="270" w:lineRule="atLeast"/>
+              <w:rPr>
+                <w:rFonts w:ascii="Menlo" w:hAnsi="Menlo" w:cs="Menlo"/>
+                <w:color w:val="CCCCCC"/>
+                <w:sz w:val="18"/>
+                <w:szCs w:val="18"/>
+              </w:rPr>
+            </w:pPr>
+            <w:r>
+              <w:rPr>
+                <w:rFonts w:ascii="Menlo" w:hAnsi="Menlo" w:cs="Menlo"/>
+                <w:color w:val="CCCCCC"/>
+                <w:sz w:val="18"/>
+                <w:szCs w:val="18"/>
+              </w:rPr>
+              <w:t xml:space="preserve">answer=The first three players drafted in the </w:t>
+            </w:r>
+            <w:r>
+              <w:rPr>
+                <w:rFonts w:ascii="Menlo" w:hAnsi="Menlo" w:cs="Menlo"/>
+                <w:color w:val="569CD6"/>
+                <w:sz w:val="18"/>
+                <w:szCs w:val="18"/>
+              </w:rPr>
+              <w:t>2026</w:t>
+            </w:r>
+            <w:r>
+              <w:rPr>
+                <w:rFonts w:ascii="Menlo" w:hAnsi="Menlo" w:cs="Menlo"/>
+                <w:color w:val="CCCCCC"/>
+                <w:sz w:val="18"/>
+                <w:szCs w:val="18"/>
+              </w:rPr>
+              <w:t xml:space="preserve"> NFL draft were:</w:t>
+            </w:r>
+          </w:p>
+          <w:p>
+            <w:pPr>
+              <w:shd w:val="clear" w:color="auto" w:fill="1F1F1F"/>
+              <w:spacing w:line="270" w:lineRule="atLeast"/>
+              <w:rPr>
+                <w:rFonts w:ascii="Menlo" w:hAnsi="Menlo" w:cs="Menlo"/>
+                <w:color w:val="CCCCCC"/>
+                <w:sz w:val="18"/>
+                <w:szCs w:val="18"/>
+              </w:rPr>
+            </w:pPr>
+          </w:p>
+          <w:p>
+            <w:pPr>
+              <w:shd w:val="clear" w:color="auto" w:fill="1F1F1F"/>
+              <w:spacing w:line="270" w:lineRule="atLeast"/>
+              <w:rPr>
+                <w:rFonts w:ascii="Menlo" w:hAnsi="Menlo" w:cs="Menlo"/>
+                <w:color w:val="CCCCCC"/>
+                <w:sz w:val="18"/>
+                <w:szCs w:val="18"/>
+              </w:rPr>
+            </w:pPr>
+            <w:r>
+              <w:rPr>
+                <w:rFonts w:ascii="Menlo" w:hAnsi="Menlo" w:cs="Menlo"/>
+                <w:color w:val="569CD6"/>
+                <w:sz w:val="18"/>
+                <w:szCs w:val="18"/>
+              </w:rPr>
+              <w:t>1</w:t>
+            </w:r>
+            <w:r>
+              <w:rPr>
+                <w:rFonts w:ascii="Menlo" w:hAnsi="Menlo" w:cs="Menlo"/>
+                <w:color w:val="CCCCCC"/>
+                <w:sz w:val="18"/>
+                <w:szCs w:val="18"/>
+              </w:rPr>
+              <w:t xml:space="preserve">. **Fernando Mendoza** — “Fernando </w:t>
+            </w:r>
+            <w:proofErr w:type="gramStart"/>
+            <w:r>
+              <w:rPr>
+                <w:rFonts w:ascii="Menlo" w:hAnsi="Menlo" w:cs="Menlo"/>
+                <w:color w:val="CCCCCC"/>
+                <w:sz w:val="18"/>
+                <w:szCs w:val="18"/>
+              </w:rPr>
+              <w:t>Mendoza ,</w:t>
+            </w:r>
+            <w:proofErr w:type="gramEnd"/>
+            <w:r>
+              <w:rPr>
+                <w:rFonts w:ascii="Menlo" w:hAnsi="Menlo" w:cs="Menlo"/>
+                <w:color w:val="CCCCCC"/>
+                <w:sz w:val="18"/>
+                <w:szCs w:val="18"/>
+              </w:rPr>
+              <w:t xml:space="preserve"> QB, Las Vegas Raiders”</w:t>
+            </w:r>
+          </w:p>
+          <w:p>
+            <w:pPr>
+              <w:shd w:val="clear" w:color="auto" w:fill="1F1F1F"/>
+              <w:spacing w:line="270" w:lineRule="atLeast"/>
+              <w:rPr>
+                <w:rFonts w:ascii="Menlo" w:hAnsi="Menlo" w:cs="Menlo"/>
+                <w:color w:val="CCCCCC"/>
+                <w:sz w:val="18"/>
+                <w:szCs w:val="18"/>
+              </w:rPr>
+            </w:pPr>
+            <w:r>
+              <w:rPr>
+                <w:rFonts w:ascii="Menlo" w:hAnsi="Menlo" w:cs="Menlo"/>
+                <w:color w:val="569CD6"/>
+                <w:sz w:val="18"/>
+                <w:szCs w:val="18"/>
+              </w:rPr>
+              <w:t>2</w:t>
+            </w:r>
+            <w:r>
+              <w:rPr>
+                <w:rFonts w:ascii="Menlo" w:hAnsi="Menlo" w:cs="Menlo"/>
+                <w:color w:val="CCCCCC"/>
+                <w:sz w:val="18"/>
+                <w:szCs w:val="18"/>
+              </w:rPr>
+              <w:t>. **David Bailey** — “David Bailey OLB Texas Tech”</w:t>
+            </w:r>
+          </w:p>
+          <w:p>
+            <w:pPr>
+              <w:shd w:val="clear" w:color="auto" w:fill="1F1F1F"/>
+              <w:spacing w:line="270" w:lineRule="atLeast"/>
+              <w:rPr>
+                <w:rFonts w:ascii="Menlo" w:hAnsi="Menlo" w:cs="Menlo"/>
+                <w:color w:val="CCCCCC"/>
+                <w:sz w:val="18"/>
+                <w:szCs w:val="18"/>
+              </w:rPr>
+            </w:pPr>
+            <w:r>
+              <w:rPr>
+                <w:rFonts w:ascii="Menlo" w:hAnsi="Menlo" w:cs="Menlo"/>
+                <w:color w:val="569CD6"/>
+                <w:sz w:val="18"/>
+                <w:szCs w:val="18"/>
+              </w:rPr>
+              <w:t>3</w:t>
+            </w:r>
+            <w:r>
+              <w:rPr>
+                <w:rFonts w:ascii="Menlo" w:hAnsi="Menlo" w:cs="Menlo"/>
+                <w:color w:val="CCCCCC"/>
+                <w:sz w:val="18"/>
+                <w:szCs w:val="18"/>
+              </w:rPr>
+              <w:t>. **Jeremiyah Love** — “Jeremiyah Love RB Notre Dame”</w:t>
+            </w:r>
+          </w:p>
+          <w:p>
+            <w:pPr>
+              <w:shd w:val="clear" w:color="auto" w:fill="1F1F1F"/>
+              <w:spacing w:line="270" w:lineRule="atLeast"/>
+              <w:rPr>
+                <w:rFonts w:ascii="Menlo" w:hAnsi="Menlo" w:cs="Menlo"/>
+                <w:color w:val="CCCCCC"/>
+                <w:sz w:val="18"/>
+                <w:szCs w:val="18"/>
+              </w:rPr>
+            </w:pPr>
+            <w:r>
+              <w:rPr>
+                <w:rFonts w:ascii="Menlo" w:hAnsi="Menlo" w:cs="Menlo"/>
+                <w:color w:val="CCCCCC"/>
+                <w:sz w:val="18"/>
+                <w:szCs w:val="18"/>
+              </w:rPr>
+              <w:t>------------------------------------------------------------------------</w:t>
+            </w:r>
+          </w:p>
+          <w:p>
+            <w:pPr>
+              <w:shd w:val="clear" w:color="auto" w:fill="1F1F1F"/>
+              <w:spacing w:line="270" w:lineRule="atLeast"/>
+              <w:rPr>
+                <w:rFonts w:ascii="Menlo" w:hAnsi="Menlo" w:cs="Menlo"/>
+                <w:color w:val="CCCCCC"/>
+                <w:sz w:val="18"/>
+                <w:szCs w:val="18"/>
+              </w:rPr>
+            </w:pPr>
+            <w:r>
+              <w:rPr>
+                <w:rFonts w:ascii="Menlo" w:hAnsi="Menlo" w:cs="Menlo"/>
+                <w:color w:val="CCCCCC"/>
+                <w:sz w:val="18"/>
+                <w:szCs w:val="18"/>
+              </w:rPr>
+              <w:t>[</w:t>
+            </w:r>
+            <w:r>
+              <w:rPr>
+                <w:rFonts w:ascii="Menlo" w:hAnsi="Menlo" w:cs="Menlo"/>
+                <w:color w:val="6A9955"/>
+                <w:sz w:val="18"/>
+                <w:szCs w:val="18"/>
+              </w:rPr>
+              <w:t>2026-09-09T06:52:31</w:t>
+            </w:r>
+            <w:r>
+              <w:rPr>
+                <w:rFonts w:ascii="Menlo" w:hAnsi="Menlo" w:cs="Menlo"/>
+                <w:color w:val="CCCCCC"/>
+                <w:sz w:val="18"/>
+                <w:szCs w:val="18"/>
+              </w:rPr>
+              <w:t>] Q2: When did Ben Jones, who played Cooter Davenport, die?</w:t>
+            </w:r>
+          </w:p>
+          <w:p>
+            <w:pPr>
+              <w:shd w:val="clear" w:color="auto" w:fill="1F1F1F"/>
+              <w:spacing w:line="270" w:lineRule="atLeast"/>
+              <w:rPr>
+                <w:rFonts w:ascii="Menlo" w:hAnsi="Menlo" w:cs="Menlo"/>
+                <w:color w:val="CCCCCC"/>
+                <w:sz w:val="18"/>
+                <w:szCs w:val="18"/>
+              </w:rPr>
+            </w:pPr>
+            <w:r>
+              <w:rPr>
+                <w:rFonts w:ascii="Menlo" w:hAnsi="Menlo" w:cs="Menlo"/>
+                <w:color w:val="CCCCCC"/>
+                <w:sz w:val="18"/>
+                <w:szCs w:val="18"/>
+              </w:rPr>
+              <w:t>retrieved=[(</w:t>
+            </w:r>
+            <w:r>
+              <w:rPr>
+                <w:rFonts w:ascii="Menlo" w:hAnsi="Menlo" w:cs="Menlo"/>
+                <w:color w:val="CE9178"/>
+                <w:sz w:val="18"/>
+                <w:szCs w:val="18"/>
+              </w:rPr>
+              <w:t>'</w:t>
+            </w:r>
+            <w:proofErr w:type="spellStart"/>
+            <w:r>
+              <w:rPr>
+                <w:rFonts w:ascii="Menlo" w:hAnsi="Menlo" w:cs="Menlo"/>
+                <w:color w:val="CE9178"/>
+                <w:sz w:val="18"/>
+                <w:szCs w:val="18"/>
+              </w:rPr>
+              <w:t>Ben_Jones</w:t>
+            </w:r>
+            <w:proofErr w:type="spellEnd"/>
+            <w:r>
+              <w:rPr>
+                <w:rFonts w:ascii="Menlo" w:hAnsi="Menlo" w:cs="Menlo"/>
+                <w:color w:val="CE9178"/>
+                <w:sz w:val="18"/>
+                <w:szCs w:val="18"/>
+              </w:rPr>
+              <w:t>_(</w:t>
+            </w:r>
+            <w:proofErr w:type="spellStart"/>
+            <w:r>
+              <w:rPr>
+                <w:rFonts w:ascii="Menlo" w:hAnsi="Menlo" w:cs="Menlo"/>
+                <w:color w:val="CE9178"/>
+                <w:sz w:val="18"/>
+                <w:szCs w:val="18"/>
+              </w:rPr>
+              <w:t>American_actor_and_politician</w:t>
+            </w:r>
+            <w:proofErr w:type="spellEnd"/>
+            <w:r>
+              <w:rPr>
+                <w:rFonts w:ascii="Menlo" w:hAnsi="Menlo" w:cs="Menlo"/>
+                <w:color w:val="CE9178"/>
+                <w:sz w:val="18"/>
+                <w:szCs w:val="18"/>
+              </w:rPr>
+              <w:t>)'</w:t>
+            </w:r>
+            <w:r>
+              <w:rPr>
+                <w:rFonts w:ascii="Menlo" w:hAnsi="Menlo" w:cs="Menlo"/>
+                <w:color w:val="CCCCCC"/>
+                <w:sz w:val="18"/>
+                <w:szCs w:val="18"/>
+              </w:rPr>
+              <w:t xml:space="preserve">, </w:t>
+            </w:r>
+            <w:r>
+              <w:rPr>
+                <w:rFonts w:ascii="Menlo" w:hAnsi="Menlo" w:cs="Menlo"/>
+                <w:color w:val="569CD6"/>
+                <w:sz w:val="18"/>
+                <w:szCs w:val="18"/>
+              </w:rPr>
+              <w:t>1</w:t>
+            </w:r>
+            <w:r>
+              <w:rPr>
+                <w:rFonts w:ascii="Menlo" w:hAnsi="Menlo" w:cs="Menlo"/>
+                <w:color w:val="CCCCCC"/>
+                <w:sz w:val="18"/>
+                <w:szCs w:val="18"/>
+              </w:rPr>
+              <w:t>.</w:t>
+            </w:r>
+            <w:r>
+              <w:rPr>
+                <w:rFonts w:ascii="Menlo" w:hAnsi="Menlo" w:cs="Menlo"/>
+                <w:color w:val="569CD6"/>
+                <w:sz w:val="18"/>
+                <w:szCs w:val="18"/>
+              </w:rPr>
+              <w:t>0</w:t>
+            </w:r>
+            <w:r>
+              <w:rPr>
+                <w:rFonts w:ascii="Menlo" w:hAnsi="Menlo" w:cs="Menlo"/>
+                <w:color w:val="CCCCCC"/>
+                <w:sz w:val="18"/>
+                <w:szCs w:val="18"/>
+              </w:rPr>
+              <w:t xml:space="preserve">, </w:t>
+            </w:r>
+            <w:r>
+              <w:rPr>
+                <w:rFonts w:ascii="Menlo" w:hAnsi="Menlo" w:cs="Menlo"/>
+                <w:color w:val="CE9178"/>
+                <w:sz w:val="18"/>
+                <w:szCs w:val="18"/>
+              </w:rPr>
+              <w:t>'bm25+vector'</w:t>
+            </w:r>
+            <w:r>
+              <w:rPr>
+                <w:rFonts w:ascii="Menlo" w:hAnsi="Menlo" w:cs="Menlo"/>
+                <w:color w:val="CCCCCC"/>
+                <w:sz w:val="18"/>
+                <w:szCs w:val="18"/>
+              </w:rPr>
+              <w:t>), (</w:t>
+            </w:r>
+            <w:r>
+              <w:rPr>
+                <w:rFonts w:ascii="Menlo" w:hAnsi="Menlo" w:cs="Menlo"/>
+                <w:color w:val="CE9178"/>
+                <w:sz w:val="18"/>
+                <w:szCs w:val="18"/>
+              </w:rPr>
+              <w:t>'</w:t>
+            </w:r>
+            <w:proofErr w:type="spellStart"/>
+            <w:r>
+              <w:rPr>
+                <w:rFonts w:ascii="Menlo" w:hAnsi="Menlo" w:cs="Menlo"/>
+                <w:color w:val="CE9178"/>
+                <w:sz w:val="18"/>
+                <w:szCs w:val="18"/>
+              </w:rPr>
+              <w:t>The_Dukes_of_Hazzard</w:t>
+            </w:r>
+            <w:proofErr w:type="spellEnd"/>
+            <w:r>
+              <w:rPr>
+                <w:rFonts w:ascii="Menlo" w:hAnsi="Menlo" w:cs="Menlo"/>
+                <w:color w:val="CE9178"/>
+                <w:sz w:val="18"/>
+                <w:szCs w:val="18"/>
+              </w:rPr>
+              <w:t>'</w:t>
+            </w:r>
+            <w:r>
+              <w:rPr>
+                <w:rFonts w:ascii="Menlo" w:hAnsi="Menlo" w:cs="Menlo"/>
+                <w:color w:val="CCCCCC"/>
+                <w:sz w:val="18"/>
+                <w:szCs w:val="18"/>
+              </w:rPr>
+              <w:t xml:space="preserve">, </w:t>
+            </w:r>
+            <w:r>
+              <w:rPr>
+                <w:rFonts w:ascii="Menlo" w:hAnsi="Menlo" w:cs="Menlo"/>
+                <w:color w:val="569CD6"/>
+                <w:sz w:val="18"/>
+                <w:szCs w:val="18"/>
+              </w:rPr>
+              <w:t>0</w:t>
+            </w:r>
+            <w:r>
+              <w:rPr>
+                <w:rFonts w:ascii="Menlo" w:hAnsi="Menlo" w:cs="Menlo"/>
+                <w:color w:val="CCCCCC"/>
+                <w:sz w:val="18"/>
+                <w:szCs w:val="18"/>
+              </w:rPr>
+              <w:t>.</w:t>
+            </w:r>
+            <w:r>
+              <w:rPr>
+                <w:rFonts w:ascii="Menlo" w:hAnsi="Menlo" w:cs="Menlo"/>
+                <w:color w:val="569CD6"/>
+                <w:sz w:val="18"/>
+                <w:szCs w:val="18"/>
+              </w:rPr>
+              <w:t>634</w:t>
+            </w:r>
+            <w:r>
+              <w:rPr>
+                <w:rFonts w:ascii="Menlo" w:hAnsi="Menlo" w:cs="Menlo"/>
+                <w:color w:val="CCCCCC"/>
+                <w:sz w:val="18"/>
+                <w:szCs w:val="18"/>
+              </w:rPr>
+              <w:t xml:space="preserve">, </w:t>
+            </w:r>
+            <w:r>
+              <w:rPr>
+                <w:rFonts w:ascii="Menlo" w:hAnsi="Menlo" w:cs="Menlo"/>
+                <w:color w:val="CE9178"/>
+                <w:sz w:val="18"/>
+                <w:szCs w:val="18"/>
+              </w:rPr>
+              <w:t>'bm25+vector'</w:t>
+            </w:r>
+            <w:r>
+              <w:rPr>
+                <w:rFonts w:ascii="Menlo" w:hAnsi="Menlo" w:cs="Menlo"/>
+                <w:color w:val="CCCCCC"/>
+                <w:sz w:val="18"/>
+                <w:szCs w:val="18"/>
+              </w:rPr>
+              <w:t>), (</w:t>
+            </w:r>
+            <w:r>
+              <w:rPr>
+                <w:rFonts w:ascii="Menlo" w:hAnsi="Menlo" w:cs="Menlo"/>
+                <w:color w:val="CE9178"/>
+                <w:sz w:val="18"/>
+                <w:szCs w:val="18"/>
+              </w:rPr>
+              <w:t>'</w:t>
+            </w:r>
+            <w:proofErr w:type="spellStart"/>
+            <w:r>
+              <w:rPr>
+                <w:rFonts w:ascii="Menlo" w:hAnsi="Menlo" w:cs="Menlo"/>
+                <w:color w:val="CE9178"/>
+                <w:sz w:val="18"/>
+                <w:szCs w:val="18"/>
+              </w:rPr>
+              <w:t>Davy_Crockett</w:t>
+            </w:r>
+            <w:proofErr w:type="spellEnd"/>
+            <w:r>
+              <w:rPr>
+                <w:rFonts w:ascii="Menlo" w:hAnsi="Menlo" w:cs="Menlo"/>
+                <w:color w:val="CE9178"/>
+                <w:sz w:val="18"/>
+                <w:szCs w:val="18"/>
+              </w:rPr>
+              <w:t>'</w:t>
+            </w:r>
+            <w:r>
+              <w:rPr>
+                <w:rFonts w:ascii="Menlo" w:hAnsi="Menlo" w:cs="Menlo"/>
+                <w:color w:val="CCCCCC"/>
+                <w:sz w:val="18"/>
+                <w:szCs w:val="18"/>
+              </w:rPr>
+              <w:t xml:space="preserve">, </w:t>
+            </w:r>
+            <w:r>
+              <w:rPr>
+                <w:rFonts w:ascii="Menlo" w:hAnsi="Menlo" w:cs="Menlo"/>
+                <w:color w:val="569CD6"/>
+                <w:sz w:val="18"/>
+                <w:szCs w:val="18"/>
+              </w:rPr>
+              <w:t>0</w:t>
+            </w:r>
+            <w:r>
+              <w:rPr>
+                <w:rFonts w:ascii="Menlo" w:hAnsi="Menlo" w:cs="Menlo"/>
+                <w:color w:val="CCCCCC"/>
+                <w:sz w:val="18"/>
+                <w:szCs w:val="18"/>
+              </w:rPr>
+              <w:t>.</w:t>
+            </w:r>
+            <w:r>
+              <w:rPr>
+                <w:rFonts w:ascii="Menlo" w:hAnsi="Menlo" w:cs="Menlo"/>
+                <w:color w:val="569CD6"/>
+                <w:sz w:val="18"/>
+                <w:szCs w:val="18"/>
+              </w:rPr>
+              <w:t>121</w:t>
+            </w:r>
+            <w:r>
+              <w:rPr>
+                <w:rFonts w:ascii="Menlo" w:hAnsi="Menlo" w:cs="Menlo"/>
+                <w:color w:val="CCCCCC"/>
+                <w:sz w:val="18"/>
+                <w:szCs w:val="18"/>
+              </w:rPr>
+              <w:t xml:space="preserve">, </w:t>
+            </w:r>
+            <w:r>
+              <w:rPr>
+                <w:rFonts w:ascii="Menlo" w:hAnsi="Menlo" w:cs="Menlo"/>
+                <w:color w:val="CE9178"/>
+                <w:sz w:val="18"/>
+                <w:szCs w:val="18"/>
+              </w:rPr>
+              <w:t>'bm25+vector'</w:t>
+            </w:r>
+            <w:r>
+              <w:rPr>
+                <w:rFonts w:ascii="Menlo" w:hAnsi="Menlo" w:cs="Menlo"/>
+                <w:color w:val="CCCCCC"/>
+                <w:sz w:val="18"/>
+                <w:szCs w:val="18"/>
+              </w:rPr>
+              <w:t>)]</w:t>
+            </w:r>
+          </w:p>
+          <w:p>
+            <w:pPr>
+              <w:shd w:val="clear" w:color="auto" w:fill="1F1F1F"/>
+              <w:spacing w:line="270" w:lineRule="atLeast"/>
+              <w:rPr>
+                <w:rFonts w:ascii="Menlo" w:hAnsi="Menlo" w:cs="Menlo"/>
+                <w:color w:val="CCCCCC"/>
+                <w:sz w:val="18"/>
+                <w:szCs w:val="18"/>
+              </w:rPr>
+            </w:pPr>
+            <w:r>
+              <w:rPr>
+                <w:rFonts w:ascii="Menlo" w:hAnsi="Menlo" w:cs="Menlo"/>
+                <w:color w:val="CCCCCC"/>
+                <w:sz w:val="18"/>
+                <w:szCs w:val="18"/>
+              </w:rPr>
+              <w:t>verdict=pass</w:t>
+            </w:r>
+          </w:p>
+          <w:p>
+            <w:pPr>
+              <w:shd w:val="clear" w:color="auto" w:fill="1F1F1F"/>
+              <w:spacing w:line="270" w:lineRule="atLeast"/>
+              <w:rPr>
+                <w:rFonts w:ascii="Menlo" w:hAnsi="Menlo" w:cs="Menlo"/>
+                <w:color w:val="CCCCCC"/>
+                <w:sz w:val="18"/>
+                <w:szCs w:val="18"/>
+              </w:rPr>
+            </w:pPr>
+            <w:r>
+              <w:rPr>
+                <w:rFonts w:ascii="Menlo" w:hAnsi="Menlo" w:cs="Menlo"/>
+                <w:color w:val="CCCCCC"/>
+                <w:sz w:val="18"/>
+                <w:szCs w:val="18"/>
+              </w:rPr>
+              <w:t xml:space="preserve">answer=Ben Jones died on **August </w:t>
+            </w:r>
+            <w:r>
+              <w:rPr>
+                <w:rFonts w:ascii="Menlo" w:hAnsi="Menlo" w:cs="Menlo"/>
+                <w:color w:val="569CD6"/>
+                <w:sz w:val="18"/>
+                <w:szCs w:val="18"/>
+              </w:rPr>
+              <w:t>9</w:t>
+            </w:r>
+            <w:r>
+              <w:rPr>
+                <w:rFonts w:ascii="Menlo" w:hAnsi="Menlo" w:cs="Menlo"/>
+                <w:color w:val="CCCCCC"/>
+                <w:sz w:val="18"/>
+                <w:szCs w:val="18"/>
+              </w:rPr>
+              <w:t xml:space="preserve">, </w:t>
+            </w:r>
+            <w:r>
+              <w:rPr>
+                <w:rFonts w:ascii="Menlo" w:hAnsi="Menlo" w:cs="Menlo"/>
+                <w:color w:val="569CD6"/>
+                <w:sz w:val="18"/>
+                <w:szCs w:val="18"/>
+              </w:rPr>
+              <w:t>2026</w:t>
+            </w:r>
+            <w:r>
+              <w:rPr>
+                <w:rFonts w:ascii="Menlo" w:hAnsi="Menlo" w:cs="Menlo"/>
+                <w:color w:val="CCCCCC"/>
+                <w:sz w:val="18"/>
+                <w:szCs w:val="18"/>
+              </w:rPr>
+              <w:t xml:space="preserve">**. The document says: **“Jones died from a massive heart attack at his home in Washington, Virginia, on August </w:t>
+            </w:r>
+            <w:r>
+              <w:rPr>
+                <w:rFonts w:ascii="Menlo" w:hAnsi="Menlo" w:cs="Menlo"/>
+                <w:color w:val="569CD6"/>
+                <w:sz w:val="18"/>
+                <w:szCs w:val="18"/>
+              </w:rPr>
+              <w:t>9</w:t>
+            </w:r>
+            <w:r>
+              <w:rPr>
+                <w:rFonts w:ascii="Menlo" w:hAnsi="Menlo" w:cs="Menlo"/>
+                <w:color w:val="CCCCCC"/>
+                <w:sz w:val="18"/>
+                <w:szCs w:val="18"/>
+              </w:rPr>
+              <w:t xml:space="preserve">, </w:t>
+            </w:r>
+            <w:r>
+              <w:rPr>
+                <w:rFonts w:ascii="Menlo" w:hAnsi="Menlo" w:cs="Menlo"/>
+                <w:color w:val="569CD6"/>
+                <w:sz w:val="18"/>
+                <w:szCs w:val="18"/>
+              </w:rPr>
+              <w:t>2026</w:t>
+            </w:r>
+            <w:r>
+              <w:rPr>
+                <w:rFonts w:ascii="Menlo" w:hAnsi="Menlo" w:cs="Menlo"/>
+                <w:color w:val="CCCCCC"/>
+                <w:sz w:val="18"/>
+                <w:szCs w:val="18"/>
+              </w:rPr>
+              <w:t xml:space="preserve">, aged </w:t>
+            </w:r>
+            <w:r>
+              <w:rPr>
+                <w:rFonts w:ascii="Menlo" w:hAnsi="Menlo" w:cs="Menlo"/>
+                <w:color w:val="569CD6"/>
+                <w:sz w:val="18"/>
+                <w:szCs w:val="18"/>
+              </w:rPr>
+              <w:t>84</w:t>
+            </w:r>
+            <w:proofErr w:type="gramStart"/>
+            <w:r>
+              <w:rPr>
+                <w:rFonts w:ascii="Menlo" w:hAnsi="Menlo" w:cs="Menlo"/>
+                <w:color w:val="CCCCCC"/>
+                <w:sz w:val="18"/>
+                <w:szCs w:val="18"/>
+              </w:rPr>
+              <w:t>.”*</w:t>
+            </w:r>
+            <w:proofErr w:type="gramEnd"/>
+            <w:r>
+              <w:rPr>
+                <w:rFonts w:ascii="Menlo" w:hAnsi="Menlo" w:cs="Menlo"/>
+                <w:color w:val="CCCCCC"/>
+                <w:sz w:val="18"/>
+                <w:szCs w:val="18"/>
+              </w:rPr>
+              <w:t>*</w:t>
+            </w:r>
+          </w:p>
+          <w:p>
+            <w:pPr>
+              <w:shd w:val="clear" w:color="auto" w:fill="1F1F1F"/>
+              <w:spacing w:line="270" w:lineRule="atLeast"/>
+              <w:rPr>
+                <w:rFonts w:ascii="Menlo" w:hAnsi="Menlo" w:cs="Menlo"/>
+                <w:color w:val="CCCCCC"/>
+                <w:sz w:val="18"/>
+                <w:szCs w:val="18"/>
+              </w:rPr>
+            </w:pPr>
+            <w:r>
+              <w:rPr>
+                <w:rFonts w:ascii="Menlo" w:hAnsi="Menlo" w:cs="Menlo"/>
+                <w:color w:val="CCCCCC"/>
+                <w:sz w:val="18"/>
+                <w:szCs w:val="18"/>
+              </w:rPr>
+              <w:t>------------------------------------------------------------------------</w:t>
+            </w:r>
+          </w:p>
+          <w:p>
+            <w:pPr>
+              <w:shd w:val="clear" w:color="auto" w:fill="1F1F1F"/>
+              <w:spacing w:line="270" w:lineRule="atLeast"/>
+              <w:rPr>
+                <w:rFonts w:ascii="Menlo" w:hAnsi="Menlo" w:cs="Menlo"/>
+                <w:color w:val="CCCCCC"/>
+                <w:sz w:val="18"/>
+                <w:szCs w:val="18"/>
+              </w:rPr>
+            </w:pPr>
+            <w:r>
+              <w:rPr>
+                <w:rFonts w:ascii="Menlo" w:hAnsi="Menlo" w:cs="Menlo"/>
+                <w:color w:val="CCCCCC"/>
+                <w:sz w:val="18"/>
+                <w:szCs w:val="18"/>
+              </w:rPr>
+              <w:t>[</w:t>
+            </w:r>
+            <w:r>
+              <w:rPr>
+                <w:rFonts w:ascii="Menlo" w:hAnsi="Menlo" w:cs="Menlo"/>
+                <w:color w:val="6A9955"/>
+                <w:sz w:val="18"/>
+                <w:szCs w:val="18"/>
+              </w:rPr>
+              <w:t>2026-09-09T06:52:33</w:t>
+            </w:r>
+            <w:r>
+              <w:rPr>
+                <w:rFonts w:ascii="Menlo" w:hAnsi="Menlo" w:cs="Menlo"/>
+                <w:color w:val="CCCCCC"/>
+                <w:sz w:val="18"/>
+                <w:szCs w:val="18"/>
+              </w:rPr>
+              <w:t>] Q3: When and for how much did the Brady Bunch house sell?</w:t>
+            </w:r>
+          </w:p>
+          <w:p>
+            <w:pPr>
+              <w:shd w:val="clear" w:color="auto" w:fill="1F1F1F"/>
+              <w:spacing w:line="270" w:lineRule="atLeast"/>
+              <w:rPr>
+                <w:rFonts w:ascii="Menlo" w:hAnsi="Menlo" w:cs="Menlo"/>
+                <w:color w:val="CCCCCC"/>
+                <w:sz w:val="18"/>
+                <w:szCs w:val="18"/>
+              </w:rPr>
+            </w:pPr>
+            <w:r>
+              <w:rPr>
+                <w:rFonts w:ascii="Menlo" w:hAnsi="Menlo" w:cs="Menlo"/>
+                <w:color w:val="CCCCCC"/>
+                <w:sz w:val="18"/>
+                <w:szCs w:val="18"/>
+              </w:rPr>
+              <w:t>retrieved</w:t>
+            </w:r>
+            <w:proofErr w:type="gramStart"/>
+            <w:r>
+              <w:rPr>
+                <w:rFonts w:ascii="Menlo" w:hAnsi="Menlo" w:cs="Menlo"/>
+                <w:color w:val="CCCCCC"/>
+                <w:sz w:val="18"/>
+                <w:szCs w:val="18"/>
+              </w:rPr>
+              <w:t>=[</w:t>
+            </w:r>
+            <w:proofErr w:type="gramEnd"/>
+            <w:r>
+              <w:rPr>
+                <w:rFonts w:ascii="Menlo" w:hAnsi="Menlo" w:cs="Menlo"/>
+                <w:color w:val="CCCCCC"/>
+                <w:sz w:val="18"/>
+                <w:szCs w:val="18"/>
+              </w:rPr>
+              <w:t>(</w:t>
+            </w:r>
+            <w:r>
+              <w:rPr>
+                <w:rFonts w:ascii="Menlo" w:hAnsi="Menlo" w:cs="Menlo"/>
+                <w:color w:val="CE9178"/>
+                <w:sz w:val="18"/>
+                <w:szCs w:val="18"/>
+              </w:rPr>
+              <w:t>'</w:t>
+            </w:r>
+            <w:proofErr w:type="spellStart"/>
+            <w:r>
+              <w:rPr>
+                <w:rFonts w:ascii="Menlo" w:hAnsi="Menlo" w:cs="Menlo"/>
+                <w:color w:val="CE9178"/>
+                <w:sz w:val="18"/>
+                <w:szCs w:val="18"/>
+              </w:rPr>
+              <w:t>The_Brady_Bunch</w:t>
+            </w:r>
+            <w:proofErr w:type="spellEnd"/>
+            <w:r>
+              <w:rPr>
+                <w:rFonts w:ascii="Menlo" w:hAnsi="Menlo" w:cs="Menlo"/>
+                <w:color w:val="CE9178"/>
+                <w:sz w:val="18"/>
+                <w:szCs w:val="18"/>
+              </w:rPr>
+              <w:t>'</w:t>
+            </w:r>
+            <w:r>
+              <w:rPr>
+                <w:rFonts w:ascii="Menlo" w:hAnsi="Menlo" w:cs="Menlo"/>
+                <w:color w:val="CCCCCC"/>
+                <w:sz w:val="18"/>
+                <w:szCs w:val="18"/>
+              </w:rPr>
+              <w:t xml:space="preserve">, </w:t>
+            </w:r>
+            <w:r>
+              <w:rPr>
+                <w:rFonts w:ascii="Menlo" w:hAnsi="Menlo" w:cs="Menlo"/>
+                <w:color w:val="569CD6"/>
+                <w:sz w:val="18"/>
+                <w:szCs w:val="18"/>
+              </w:rPr>
+              <w:t>1</w:t>
+            </w:r>
+            <w:r>
+              <w:rPr>
+                <w:rFonts w:ascii="Menlo" w:hAnsi="Menlo" w:cs="Menlo"/>
+                <w:color w:val="CCCCCC"/>
+                <w:sz w:val="18"/>
+                <w:szCs w:val="18"/>
+              </w:rPr>
+              <w:t>.</w:t>
+            </w:r>
+            <w:r>
+              <w:rPr>
+                <w:rFonts w:ascii="Menlo" w:hAnsi="Menlo" w:cs="Menlo"/>
+                <w:color w:val="569CD6"/>
+                <w:sz w:val="18"/>
+                <w:szCs w:val="18"/>
+              </w:rPr>
+              <w:t>0</w:t>
+            </w:r>
+            <w:r>
+              <w:rPr>
+                <w:rFonts w:ascii="Menlo" w:hAnsi="Menlo" w:cs="Menlo"/>
+                <w:color w:val="CCCCCC"/>
+                <w:sz w:val="18"/>
+                <w:szCs w:val="18"/>
+              </w:rPr>
+              <w:t xml:space="preserve">, </w:t>
+            </w:r>
+            <w:r>
+              <w:rPr>
+                <w:rFonts w:ascii="Menlo" w:hAnsi="Menlo" w:cs="Menlo"/>
+                <w:color w:val="CE9178"/>
+                <w:sz w:val="18"/>
+                <w:szCs w:val="18"/>
+              </w:rPr>
+              <w:t>'bm25+vector'</w:t>
+            </w:r>
+            <w:r>
+              <w:rPr>
+                <w:rFonts w:ascii="Menlo" w:hAnsi="Menlo" w:cs="Menlo"/>
+                <w:color w:val="CCCCCC"/>
+                <w:sz w:val="18"/>
+                <w:szCs w:val="18"/>
+              </w:rPr>
+              <w:t>), (</w:t>
+            </w:r>
+            <w:r>
+              <w:rPr>
+                <w:rFonts w:ascii="Menlo" w:hAnsi="Menlo" w:cs="Menlo"/>
+                <w:color w:val="CE9178"/>
+                <w:sz w:val="18"/>
+                <w:szCs w:val="18"/>
+              </w:rPr>
+              <w:t>'</w:t>
+            </w:r>
+            <w:proofErr w:type="spellStart"/>
+            <w:r>
+              <w:rPr>
+                <w:rFonts w:ascii="Menlo" w:hAnsi="Menlo" w:cs="Menlo"/>
+                <w:color w:val="CE9178"/>
+                <w:sz w:val="18"/>
+                <w:szCs w:val="18"/>
+              </w:rPr>
+              <w:t>Once_Upon_a_Time_in_Hollywood</w:t>
+            </w:r>
+            <w:proofErr w:type="spellEnd"/>
+            <w:r>
+              <w:rPr>
+                <w:rFonts w:ascii="Menlo" w:hAnsi="Menlo" w:cs="Menlo"/>
+                <w:color w:val="CE9178"/>
+                <w:sz w:val="18"/>
+                <w:szCs w:val="18"/>
+              </w:rPr>
+              <w:t>'</w:t>
+            </w:r>
+            <w:r>
+              <w:rPr>
+                <w:rFonts w:ascii="Menlo" w:hAnsi="Menlo" w:cs="Menlo"/>
+                <w:color w:val="CCCCCC"/>
+                <w:sz w:val="18"/>
+                <w:szCs w:val="18"/>
+              </w:rPr>
+              <w:t xml:space="preserve">, </w:t>
+            </w:r>
+            <w:r>
+              <w:rPr>
+                <w:rFonts w:ascii="Menlo" w:hAnsi="Menlo" w:cs="Menlo"/>
+                <w:color w:val="569CD6"/>
+                <w:sz w:val="18"/>
+                <w:szCs w:val="18"/>
+              </w:rPr>
+              <w:t>0</w:t>
+            </w:r>
+            <w:r>
+              <w:rPr>
+                <w:rFonts w:ascii="Menlo" w:hAnsi="Menlo" w:cs="Menlo"/>
+                <w:color w:val="CCCCCC"/>
+                <w:sz w:val="18"/>
+                <w:szCs w:val="18"/>
+              </w:rPr>
+              <w:t>.</w:t>
+            </w:r>
+            <w:r>
+              <w:rPr>
+                <w:rFonts w:ascii="Menlo" w:hAnsi="Menlo" w:cs="Menlo"/>
+                <w:color w:val="569CD6"/>
+                <w:sz w:val="18"/>
+                <w:szCs w:val="18"/>
+              </w:rPr>
+              <w:t>116</w:t>
+            </w:r>
+            <w:r>
+              <w:rPr>
+                <w:rFonts w:ascii="Menlo" w:hAnsi="Menlo" w:cs="Menlo"/>
+                <w:color w:val="CCCCCC"/>
+                <w:sz w:val="18"/>
+                <w:szCs w:val="18"/>
+              </w:rPr>
+              <w:t xml:space="preserve">, </w:t>
+            </w:r>
+            <w:r>
+              <w:rPr>
+                <w:rFonts w:ascii="Menlo" w:hAnsi="Menlo" w:cs="Menlo"/>
+                <w:color w:val="CE9178"/>
+                <w:sz w:val="18"/>
+                <w:szCs w:val="18"/>
+              </w:rPr>
+              <w:lastRenderedPageBreak/>
+              <w:t>'bm25'</w:t>
+            </w:r>
+            <w:r>
+              <w:rPr>
+                <w:rFonts w:ascii="Menlo" w:hAnsi="Menlo" w:cs="Menlo"/>
+                <w:color w:val="CCCCCC"/>
+                <w:sz w:val="18"/>
+                <w:szCs w:val="18"/>
+              </w:rPr>
+              <w:t>), (</w:t>
+            </w:r>
+            <w:r>
+              <w:rPr>
+                <w:rFonts w:ascii="Menlo" w:hAnsi="Menlo" w:cs="Menlo"/>
+                <w:color w:val="CE9178"/>
+                <w:sz w:val="18"/>
+                <w:szCs w:val="18"/>
+              </w:rPr>
+              <w:t>'</w:t>
+            </w:r>
+            <w:proofErr w:type="spellStart"/>
+            <w:r>
+              <w:rPr>
+                <w:rFonts w:ascii="Menlo" w:hAnsi="Menlo" w:cs="Menlo"/>
+                <w:color w:val="CE9178"/>
+                <w:sz w:val="18"/>
+                <w:szCs w:val="18"/>
+              </w:rPr>
+              <w:t>The_Washington_Post</w:t>
+            </w:r>
+            <w:proofErr w:type="spellEnd"/>
+            <w:r>
+              <w:rPr>
+                <w:rFonts w:ascii="Menlo" w:hAnsi="Menlo" w:cs="Menlo"/>
+                <w:color w:val="CE9178"/>
+                <w:sz w:val="18"/>
+                <w:szCs w:val="18"/>
+              </w:rPr>
+              <w:t>'</w:t>
+            </w:r>
+            <w:r>
+              <w:rPr>
+                <w:rFonts w:ascii="Menlo" w:hAnsi="Menlo" w:cs="Menlo"/>
+                <w:color w:val="CCCCCC"/>
+                <w:sz w:val="18"/>
+                <w:szCs w:val="18"/>
+              </w:rPr>
+              <w:t xml:space="preserve">, </w:t>
+            </w:r>
+            <w:r>
+              <w:rPr>
+                <w:rFonts w:ascii="Menlo" w:hAnsi="Menlo" w:cs="Menlo"/>
+                <w:color w:val="569CD6"/>
+                <w:sz w:val="18"/>
+                <w:szCs w:val="18"/>
+              </w:rPr>
+              <w:t>0</w:t>
+            </w:r>
+            <w:r>
+              <w:rPr>
+                <w:rFonts w:ascii="Menlo" w:hAnsi="Menlo" w:cs="Menlo"/>
+                <w:color w:val="CCCCCC"/>
+                <w:sz w:val="18"/>
+                <w:szCs w:val="18"/>
+              </w:rPr>
+              <w:t>.</w:t>
+            </w:r>
+            <w:r>
+              <w:rPr>
+                <w:rFonts w:ascii="Menlo" w:hAnsi="Menlo" w:cs="Menlo"/>
+                <w:color w:val="569CD6"/>
+                <w:sz w:val="18"/>
+                <w:szCs w:val="18"/>
+              </w:rPr>
+              <w:t>093</w:t>
+            </w:r>
+            <w:r>
+              <w:rPr>
+                <w:rFonts w:ascii="Menlo" w:hAnsi="Menlo" w:cs="Menlo"/>
+                <w:color w:val="CCCCCC"/>
+                <w:sz w:val="18"/>
+                <w:szCs w:val="18"/>
+              </w:rPr>
+              <w:t xml:space="preserve">, </w:t>
+            </w:r>
+            <w:r>
+              <w:rPr>
+                <w:rFonts w:ascii="Menlo" w:hAnsi="Menlo" w:cs="Menlo"/>
+                <w:color w:val="CE9178"/>
+                <w:sz w:val="18"/>
+                <w:szCs w:val="18"/>
+              </w:rPr>
+              <w:t>'bm25'</w:t>
+            </w:r>
+            <w:r>
+              <w:rPr>
+                <w:rFonts w:ascii="Menlo" w:hAnsi="Menlo" w:cs="Menlo"/>
+                <w:color w:val="CCCCCC"/>
+                <w:sz w:val="18"/>
+                <w:szCs w:val="18"/>
+              </w:rPr>
+              <w:t>)]</w:t>
+            </w:r>
+          </w:p>
+          <w:p>
+            <w:pPr>
+              <w:shd w:val="clear" w:color="auto" w:fill="1F1F1F"/>
+              <w:spacing w:line="270" w:lineRule="atLeast"/>
+              <w:rPr>
+                <w:rFonts w:ascii="Menlo" w:hAnsi="Menlo" w:cs="Menlo"/>
+                <w:color w:val="CCCCCC"/>
+                <w:sz w:val="18"/>
+                <w:szCs w:val="18"/>
+              </w:rPr>
+            </w:pPr>
+            <w:r>
+              <w:rPr>
+                <w:rFonts w:ascii="Menlo" w:hAnsi="Menlo" w:cs="Menlo"/>
+                <w:color w:val="CCCCCC"/>
+                <w:sz w:val="18"/>
+                <w:szCs w:val="18"/>
+              </w:rPr>
+              <w:t>verdict=fail</w:t>
+            </w:r>
+          </w:p>
+          <w:p>
+            <w:pPr>
+              <w:shd w:val="clear" w:color="auto" w:fill="1F1F1F"/>
+              <w:spacing w:line="270" w:lineRule="atLeast"/>
+              <w:rPr>
+                <w:rFonts w:ascii="Menlo" w:hAnsi="Menlo" w:cs="Menlo"/>
+                <w:color w:val="CCCCCC"/>
+                <w:sz w:val="18"/>
+                <w:szCs w:val="18"/>
+              </w:rPr>
+            </w:pPr>
+            <w:r>
+              <w:rPr>
+                <w:rFonts w:ascii="Menlo" w:hAnsi="Menlo" w:cs="Menlo"/>
+                <w:color w:val="CCCCCC"/>
+                <w:sz w:val="18"/>
+                <w:szCs w:val="18"/>
+              </w:rPr>
+              <w:t xml:space="preserve">answer=The documents say the Brady Bunch house was bought “**on September </w:t>
+            </w:r>
+            <w:r>
+              <w:rPr>
+                <w:rFonts w:ascii="Menlo" w:hAnsi="Menlo" w:cs="Menlo"/>
+                <w:color w:val="569CD6"/>
+                <w:sz w:val="18"/>
+                <w:szCs w:val="18"/>
+              </w:rPr>
+              <w:t>11</w:t>
+            </w:r>
+            <w:r>
+              <w:rPr>
+                <w:rFonts w:ascii="Menlo" w:hAnsi="Menlo" w:cs="Menlo"/>
+                <w:color w:val="CCCCCC"/>
+                <w:sz w:val="18"/>
+                <w:szCs w:val="18"/>
+              </w:rPr>
+              <w:t xml:space="preserve">, </w:t>
+            </w:r>
+            <w:r>
+              <w:rPr>
+                <w:rFonts w:ascii="Menlo" w:hAnsi="Menlo" w:cs="Menlo"/>
+                <w:color w:val="569CD6"/>
+                <w:sz w:val="18"/>
+                <w:szCs w:val="18"/>
+              </w:rPr>
+              <w:t>2023</w:t>
+            </w:r>
+            <w:r>
+              <w:rPr>
+                <w:rFonts w:ascii="Menlo" w:hAnsi="Menlo" w:cs="Menlo"/>
+                <w:color w:val="CCCCCC"/>
+                <w:sz w:val="18"/>
+                <w:szCs w:val="18"/>
+              </w:rPr>
+              <w:t>**” for “**$</w:t>
+            </w:r>
+            <w:r>
+              <w:rPr>
+                <w:rFonts w:ascii="Menlo" w:hAnsi="Menlo" w:cs="Menlo"/>
+                <w:color w:val="569CD6"/>
+                <w:sz w:val="18"/>
+                <w:szCs w:val="18"/>
+              </w:rPr>
+              <w:t>3</w:t>
+            </w:r>
+            <w:r>
+              <w:rPr>
+                <w:rFonts w:ascii="Menlo" w:hAnsi="Menlo" w:cs="Menlo"/>
+                <w:color w:val="CCCCCC"/>
+                <w:sz w:val="18"/>
+                <w:szCs w:val="18"/>
+              </w:rPr>
+              <w:t>.</w:t>
+            </w:r>
+            <w:r>
+              <w:rPr>
+                <w:rFonts w:ascii="Menlo" w:hAnsi="Menlo" w:cs="Menlo"/>
+                <w:color w:val="569CD6"/>
+                <w:sz w:val="18"/>
+                <w:szCs w:val="18"/>
+              </w:rPr>
+              <w:t>2</w:t>
+            </w:r>
+            <w:r>
+              <w:rPr>
+                <w:rFonts w:ascii="Menlo" w:hAnsi="Menlo" w:cs="Menlo"/>
+                <w:color w:val="CCCCCC"/>
+                <w:sz w:val="18"/>
+                <w:szCs w:val="18"/>
+              </w:rPr>
+              <w:t xml:space="preserve"> million**.”</w:t>
+            </w:r>
+          </w:p>
+          <w:p>
+            <w:pPr>
+              <w:shd w:val="clear" w:color="auto" w:fill="1F1F1F"/>
+              <w:spacing w:line="270" w:lineRule="atLeast"/>
+              <w:rPr>
+                <w:rFonts w:ascii="Menlo" w:hAnsi="Menlo" w:cs="Menlo"/>
+                <w:color w:val="CCCCCC"/>
+                <w:sz w:val="18"/>
+                <w:szCs w:val="18"/>
+              </w:rPr>
+            </w:pPr>
+            <w:r>
+              <w:rPr>
+                <w:rFonts w:ascii="Menlo" w:hAnsi="Menlo" w:cs="Menlo"/>
+                <w:color w:val="CCCCCC"/>
+                <w:sz w:val="18"/>
+                <w:szCs w:val="18"/>
+              </w:rPr>
+              <w:t>------------------------------------------------------------------------</w:t>
+            </w:r>
+          </w:p>
+          <w:p>
+            <w:pPr>
+              <w:shd w:val="clear" w:color="auto" w:fill="1F1F1F"/>
+              <w:spacing w:line="270" w:lineRule="atLeast"/>
+              <w:rPr>
+                <w:rFonts w:ascii="Menlo" w:hAnsi="Menlo" w:cs="Menlo"/>
+                <w:color w:val="CCCCCC"/>
+                <w:sz w:val="18"/>
+                <w:szCs w:val="18"/>
+              </w:rPr>
+            </w:pPr>
+            <w:r>
+              <w:rPr>
+                <w:rFonts w:ascii="Menlo" w:hAnsi="Menlo" w:cs="Menlo"/>
+                <w:color w:val="CCCCCC"/>
+                <w:sz w:val="18"/>
+                <w:szCs w:val="18"/>
+              </w:rPr>
+              <w:t>[</w:t>
+            </w:r>
+            <w:r>
+              <w:rPr>
+                <w:rFonts w:ascii="Menlo" w:hAnsi="Menlo" w:cs="Menlo"/>
+                <w:color w:val="6A9955"/>
+                <w:sz w:val="18"/>
+                <w:szCs w:val="18"/>
+              </w:rPr>
+              <w:t>2026-09-09T06:52:45</w:t>
+            </w:r>
+            <w:r>
+              <w:rPr>
+                <w:rFonts w:ascii="Menlo" w:hAnsi="Menlo" w:cs="Menlo"/>
+                <w:color w:val="CCCCCC"/>
+                <w:sz w:val="18"/>
+                <w:szCs w:val="18"/>
+              </w:rPr>
+              <w:t>] FRAMEWORK VALIDATION</w:t>
+            </w:r>
+          </w:p>
+          <w:p>
+            <w:pPr>
+              <w:shd w:val="clear" w:color="auto" w:fill="1F1F1F"/>
+              <w:spacing w:line="270" w:lineRule="atLeast"/>
+              <w:rPr>
+                <w:rFonts w:ascii="Menlo" w:hAnsi="Menlo" w:cs="Menlo"/>
+                <w:color w:val="CCCCCC"/>
+                <w:sz w:val="18"/>
+                <w:szCs w:val="18"/>
+              </w:rPr>
+            </w:pPr>
+            <w:r>
+              <w:rPr>
+                <w:rFonts w:ascii="Menlo" w:hAnsi="Menlo" w:cs="Menlo"/>
+                <w:color w:val="CCCCCC"/>
+                <w:sz w:val="18"/>
+                <w:szCs w:val="18"/>
+              </w:rPr>
+              <w:t>good=pass manipulated=fail</w:t>
+            </w:r>
+          </w:p>
+          <w:p>
+            <w:pPr>
+              <w:shd w:val="clear" w:color="auto" w:fill="1F1F1F"/>
+              <w:spacing w:line="270" w:lineRule="atLeast"/>
+              <w:rPr>
+                <w:rFonts w:ascii="Menlo" w:hAnsi="Menlo" w:cs="Menlo"/>
+                <w:color w:val="CCCCCC"/>
+                <w:sz w:val="18"/>
+                <w:szCs w:val="18"/>
+              </w:rPr>
+            </w:pPr>
+            <w:r>
+              <w:rPr>
+                <w:rFonts w:ascii="Menlo" w:hAnsi="Menlo" w:cs="Menlo"/>
+                <w:color w:val="CCCCCC"/>
+                <w:sz w:val="18"/>
+                <w:szCs w:val="18"/>
+              </w:rPr>
+              <w:t>------------------------------------------------------------------------</w:t>
+            </w:r>
+          </w:p>
+          <w:p>
+            <w:pPr>
+              <w:shd w:val="clear" w:color="auto" w:fill="1F1F1F"/>
+              <w:spacing w:line="270" w:lineRule="atLeast"/>
+              <w:rPr>
+                <w:rFonts w:ascii="Menlo" w:hAnsi="Menlo" w:cs="Menlo"/>
+                <w:color w:val="CCCCCC"/>
+                <w:sz w:val="18"/>
+                <w:szCs w:val="18"/>
+              </w:rPr>
+            </w:pPr>
+          </w:p>
+          <w:p>
+            <w:pPr>
+              <w:pStyle w:val="NormalWeb"/>
+            </w:pPr>
+          </w:p>
+          <w:p/>
+          <w:p/>
         </w:tc>
       </w:tr>
       <w:tr>
@@ -3357,36 +7694,13 @@
             </w:tcBorders>
           </w:tcPr>
           <w:p>
-            <w:pPr>
-              <w:rPr>
-                <w:sz w:val="24"/>
-                <w:szCs w:val="24"/>
-              </w:rPr>
-            </w:pPr>
-            <w:r>
-              <w:rPr>
-                <w:sz w:val="24"/>
-                <w:szCs w:val="24"/>
-              </w:rPr>
+            <w:r>
+              <w:lastRenderedPageBreak/>
               <w:t>Code, notebook, repository link, or screenshots of setup</w:t>
             </w:r>
           </w:p>
-          <w:p>
-            <w:pPr>
-              <w:rPr>
-                <w:sz w:val="24"/>
-                <w:szCs w:val="24"/>
-              </w:rPr>
-            </w:pPr>
-          </w:p>
-          <w:p>
-            <w:pPr>
-              <w:rPr>
-                <w:sz w:val="24"/>
-                <w:szCs w:val="24"/>
-              </w:rPr>
-            </w:pPr>
-          </w:p>
+          <w:p/>
+          <w:p/>
         </w:tc>
         <w:tc>
           <w:tcPr>
@@ -3398,30 +7712,20 @@
               <w:right w:val="single" w:sz="6" w:space="0" w:color="BFBFBF"/>
             </w:tcBorders>
           </w:tcPr>
-          <w:p>
-            <w:pPr>
-              <w:rPr>
-                <w:sz w:val="24"/>
-                <w:szCs w:val="24"/>
-              </w:rPr>
-            </w:pPr>
-          </w:p>
-          <w:p>
-            <w:pPr>
-              <w:rPr>
-                <w:sz w:val="24"/>
-                <w:szCs w:val="24"/>
-              </w:rPr>
-            </w:pPr>
-          </w:p>
-          <w:p>
-            <w:pPr>
-              <w:rPr>
-                <w:sz w:val="24"/>
-                <w:szCs w:val="24"/>
-              </w:rPr>
-            </w:pPr>
-          </w:p>
+          <w:p/>
+          <w:p>
+            <w:r>
+              <w:t>Repo Link:</w:t>
+            </w:r>
+            <w:r>
+              <w:br/>
+              <w:t xml:space="preserve"> </w:t>
+            </w:r>
+            <w:r>
+              <w:t>https://github.com/sterlingDB/mit-rag-class.git</w:t>
+            </w:r>
+          </w:p>
+          <w:p/>
         </w:tc>
       </w:tr>
       <w:tr>
@@ -3436,36 +7740,12 @@
             </w:tcBorders>
           </w:tcPr>
           <w:p>
-            <w:pPr>
-              <w:rPr>
-                <w:sz w:val="24"/>
-                <w:szCs w:val="24"/>
-              </w:rPr>
-            </w:pPr>
-            <w:r>
-              <w:rPr>
-                <w:sz w:val="24"/>
-                <w:szCs w:val="24"/>
-              </w:rPr>
+            <w:r>
               <w:t>Other supporting evidence</w:t>
             </w:r>
           </w:p>
-          <w:p>
-            <w:pPr>
-              <w:rPr>
-                <w:sz w:val="24"/>
-                <w:szCs w:val="24"/>
-              </w:rPr>
-            </w:pPr>
-          </w:p>
-          <w:p>
-            <w:pPr>
-              <w:rPr>
-                <w:sz w:val="24"/>
-                <w:szCs w:val="24"/>
-              </w:rPr>
-            </w:pPr>
-          </w:p>
+          <w:p/>
+          <w:p/>
         </w:tc>
         <w:tc>
           <w:tcPr>
@@ -3477,30 +7757,9 @@
               <w:right w:val="single" w:sz="6" w:space="0" w:color="BFBFBF"/>
             </w:tcBorders>
           </w:tcPr>
-          <w:p>
-            <w:pPr>
-              <w:rPr>
-                <w:sz w:val="24"/>
-                <w:szCs w:val="24"/>
-              </w:rPr>
-            </w:pPr>
-          </w:p>
-          <w:p>
-            <w:pPr>
-              <w:rPr>
-                <w:sz w:val="24"/>
-                <w:szCs w:val="24"/>
-              </w:rPr>
-            </w:pPr>
-          </w:p>
-          <w:p>
-            <w:pPr>
-              <w:rPr>
-                <w:sz w:val="24"/>
-                <w:szCs w:val="24"/>
-              </w:rPr>
-            </w:pPr>
-          </w:p>
+          <w:p/>
+          <w:p/>
+          <w:p/>
         </w:tc>
       </w:tr>
       <w:tr>
@@ -3515,36 +7774,12 @@
             </w:tcBorders>
           </w:tcPr>
           <w:p>
-            <w:pPr>
-              <w:rPr>
-                <w:sz w:val="24"/>
-                <w:szCs w:val="24"/>
-              </w:rPr>
-            </w:pPr>
-            <w:r>
-              <w:rPr>
-                <w:sz w:val="24"/>
-                <w:szCs w:val="24"/>
-              </w:rPr>
+            <w:r>
               <w:t>Validation evidence (optional)</w:t>
             </w:r>
           </w:p>
-          <w:p>
-            <w:pPr>
-              <w:rPr>
-                <w:sz w:val="24"/>
-                <w:szCs w:val="24"/>
-              </w:rPr>
-            </w:pPr>
-          </w:p>
-          <w:p>
-            <w:pPr>
-              <w:rPr>
-                <w:sz w:val="24"/>
-                <w:szCs w:val="24"/>
-              </w:rPr>
-            </w:pPr>
-          </w:p>
+          <w:p/>
+          <w:p/>
         </w:tc>
         <w:tc>
           <w:tcPr>
@@ -3556,14 +7791,7 @@
               <w:right w:val="single" w:sz="6" w:space="0" w:color="BFBFBF"/>
             </w:tcBorders>
           </w:tcPr>
-          <w:p>
-            <w:pPr>
-              <w:rPr>
-                <w:sz w:val="24"/>
-                <w:szCs w:val="24"/>
-              </w:rPr>
-            </w:pPr>
-          </w:p>
+          <w:p/>
         </w:tc>
       </w:tr>
     </w:tbl>
@@ -4428,6 +8656,304 @@
     </w:lvl>
   </w:abstractNum>
   <w:abstractNum w:abstractNumId="1" w15:restartNumberingAfterBreak="0">
+    <w:nsid w:val="3099122F"/>
+    <w:multiLevelType w:val="multilevel"/>
+    <w:tmpl w:val="7878132A"/>
+    <w:lvl w:ilvl="0">
+      <w:start w:val="1"/>
+      <w:numFmt w:val="bullet"/>
+      <w:lvlText w:val=""/>
+      <w:lvlJc w:val="left"/>
+      <w:pPr>
+        <w:tabs>
+          <w:tab w:val="num" w:pos="720"/>
+        </w:tabs>
+        <w:ind w:left="720" w:hanging="360"/>
+      </w:pPr>
+      <w:rPr>
+        <w:rFonts w:ascii="Symbol" w:hAnsi="Symbol" w:hint="default"/>
+        <w:sz w:val="20"/>
+      </w:rPr>
+    </w:lvl>
+    <w:lvl w:ilvl="1" w:tentative="1">
+      <w:start w:val="1"/>
+      <w:numFmt w:val="bullet"/>
+      <w:lvlText w:val="o"/>
+      <w:lvlJc w:val="left"/>
+      <w:pPr>
+        <w:tabs>
+          <w:tab w:val="num" w:pos="1440"/>
+        </w:tabs>
+        <w:ind w:left="1440" w:hanging="360"/>
+      </w:pPr>
+      <w:rPr>
+        <w:rFonts w:ascii="Courier New" w:hAnsi="Courier New" w:hint="default"/>
+        <w:sz w:val="20"/>
+      </w:rPr>
+    </w:lvl>
+    <w:lvl w:ilvl="2" w:tentative="1">
+      <w:start w:val="1"/>
+      <w:numFmt w:val="bullet"/>
+      <w:lvlText w:val=""/>
+      <w:lvlJc w:val="left"/>
+      <w:pPr>
+        <w:tabs>
+          <w:tab w:val="num" w:pos="2160"/>
+        </w:tabs>
+        <w:ind w:left="2160" w:hanging="360"/>
+      </w:pPr>
+      <w:rPr>
+        <w:rFonts w:ascii="Wingdings" w:hAnsi="Wingdings" w:hint="default"/>
+        <w:sz w:val="20"/>
+      </w:rPr>
+    </w:lvl>
+    <w:lvl w:ilvl="3" w:tentative="1">
+      <w:start w:val="1"/>
+      <w:numFmt w:val="bullet"/>
+      <w:lvlText w:val=""/>
+      <w:lvlJc w:val="left"/>
+      <w:pPr>
+        <w:tabs>
+          <w:tab w:val="num" w:pos="2880"/>
+        </w:tabs>
+        <w:ind w:left="2880" w:hanging="360"/>
+      </w:pPr>
+      <w:rPr>
+        <w:rFonts w:ascii="Wingdings" w:hAnsi="Wingdings" w:hint="default"/>
+        <w:sz w:val="20"/>
+      </w:rPr>
+    </w:lvl>
+    <w:lvl w:ilvl="4" w:tentative="1">
+      <w:start w:val="1"/>
+      <w:numFmt w:val="bullet"/>
+      <w:lvlText w:val=""/>
+      <w:lvlJc w:val="left"/>
+      <w:pPr>
+        <w:tabs>
+          <w:tab w:val="num" w:pos="3600"/>
+        </w:tabs>
+        <w:ind w:left="3600" w:hanging="360"/>
+      </w:pPr>
+      <w:rPr>
+        <w:rFonts w:ascii="Wingdings" w:hAnsi="Wingdings" w:hint="default"/>
+        <w:sz w:val="20"/>
+      </w:rPr>
+    </w:lvl>
+    <w:lvl w:ilvl="5" w:tentative="1">
+      <w:start w:val="1"/>
+      <w:numFmt w:val="bullet"/>
+      <w:lvlText w:val=""/>
+      <w:lvlJc w:val="left"/>
+      <w:pPr>
+        <w:tabs>
+          <w:tab w:val="num" w:pos="4320"/>
+        </w:tabs>
+        <w:ind w:left="4320" w:hanging="360"/>
+      </w:pPr>
+      <w:rPr>
+        <w:rFonts w:ascii="Wingdings" w:hAnsi="Wingdings" w:hint="default"/>
+        <w:sz w:val="20"/>
+      </w:rPr>
+    </w:lvl>
+    <w:lvl w:ilvl="6" w:tentative="1">
+      <w:start w:val="1"/>
+      <w:numFmt w:val="bullet"/>
+      <w:lvlText w:val=""/>
+      <w:lvlJc w:val="left"/>
+      <w:pPr>
+        <w:tabs>
+          <w:tab w:val="num" w:pos="5040"/>
+        </w:tabs>
+        <w:ind w:left="5040" w:hanging="360"/>
+      </w:pPr>
+      <w:rPr>
+        <w:rFonts w:ascii="Wingdings" w:hAnsi="Wingdings" w:hint="default"/>
+        <w:sz w:val="20"/>
+      </w:rPr>
+    </w:lvl>
+    <w:lvl w:ilvl="7" w:tentative="1">
+      <w:start w:val="1"/>
+      <w:numFmt w:val="bullet"/>
+      <w:lvlText w:val=""/>
+      <w:lvlJc w:val="left"/>
+      <w:pPr>
+        <w:tabs>
+          <w:tab w:val="num" w:pos="5760"/>
+        </w:tabs>
+        <w:ind w:left="5760" w:hanging="360"/>
+      </w:pPr>
+      <w:rPr>
+        <w:rFonts w:ascii="Wingdings" w:hAnsi="Wingdings" w:hint="default"/>
+        <w:sz w:val="20"/>
+      </w:rPr>
+    </w:lvl>
+    <w:lvl w:ilvl="8" w:tentative="1">
+      <w:start w:val="1"/>
+      <w:numFmt w:val="bullet"/>
+      <w:lvlText w:val=""/>
+      <w:lvlJc w:val="left"/>
+      <w:pPr>
+        <w:tabs>
+          <w:tab w:val="num" w:pos="6480"/>
+        </w:tabs>
+        <w:ind w:left="6480" w:hanging="360"/>
+      </w:pPr>
+      <w:rPr>
+        <w:rFonts w:ascii="Wingdings" w:hAnsi="Wingdings" w:hint="default"/>
+        <w:sz w:val="20"/>
+      </w:rPr>
+    </w:lvl>
+  </w:abstractNum>
+  <w:abstractNum w:abstractNumId="2" w15:restartNumberingAfterBreak="0">
+    <w:nsid w:val="3B380841"/>
+    <w:multiLevelType w:val="multilevel"/>
+    <w:tmpl w:val="CC5A5210"/>
+    <w:lvl w:ilvl="0">
+      <w:start w:val="1"/>
+      <w:numFmt w:val="bullet"/>
+      <w:lvlText w:val=""/>
+      <w:lvlJc w:val="left"/>
+      <w:pPr>
+        <w:tabs>
+          <w:tab w:val="num" w:pos="720"/>
+        </w:tabs>
+        <w:ind w:left="720" w:hanging="360"/>
+      </w:pPr>
+      <w:rPr>
+        <w:rFonts w:ascii="Symbol" w:hAnsi="Symbol" w:hint="default"/>
+        <w:sz w:val="20"/>
+      </w:rPr>
+    </w:lvl>
+    <w:lvl w:ilvl="1" w:tentative="1">
+      <w:start w:val="1"/>
+      <w:numFmt w:val="bullet"/>
+      <w:lvlText w:val="o"/>
+      <w:lvlJc w:val="left"/>
+      <w:pPr>
+        <w:tabs>
+          <w:tab w:val="num" w:pos="1440"/>
+        </w:tabs>
+        <w:ind w:left="1440" w:hanging="360"/>
+      </w:pPr>
+      <w:rPr>
+        <w:rFonts w:ascii="Courier New" w:hAnsi="Courier New" w:hint="default"/>
+        <w:sz w:val="20"/>
+      </w:rPr>
+    </w:lvl>
+    <w:lvl w:ilvl="2" w:tentative="1">
+      <w:start w:val="1"/>
+      <w:numFmt w:val="bullet"/>
+      <w:lvlText w:val=""/>
+      <w:lvlJc w:val="left"/>
+      <w:pPr>
+        <w:tabs>
+          <w:tab w:val="num" w:pos="2160"/>
+        </w:tabs>
+        <w:ind w:left="2160" w:hanging="360"/>
+      </w:pPr>
+      <w:rPr>
+        <w:rFonts w:ascii="Wingdings" w:hAnsi="Wingdings" w:hint="default"/>
+        <w:sz w:val="20"/>
+      </w:rPr>
+    </w:lvl>
+    <w:lvl w:ilvl="3" w:tentative="1">
+      <w:start w:val="1"/>
+      <w:numFmt w:val="bullet"/>
+      <w:lvlText w:val=""/>
+      <w:lvlJc w:val="left"/>
+      <w:pPr>
+        <w:tabs>
+          <w:tab w:val="num" w:pos="2880"/>
+        </w:tabs>
+        <w:ind w:left="2880" w:hanging="360"/>
+      </w:pPr>
+      <w:rPr>
+        <w:rFonts w:ascii="Wingdings" w:hAnsi="Wingdings" w:hint="default"/>
+        <w:sz w:val="20"/>
+      </w:rPr>
+    </w:lvl>
+    <w:lvl w:ilvl="4" w:tentative="1">
+      <w:start w:val="1"/>
+      <w:numFmt w:val="bullet"/>
+      <w:lvlText w:val=""/>
+      <w:lvlJc w:val="left"/>
+      <w:pPr>
+        <w:tabs>
+          <w:tab w:val="num" w:pos="3600"/>
+        </w:tabs>
+        <w:ind w:left="3600" w:hanging="360"/>
+      </w:pPr>
+      <w:rPr>
+        <w:rFonts w:ascii="Wingdings" w:hAnsi="Wingdings" w:hint="default"/>
+        <w:sz w:val="20"/>
+      </w:rPr>
+    </w:lvl>
+    <w:lvl w:ilvl="5" w:tentative="1">
+      <w:start w:val="1"/>
+      <w:numFmt w:val="bullet"/>
+      <w:lvlText w:val=""/>
+      <w:lvlJc w:val="left"/>
+      <w:pPr>
+        <w:tabs>
+          <w:tab w:val="num" w:pos="4320"/>
+        </w:tabs>
+        <w:ind w:left="4320" w:hanging="360"/>
+      </w:pPr>
+      <w:rPr>
+        <w:rFonts w:ascii="Wingdings" w:hAnsi="Wingdings" w:hint="default"/>
+        <w:sz w:val="20"/>
+      </w:rPr>
+    </w:lvl>
+    <w:lvl w:ilvl="6" w:tentative="1">
+      <w:start w:val="1"/>
+      <w:numFmt w:val="bullet"/>
+      <w:lvlText w:val=""/>
+      <w:lvlJc w:val="left"/>
+      <w:pPr>
+        <w:tabs>
+          <w:tab w:val="num" w:pos="5040"/>
+        </w:tabs>
+        <w:ind w:left="5040" w:hanging="360"/>
+      </w:pPr>
+      <w:rPr>
+        <w:rFonts w:ascii="Wingdings" w:hAnsi="Wingdings" w:hint="default"/>
+        <w:sz w:val="20"/>
+      </w:rPr>
+    </w:lvl>
+    <w:lvl w:ilvl="7" w:tentative="1">
+      <w:start w:val="1"/>
+      <w:numFmt w:val="bullet"/>
+      <w:lvlText w:val=""/>
+      <w:lvlJc w:val="left"/>
+      <w:pPr>
+        <w:tabs>
+          <w:tab w:val="num" w:pos="5760"/>
+        </w:tabs>
+        <w:ind w:left="5760" w:hanging="360"/>
+      </w:pPr>
+      <w:rPr>
+        <w:rFonts w:ascii="Wingdings" w:hAnsi="Wingdings" w:hint="default"/>
+        <w:sz w:val="20"/>
+      </w:rPr>
+    </w:lvl>
+    <w:lvl w:ilvl="8" w:tentative="1">
+      <w:start w:val="1"/>
+      <w:numFmt w:val="bullet"/>
+      <w:lvlText w:val=""/>
+      <w:lvlJc w:val="left"/>
+      <w:pPr>
+        <w:tabs>
+          <w:tab w:val="num" w:pos="6480"/>
+        </w:tabs>
+        <w:ind w:left="6480" w:hanging="360"/>
+      </w:pPr>
+      <w:rPr>
+        <w:rFonts w:ascii="Wingdings" w:hAnsi="Wingdings" w:hint="default"/>
+        <w:sz w:val="20"/>
+      </w:rPr>
+    </w:lvl>
+  </w:abstractNum>
+  <w:abstractNum w:abstractNumId="3" w15:restartNumberingAfterBreak="0">
     <w:nsid w:val="3F17096D"/>
     <w:multiLevelType w:val="multilevel"/>
     <w:tmpl w:val="0F96400A"/>
@@ -4516,7 +9042,7 @@
       </w:pPr>
     </w:lvl>
   </w:abstractNum>
-  <w:abstractNum w:abstractNumId="2" w15:restartNumberingAfterBreak="0">
+  <w:abstractNum w:abstractNumId="4" w15:restartNumberingAfterBreak="0">
     <w:nsid w:val="473A3FD3"/>
     <w:multiLevelType w:val="multilevel"/>
     <w:tmpl w:val="29D07AAE"/>
@@ -4629,7 +9155,7 @@
       </w:rPr>
     </w:lvl>
   </w:abstractNum>
-  <w:abstractNum w:abstractNumId="3" w15:restartNumberingAfterBreak="0">
+  <w:abstractNum w:abstractNumId="5" w15:restartNumberingAfterBreak="0">
     <w:nsid w:val="5BF877AE"/>
     <w:multiLevelType w:val="multilevel"/>
     <w:tmpl w:val="4BDCA6DC"/>
@@ -4710,7 +9236,7 @@
       </w:pPr>
     </w:lvl>
   </w:abstractNum>
-  <w:abstractNum w:abstractNumId="4" w15:restartNumberingAfterBreak="0">
+  <w:abstractNum w:abstractNumId="6" w15:restartNumberingAfterBreak="0">
     <w:nsid w:val="7E916118"/>
     <w:multiLevelType w:val="multilevel"/>
     <w:tmpl w:val="7DFA4CF2"/>
@@ -4800,18 +9326,24 @@
     </w:lvl>
   </w:abstractNum>
   <w:num w:numId="1" w16cid:durableId="1502157242">
-    <w:abstractNumId w:val="3"/>
+    <w:abstractNumId w:val="5"/>
   </w:num>
   <w:num w:numId="2" w16cid:durableId="1038166962">
-    <w:abstractNumId w:val="2"/>
+    <w:abstractNumId w:val="4"/>
   </w:num>
   <w:num w:numId="3" w16cid:durableId="67922738">
     <w:abstractNumId w:val="0"/>
   </w:num>
   <w:num w:numId="4" w16cid:durableId="471093407">
-    <w:abstractNumId w:val="4"/>
+    <w:abstractNumId w:val="6"/>
   </w:num>
   <w:num w:numId="5" w16cid:durableId="382753537">
+    <w:abstractNumId w:val="3"/>
+  </w:num>
+  <w:num w:numId="6" w16cid:durableId="1451363449">
+    <w:abstractNumId w:val="2"/>
+  </w:num>
+  <w:num w:numId="7" w16cid:durableId="955671573">
     <w:abstractNumId w:val="1"/>
   </w:num>
 </w:numbering>
@@ -5215,12 +9747,14 @@
   <w:style w:type="paragraph" w:default="1" w:styleId="Normal">
     <w:name w:val="Normal"/>
     <w:qFormat/>
-    <w:rsid w:val="005A3716"/>
+    <w:rsid w:val="005C0811"/>
+    <w:pPr>
+      <w:spacing w:after="0" w:line="240" w:lineRule="auto"/>
+    </w:pPr>
     <w:rPr>
-      <w:rFonts w:asciiTheme="minorHAnsi" w:hAnsiTheme="minorHAnsi" w:cstheme="minorHAnsi"/>
-      <w:sz w:val="28"/>
-      <w:szCs w:val="28"/>
-      <w:lang w:val="en-US" w:eastAsia="en-GB"/>
+      <w:sz w:val="24"/>
+      <w:szCs w:val="24"/>
+      <w:lang w:val="en-US" w:eastAsia="en-US"/>
     </w:rPr>
   </w:style>
   <w:style w:type="paragraph" w:styleId="Heading1">
@@ -5251,7 +9785,6 @@
     <w:qFormat/>
     <w:rsid w:val="00C51586"/>
     <w:pPr>
-      <w:spacing w:after="0" w:line="240" w:lineRule="auto"/>
       <w:jc w:val="both"/>
       <w:outlineLvl w:val="1"/>
     </w:pPr>
@@ -5293,8 +9826,6 @@
     </w:pPr>
     <w:rPr>
       <w:b/>
-      <w:sz w:val="24"/>
-      <w:szCs w:val="24"/>
     </w:rPr>
   </w:style>
   <w:style w:type="paragraph" w:styleId="Heading5">
@@ -5395,7 +9926,6 @@
         <w:tab w:val="center" w:pos="4513"/>
         <w:tab w:val="right" w:pos="9026"/>
       </w:tabs>
-      <w:spacing w:line="240" w:lineRule="auto"/>
     </w:pPr>
   </w:style>
   <w:style w:type="paragraph" w:styleId="Header">
@@ -5410,7 +9940,6 @@
         <w:tab w:val="center" w:pos="4513"/>
         <w:tab w:val="right" w:pos="9026"/>
       </w:tabs>
-      <w:spacing w:line="240" w:lineRule="auto"/>
     </w:pPr>
   </w:style>
   <w:style w:type="paragraph" w:styleId="Subtitle">
@@ -5447,11 +9976,9 @@
     <w:basedOn w:val="Normal"/>
     <w:qFormat/>
     <w:pPr>
-      <w:spacing w:before="100" w:beforeAutospacing="1" w:after="100" w:afterAutospacing="1" w:line="240" w:lineRule="auto"/>
+      <w:spacing w:before="100" w:beforeAutospacing="1" w:after="100" w:afterAutospacing="1"/>
     </w:pPr>
     <w:rPr>
-      <w:sz w:val="24"/>
-      <w:szCs w:val="24"/>
       <w:lang w:val="en-IN" w:eastAsia="en-IN"/>
     </w:rPr>
   </w:style>
@@ -5460,11 +9987,9 @@
     <w:basedOn w:val="Normal"/>
     <w:qFormat/>
     <w:pPr>
-      <w:spacing w:before="100" w:beforeAutospacing="1" w:after="100" w:afterAutospacing="1" w:line="240" w:lineRule="auto"/>
+      <w:spacing w:before="100" w:beforeAutospacing="1" w:after="100" w:afterAutospacing="1"/>
     </w:pPr>
     <w:rPr>
-      <w:sz w:val="24"/>
-      <w:szCs w:val="24"/>
       <w:lang w:val="en-IN" w:eastAsia="en-IN"/>
     </w:rPr>
   </w:style>
@@ -5526,6 +10051,40 @@
       <w:ind w:left="720"/>
       <w:contextualSpacing/>
     </w:pPr>
+  </w:style>
+  <w:style w:type="paragraph" w:styleId="NormalWeb">
+    <w:name w:val="Normal (Web)"/>
+    <w:basedOn w:val="Normal"/>
+    <w:uiPriority w:val="99"/>
+    <w:unhideWhenUsed/>
+    <w:rsid w:val="00C76667"/>
+    <w:pPr>
+      <w:spacing w:before="100" w:beforeAutospacing="1" w:after="100" w:afterAutospacing="1"/>
+    </w:pPr>
+  </w:style>
+  <w:style w:type="character" w:styleId="Strong">
+    <w:name w:val="Strong"/>
+    <w:basedOn w:val="DefaultParagraphFont"/>
+    <w:uiPriority w:val="22"/>
+    <w:qFormat/>
+    <w:rsid w:val="00547B69"/>
+    <w:rPr>
+      <w:b/>
+      <w:bCs/>
+    </w:rPr>
+  </w:style>
+  <w:style w:type="character" w:styleId="HTMLCode">
+    <w:name w:val="HTML Code"/>
+    <w:basedOn w:val="DefaultParagraphFont"/>
+    <w:uiPriority w:val="99"/>
+    <w:semiHidden/>
+    <w:unhideWhenUsed/>
+    <w:rsid w:val="00A759B1"/>
+    <w:rPr>
+      <w:rFonts w:ascii="Courier New" w:eastAsia="Times New Roman" w:hAnsi="Courier New" w:cs="Courier New"/>
+      <w:sz w:val="20"/>
+      <w:szCs w:val="20"/>
+    </w:rPr>
   </w:style>
 </w:styles>
 </file>
